--- a/docs/nusuk-guide.docx
+++ b/docs/nusuk-guide.docx
@@ -86,7 +86,7 @@
           <w:szCs w:val="22"/>
           <w:rtl/>
         </w:rPr>
-        <w:t xml:space="preserve">النسخة V13.3</w:t>
+        <w:t xml:space="preserve">النسخة V13.4</w:t>
       </w:r>
     </w:p>
     <w:p>

--- a/docs/nusuk-guide.docx
+++ b/docs/nusuk-guide.docx
@@ -86,7 +86,7 @@
           <w:szCs w:val="22"/>
           <w:rtl/>
         </w:rPr>
-        <w:t xml:space="preserve">النسخة V13.4</w:t>
+        <w:t xml:space="preserve">النسخة V13.5</w:t>
       </w:r>
     </w:p>
     <w:p>

--- a/docs/nusuk-guide.docx
+++ b/docs/nusuk-guide.docx
@@ -86,7 +86,7 @@
           <w:szCs w:val="22"/>
           <w:rtl/>
         </w:rPr>
-        <w:t xml:space="preserve">النسخة V13.5</w:t>
+        <w:t xml:space="preserve">النسخة V13.6</w:t>
       </w:r>
     </w:p>
     <w:p>

--- a/docs/nusuk-guide.docx
+++ b/docs/nusuk-guide.docx
@@ -86,7 +86,7 @@
           <w:szCs w:val="22"/>
           <w:rtl/>
         </w:rPr>
-        <w:t xml:space="preserve">النسخة V13.6</w:t>
+        <w:t xml:space="preserve">النسخة V13.7</w:t>
       </w:r>
     </w:p>
     <w:p>

--- a/docs/nusuk-guide.docx
+++ b/docs/nusuk-guide.docx
@@ -86,7 +86,7 @@
           <w:szCs w:val="22"/>
           <w:rtl/>
         </w:rPr>
-        <w:t xml:space="preserve">النسخة V13.7</w:t>
+        <w:t xml:space="preserve">النسخة V13.8</w:t>
       </w:r>
     </w:p>
     <w:p>

--- a/docs/nusuk-guide.docx
+++ b/docs/nusuk-guide.docx
@@ -86,7 +86,7 @@
           <w:szCs w:val="22"/>
           <w:rtl/>
         </w:rPr>
-        <w:t xml:space="preserve">النسخة V13.8</w:t>
+        <w:t xml:space="preserve">النسخة V13.9</w:t>
       </w:r>
     </w:p>
     <w:p>

--- a/docs/nusuk-guide.docx
+++ b/docs/nusuk-guide.docx
@@ -86,7 +86,7 @@
           <w:szCs w:val="22"/>
           <w:rtl/>
         </w:rPr>
-        <w:t xml:space="preserve">النسخة V13.9</w:t>
+        <w:t xml:space="preserve">النسخة V13.10</w:t>
       </w:r>
     </w:p>
     <w:p>

--- a/docs/nusuk-guide.docx
+++ b/docs/nusuk-guide.docx
@@ -86,7 +86,7 @@
           <w:szCs w:val="22"/>
           <w:rtl/>
         </w:rPr>
-        <w:t xml:space="preserve">النسخة V13.10</w:t>
+        <w:t xml:space="preserve">النسخة V13.11</w:t>
       </w:r>
     </w:p>
     <w:p>

--- a/docs/nusuk-guide.docx
+++ b/docs/nusuk-guide.docx
@@ -86,7 +86,7 @@
           <w:szCs w:val="22"/>
           <w:rtl/>
         </w:rPr>
-        <w:t xml:space="preserve">النسخة V13.11</w:t>
+        <w:t xml:space="preserve">النسخة V13.12</w:t>
       </w:r>
     </w:p>
     <w:p>

--- a/docs/nusuk-guide.docx
+++ b/docs/nusuk-guide.docx
@@ -86,7 +86,7 @@
           <w:szCs w:val="22"/>
           <w:rtl/>
         </w:rPr>
-        <w:t xml:space="preserve">النسخة V13.12</w:t>
+        <w:t xml:space="preserve">النسخة V13.13</w:t>
       </w:r>
     </w:p>
     <w:p>

--- a/docs/nusuk-guide.docx
+++ b/docs/nusuk-guide.docx
@@ -86,7 +86,7 @@
           <w:szCs w:val="22"/>
           <w:rtl/>
         </w:rPr>
-        <w:t xml:space="preserve">النسخة V13.13</w:t>
+        <w:t xml:space="preserve">النسخة V13.14</w:t>
       </w:r>
     </w:p>
     <w:p>

--- a/docs/nusuk-guide.docx
+++ b/docs/nusuk-guide.docx
@@ -86,7 +86,7 @@
           <w:szCs w:val="22"/>
           <w:rtl/>
         </w:rPr>
-        <w:t xml:space="preserve">النسخة V13.14</w:t>
+        <w:t xml:space="preserve">النسخة V13.15</w:t>
       </w:r>
     </w:p>
     <w:p>

--- a/docs/nusuk-guide.docx
+++ b/docs/nusuk-guide.docx
@@ -86,7 +86,7 @@
           <w:szCs w:val="22"/>
           <w:rtl/>
         </w:rPr>
-        <w:t xml:space="preserve">النسخة V13.15</w:t>
+        <w:t xml:space="preserve">النسخة V13.16</w:t>
       </w:r>
     </w:p>
     <w:p>

--- a/docs/nusuk-guide.docx
+++ b/docs/nusuk-guide.docx
@@ -86,7 +86,7 @@
           <w:szCs w:val="22"/>
           <w:rtl/>
         </w:rPr>
-        <w:t xml:space="preserve">النسخة V13.16</w:t>
+        <w:t xml:space="preserve">النسخة V13.17</w:t>
       </w:r>
     </w:p>
     <w:p>

--- a/docs/nusuk-guide.docx
+++ b/docs/nusuk-guide.docx
@@ -86,7 +86,7 @@
           <w:szCs w:val="22"/>
           <w:rtl/>
         </w:rPr>
-        <w:t xml:space="preserve">النسخة V13.17</w:t>
+        <w:t xml:space="preserve">النسخة V13.18</w:t>
       </w:r>
     </w:p>
     <w:p>

--- a/docs/nusuk-guide.docx
+++ b/docs/nusuk-guide.docx
@@ -86,7 +86,7 @@
           <w:szCs w:val="22"/>
           <w:rtl/>
         </w:rPr>
-        <w:t xml:space="preserve">النسخة V13.18</w:t>
+        <w:t xml:space="preserve">النسخة V13.19</w:t>
       </w:r>
     </w:p>
     <w:p>

--- a/docs/nusuk-guide.docx
+++ b/docs/nusuk-guide.docx
@@ -86,7 +86,7 @@
           <w:szCs w:val="22"/>
           <w:rtl/>
         </w:rPr>
-        <w:t xml:space="preserve">النسخة V13.19</w:t>
+        <w:t xml:space="preserve">النسخة V13.20</w:t>
       </w:r>
     </w:p>
     <w:p>

--- a/docs/nusuk-guide.docx
+++ b/docs/nusuk-guide.docx
@@ -86,7 +86,7 @@
           <w:szCs w:val="22"/>
           <w:rtl/>
         </w:rPr>
-        <w:t xml:space="preserve">النسخة V13.20</w:t>
+        <w:t xml:space="preserve">النسخة V13.21</w:t>
       </w:r>
     </w:p>
     <w:p>

--- a/docs/nusuk-guide.docx
+++ b/docs/nusuk-guide.docx
@@ -86,7 +86,7 @@
           <w:szCs w:val="22"/>
           <w:rtl/>
         </w:rPr>
-        <w:t xml:space="preserve">النسخة V13.21</w:t>
+        <w:t xml:space="preserve">النسخة V13.22</w:t>
       </w:r>
     </w:p>
     <w:p>

--- a/docs/nusuk-guide.docx
+++ b/docs/nusuk-guide.docx
@@ -86,7 +86,7 @@
           <w:szCs w:val="22"/>
           <w:rtl/>
         </w:rPr>
-        <w:t xml:space="preserve">النسخة V13.22</w:t>
+        <w:t xml:space="preserve">النسخة V13.23</w:t>
       </w:r>
     </w:p>
     <w:p>

--- a/docs/nusuk-guide.docx
+++ b/docs/nusuk-guide.docx
@@ -86,7 +86,7 @@
           <w:szCs w:val="22"/>
           <w:rtl/>
         </w:rPr>
-        <w:t xml:space="preserve">النسخة V13.23</w:t>
+        <w:t xml:space="preserve">النسخة V13.24</w:t>
       </w:r>
     </w:p>
     <w:p>

--- a/docs/nusuk-guide.docx
+++ b/docs/nusuk-guide.docx
@@ -86,7 +86,7 @@
           <w:szCs w:val="22"/>
           <w:rtl/>
         </w:rPr>
-        <w:t xml:space="preserve">النسخة V13.24</w:t>
+        <w:t xml:space="preserve">النسخة V13.25</w:t>
       </w:r>
     </w:p>
     <w:p>

--- a/docs/nusuk-guide.docx
+++ b/docs/nusuk-guide.docx
@@ -86,7 +86,7 @@
           <w:szCs w:val="22"/>
           <w:rtl/>
         </w:rPr>
-        <w:t xml:space="preserve">النسخة V13.25</w:t>
+        <w:t xml:space="preserve">النسخة V13.26</w:t>
       </w:r>
     </w:p>
     <w:p>

--- a/docs/nusuk-guide.docx
+++ b/docs/nusuk-guide.docx
@@ -86,7 +86,7 @@
           <w:szCs w:val="22"/>
           <w:rtl/>
         </w:rPr>
-        <w:t xml:space="preserve">النسخة V13.26</w:t>
+        <w:t xml:space="preserve">النسخة V13.27</w:t>
       </w:r>
     </w:p>
     <w:p>

--- a/docs/nusuk-guide.docx
+++ b/docs/nusuk-guide.docx
@@ -86,7 +86,7 @@
           <w:szCs w:val="22"/>
           <w:rtl/>
         </w:rPr>
-        <w:t xml:space="preserve">النسخة V13.27</w:t>
+        <w:t xml:space="preserve">النسخة V13.28</w:t>
       </w:r>
     </w:p>
     <w:p>

--- a/docs/nusuk-guide.docx
+++ b/docs/nusuk-guide.docx
@@ -86,7 +86,7 @@
           <w:szCs w:val="22"/>
           <w:rtl/>
         </w:rPr>
-        <w:t xml:space="preserve">النسخة V13.28</w:t>
+        <w:t xml:space="preserve">النسخة V13.29</w:t>
       </w:r>
     </w:p>
     <w:p>

--- a/docs/nusuk-guide.docx
+++ b/docs/nusuk-guide.docx
@@ -86,7 +86,7 @@
           <w:szCs w:val="22"/>
           <w:rtl/>
         </w:rPr>
-        <w:t xml:space="preserve">النسخة V13.29</w:t>
+        <w:t xml:space="preserve">النسخة V13.30</w:t>
       </w:r>
     </w:p>
     <w:p>

--- a/docs/nusuk-guide.docx
+++ b/docs/nusuk-guide.docx
@@ -86,7 +86,7 @@
           <w:szCs w:val="22"/>
           <w:rtl/>
         </w:rPr>
-        <w:t xml:space="preserve">النسخة V13.30</w:t>
+        <w:t xml:space="preserve">النسخة V13.31</w:t>
       </w:r>
     </w:p>
     <w:p>

--- a/docs/nusuk-guide.docx
+++ b/docs/nusuk-guide.docx
@@ -86,7 +86,7 @@
           <w:szCs w:val="22"/>
           <w:rtl/>
         </w:rPr>
-        <w:t xml:space="preserve">النسخة V13.31</w:t>
+        <w:t xml:space="preserve">النسخة V13.32</w:t>
       </w:r>
     </w:p>
     <w:p>

--- a/docs/nusuk-guide.docx
+++ b/docs/nusuk-guide.docx
@@ -86,7 +86,7 @@
           <w:szCs w:val="22"/>
           <w:rtl/>
         </w:rPr>
-        <w:t xml:space="preserve">النسخة V13.32</w:t>
+        <w:t xml:space="preserve">النسخة V13.33</w:t>
       </w:r>
     </w:p>
     <w:p>

--- a/docs/nusuk-guide.docx
+++ b/docs/nusuk-guide.docx
@@ -86,7 +86,7 @@
           <w:szCs w:val="22"/>
           <w:rtl/>
         </w:rPr>
-        <w:t xml:space="preserve">النسخة V13.33</w:t>
+        <w:t xml:space="preserve">النسخة V13.34</w:t>
       </w:r>
     </w:p>
     <w:p>

--- a/docs/nusuk-guide.docx
+++ b/docs/nusuk-guide.docx
@@ -86,7 +86,7 @@
           <w:szCs w:val="22"/>
           <w:rtl/>
         </w:rPr>
-        <w:t xml:space="preserve">النسخة V13.34</w:t>
+        <w:t xml:space="preserve">النسخة V13.35</w:t>
       </w:r>
     </w:p>
     <w:p>

--- a/docs/nusuk-guide.docx
+++ b/docs/nusuk-guide.docx
@@ -86,7 +86,7 @@
           <w:szCs w:val="22"/>
           <w:rtl/>
         </w:rPr>
-        <w:t xml:space="preserve">النسخة V13.35</w:t>
+        <w:t xml:space="preserve">النسخة V13.36</w:t>
       </w:r>
     </w:p>
     <w:p>

--- a/docs/nusuk-guide.docx
+++ b/docs/nusuk-guide.docx
@@ -5,7 +5,7 @@
     <w:p>
       <w:pPr>
         <w:bidi/>
-        <w:spacing w:after="180" w:before="2300"/>
+        <w:spacing w:after="170" w:before="2200"/>
         <w:jc w:val="center"/>
       </w:pPr>
       <w:r>
@@ -24,7 +24,7 @@
     <w:p>
       <w:pPr>
         <w:bidi/>
-        <w:spacing w:after="140"/>
+        <w:spacing w:after="130"/>
         <w:jc w:val="center"/>
       </w:pPr>
       <w:r>
@@ -33,8 +33,8 @@
           <w:b/>
           <w:bCs/>
           <w:color w:val="1F2328"/>
-          <w:sz w:val="30"/>
-          <w:szCs w:val="30"/>
+          <w:sz w:val="31"/>
+          <w:szCs w:val="31"/>
           <w:rtl/>
         </w:rPr>
         <w:t xml:space="preserve">دليل النظام الكامل</w:t>
@@ -43,7 +43,7 @@
     <w:p>
       <w:pPr>
         <w:bidi/>
-        <w:spacing w:after="2500"/>
+        <w:spacing w:after="2400"/>
         <w:jc w:val="center"/>
       </w:pPr>
       <w:r>
@@ -52,11 +52,11 @@
           <w:b w:val="false"/>
           <w:bCs w:val="false"/>
           <w:color w:val="5A6068"/>
-          <w:sz w:val="21"/>
-          <w:szCs w:val="21"/>
+          <w:sz w:val="20"/>
+          <w:szCs w:val="20"/>
           <w:rtl/>
         </w:rPr>
-        <w:t xml:space="preserve">مرجع المهندس والإدارة  ·  النسخة V13.37  ·  أغسطس ٢٠٢٦</w:t>
+        <w:t xml:space="preserve">مرجع المهندس والإدارة — تفصيل الشاشات والملفات والقرارات  ·  النسخة V13.38  ·  أغسطس ٢٠٢٦</w:t>
       </w:r>
     </w:p>
     <w:p>
@@ -125,13 +125,13 @@
           <w:szCs w:val="28"/>
           <w:rtl/>
         </w:rPr>
-        <w:t xml:space="preserve">١. ما النظام ودورة حياته</w:t>
+        <w:t xml:space="preserve">١. النظام في صفحة — المهمة ودورة الحياة</w:t>
       </w:r>
     </w:p>
     <w:p>
       <w:pPr>
         <w:bidi/>
-        <w:spacing w:after="110" w:line="290"/>
+        <w:spacing w:after="100" w:line="290"/>
         <w:jc w:val="right"/>
       </w:pPr>
       <w:r>
@@ -144,46 +144,7 @@
           <w:szCs w:val="21"/>
           <w:rtl/>
         </w:rPr>
-        <w:t xml:space="preserve">منظومة واحدة تُدار بها ١٬٧٨٧ نقطة قارئ في منى (٩٤٦) وعرفات (٨٠٥) ومزدلفة (٣٦) عبر دورة كاملة: لم يُزر ← تمت الزيارة (مكتمل/مسوّدة/متعذّر) ← مجدول ← قيد التركيب ← مُركّب ← تشغيل الموسم بمراقبة صحية لحظية ← فك مجدول ← تم الفك (سليم/تالف) ← إرجاع للعُهدة. تعمل «محلي أولًا»: كل عمل يُحفظ على الجهاز فورًا ويُرفع تلقائيًا، ولا يُمسح شيء قبل تأكيد الخادم.</w:t>
-      </w:r>
-    </w:p>
-    <w:p>
-      <w:pPr>
-        <w:bidi/>
-        <w:spacing w:after="110" w:line="290"/>
-        <w:jc w:val="right"/>
-      </w:pPr>
-      <w:r>
-        <w:rPr>
-          <w:rFonts w:ascii="Tahoma" w:cs="Tahoma" w:eastAsia="Tahoma" w:hAnsi="Tahoma"/>
-          <w:b w:val="false"/>
-          <w:bCs w:val="false"/>
-          <w:color w:val="1F2328"/>
-          <w:sz w:val="21"/>
-          <w:szCs w:val="21"/>
-          <w:rtl/>
-        </w:rPr>
-        <w:t xml:space="preserve">قاعدة عرض حاكمة: «الكل = لم يُزر + تمت الزيارة» في كل شاشة — الخريطة والقائمة والأدوات واللوحة تقول الرقم نفسه دائمًا.</w:t>
-      </w:r>
-    </w:p>
-    <w:p>
-      <w:pPr>
-        <w:pStyle w:val="Heading1"/>
-        <w:bidi/>
-        <w:spacing w:after="140" w:before="280"/>
-        <w:jc w:val="right"/>
-      </w:pPr>
-      <w:r>
-        <w:rPr>
-          <w:rFonts w:ascii="Tahoma" w:cs="Tahoma" w:eastAsia="Tahoma" w:hAnsi="Tahoma"/>
-          <w:b/>
-          <w:bCs/>
-          <w:color w:val="8C6D1F"/>
-          <w:sz w:val="28"/>
-          <w:szCs w:val="28"/>
-          <w:rtl/>
-        </w:rPr>
-        <w:t xml:space="preserve">٢. الأدوار والصلاحيات</w:t>
+        <w:t xml:space="preserve">منظومة ميدانية واحدة تُدار بها ١٬٧٨٧ نقطة قارئ في المشاعر: منى ٩٤٦ · عرفات ٨٠٥ · مزدلفة ٣٦، عبر دورة حياة مكتملة من المسح حتى إرجاع العُهدة. تعمل «محلي أولًا»: كل إدخال يُحفظ على الجهاز فورًا، والرفع تلقائي عند توفر الشبكة بدافعٍ دوري كل ثلاثين ثانية، ولا يُمسح شيء من الجهاز قبل تأكيد الخادم استلامه.</w:t>
       </w:r>
     </w:p>
     <w:tbl>
@@ -200,20 +161,50 @@
         </w:tblBorders>
       </w:tblPr>
       <w:tblGrid>
+        <w:gridCol w:w="2050"/>
         <w:gridCol w:w="1750"/>
-        <w:gridCol w:w="3900"/>
-        <w:gridCol w:w="3710"/>
+        <w:gridCol w:w="5560"/>
       </w:tblGrid>
       <w:tr>
         <w:tc>
           <w:tcPr>
+            <w:tcW w:type="dxa" w:w="2050"/>
+            <w:shd w:fill="F2ECDD" w:val="clear"/>
+            <w:tcMar>
+              <w:top w:type="dxa" w:w="55"/>
+              <w:left w:type="dxa" w:w="75"/>
+              <w:bottom w:type="dxa" w:w="55"/>
+              <w:right w:type="dxa" w:w="75"/>
+            </w:tcMar>
+          </w:tcPr>
+          <w:p>
+            <w:pPr>
+              <w:bidi/>
+              <w:jc w:val="right"/>
+            </w:pPr>
+            <w:r>
+              <w:rPr>
+                <w:rFonts w:ascii="Tahoma" w:cs="Tahoma" w:eastAsia="Tahoma" w:hAnsi="Tahoma"/>
+                <w:b/>
+                <w:bCs/>
+                <w:color w:val="1F2328"/>
+                <w:sz w:val="18"/>
+                <w:szCs w:val="18"/>
+                <w:rtl/>
+              </w:rPr>
+              <w:t xml:space="preserve">الحالة</w:t>
+            </w:r>
+          </w:p>
+        </w:tc>
+        <w:tc>
+          <w:tcPr>
             <w:tcW w:type="dxa" w:w="1750"/>
             <w:shd w:fill="F2ECDD" w:val="clear"/>
             <w:tcMar>
-              <w:top w:type="dxa" w:w="60"/>
-              <w:left w:type="dxa" w:w="80"/>
-              <w:bottom w:type="dxa" w:w="60"/>
-              <w:right w:type="dxa" w:w="80"/>
+              <w:top w:type="dxa" w:w="55"/>
+              <w:left w:type="dxa" w:w="75"/>
+              <w:bottom w:type="dxa" w:w="55"/>
+              <w:right w:type="dxa" w:w="75"/>
             </w:tcMar>
           </w:tcPr>
           <w:p>
@@ -231,19 +222,19 @@
                 <w:szCs w:val="18"/>
                 <w:rtl/>
               </w:rPr>
-              <w:t xml:space="preserve">الدور</w:t>
-            </w:r>
-          </w:p>
-        </w:tc>
-        <w:tc>
-          <w:tcPr>
-            <w:tcW w:type="dxa" w:w="3900"/>
+              <w:t xml:space="preserve">لونها على الخريطة</w:t>
+            </w:r>
+          </w:p>
+        </w:tc>
+        <w:tc>
+          <w:tcPr>
+            <w:tcW w:type="dxa" w:w="5560"/>
             <w:shd w:fill="F2ECDD" w:val="clear"/>
             <w:tcMar>
-              <w:top w:type="dxa" w:w="60"/>
-              <w:left w:type="dxa" w:w="80"/>
-              <w:bottom w:type="dxa" w:w="60"/>
-              <w:right w:type="dxa" w:w="80"/>
+              <w:top w:type="dxa" w:w="55"/>
+              <w:left w:type="dxa" w:w="75"/>
+              <w:bottom w:type="dxa" w:w="55"/>
+              <w:right w:type="dxa" w:w="75"/>
             </w:tcMar>
           </w:tcPr>
           <w:p>
@@ -261,19 +252,704 @@
                 <w:szCs w:val="18"/>
                 <w:rtl/>
               </w:rPr>
-              <w:t xml:space="preserve">يفعل</w:t>
-            </w:r>
-          </w:p>
-        </w:tc>
-        <w:tc>
-          <w:tcPr>
-            <w:tcW w:type="dxa" w:w="3710"/>
+              <w:t xml:space="preserve">معناها</w:t>
+            </w:r>
+          </w:p>
+        </w:tc>
+      </w:tr>
+      <w:tr>
+        <w:tc>
+          <w:tcPr>
+            <w:tcW w:type="dxa" w:w="2050"/>
+            <w:tcMar>
+              <w:top w:type="dxa" w:w="55"/>
+              <w:left w:type="dxa" w:w="75"/>
+              <w:bottom w:type="dxa" w:w="55"/>
+              <w:right w:type="dxa" w:w="75"/>
+            </w:tcMar>
+          </w:tcPr>
+          <w:p>
+            <w:pPr>
+              <w:bidi/>
+              <w:jc w:val="right"/>
+            </w:pPr>
+            <w:r>
+              <w:rPr>
+                <w:rFonts w:ascii="Tahoma" w:cs="Tahoma" w:eastAsia="Tahoma" w:hAnsi="Tahoma"/>
+                <w:b w:val="false"/>
+                <w:bCs w:val="false"/>
+                <w:color w:val="1F2328"/>
+                <w:sz w:val="18"/>
+                <w:szCs w:val="18"/>
+                <w:rtl/>
+              </w:rPr>
+              <w:t xml:space="preserve">لم يُزر</w:t>
+            </w:r>
+          </w:p>
+        </w:tc>
+        <w:tc>
+          <w:tcPr>
+            <w:tcW w:type="dxa" w:w="1750"/>
+            <w:tcMar>
+              <w:top w:type="dxa" w:w="55"/>
+              <w:left w:type="dxa" w:w="75"/>
+              <w:bottom w:type="dxa" w:w="55"/>
+              <w:right w:type="dxa" w:w="75"/>
+            </w:tcMar>
+          </w:tcPr>
+          <w:p>
+            <w:pPr>
+              <w:bidi/>
+              <w:jc w:val="right"/>
+            </w:pPr>
+            <w:r>
+              <w:rPr>
+                <w:rFonts w:ascii="Tahoma" w:cs="Tahoma" w:eastAsia="Tahoma" w:hAnsi="Tahoma"/>
+                <w:b w:val="false"/>
+                <w:bCs w:val="false"/>
+                <w:color w:val="1F2328"/>
+                <w:sz w:val="18"/>
+                <w:szCs w:val="18"/>
+                <w:rtl/>
+              </w:rPr>
+              <w:t xml:space="preserve">أصفر ذهبي</w:t>
+            </w:r>
+          </w:p>
+        </w:tc>
+        <w:tc>
+          <w:tcPr>
+            <w:tcW w:type="dxa" w:w="5560"/>
+            <w:tcMar>
+              <w:top w:type="dxa" w:w="55"/>
+              <w:left w:type="dxa" w:w="75"/>
+              <w:bottom w:type="dxa" w:w="55"/>
+              <w:right w:type="dxa" w:w="75"/>
+            </w:tcMar>
+          </w:tcPr>
+          <w:p>
+            <w:pPr>
+              <w:bidi/>
+              <w:jc w:val="right"/>
+            </w:pPr>
+            <w:r>
+              <w:rPr>
+                <w:rFonts w:ascii="Tahoma" w:cs="Tahoma" w:eastAsia="Tahoma" w:hAnsi="Tahoma"/>
+                <w:b w:val="false"/>
+                <w:bCs w:val="false"/>
+                <w:color w:val="1F2328"/>
+                <w:sz w:val="18"/>
+                <w:szCs w:val="18"/>
+                <w:rtl/>
+              </w:rPr>
+              <w:t xml:space="preserve">نقطة في السجل الرسمي لم يصلها مسح</w:t>
+            </w:r>
+          </w:p>
+        </w:tc>
+      </w:tr>
+      <w:tr>
+        <w:tc>
+          <w:tcPr>
+            <w:tcW w:type="dxa" w:w="2050"/>
+            <w:tcMar>
+              <w:top w:type="dxa" w:w="55"/>
+              <w:left w:type="dxa" w:w="75"/>
+              <w:bottom w:type="dxa" w:w="55"/>
+              <w:right w:type="dxa" w:w="75"/>
+            </w:tcMar>
+          </w:tcPr>
+          <w:p>
+            <w:pPr>
+              <w:bidi/>
+              <w:jc w:val="right"/>
+            </w:pPr>
+            <w:r>
+              <w:rPr>
+                <w:rFonts w:ascii="Tahoma" w:cs="Tahoma" w:eastAsia="Tahoma" w:hAnsi="Tahoma"/>
+                <w:b w:val="false"/>
+                <w:bCs w:val="false"/>
+                <w:color w:val="1F2328"/>
+                <w:sz w:val="18"/>
+                <w:szCs w:val="18"/>
+                <w:rtl/>
+              </w:rPr>
+              <w:t xml:space="preserve">تمت الزيارة (مكتمل)</w:t>
+            </w:r>
+          </w:p>
+        </w:tc>
+        <w:tc>
+          <w:tcPr>
+            <w:tcW w:type="dxa" w:w="1750"/>
+            <w:tcMar>
+              <w:top w:type="dxa" w:w="55"/>
+              <w:left w:type="dxa" w:w="75"/>
+              <w:bottom w:type="dxa" w:w="55"/>
+              <w:right w:type="dxa" w:w="75"/>
+            </w:tcMar>
+          </w:tcPr>
+          <w:p>
+            <w:pPr>
+              <w:bidi/>
+              <w:jc w:val="right"/>
+            </w:pPr>
+            <w:r>
+              <w:rPr>
+                <w:rFonts w:ascii="Tahoma" w:cs="Tahoma" w:eastAsia="Tahoma" w:hAnsi="Tahoma"/>
+                <w:b w:val="false"/>
+                <w:bCs w:val="false"/>
+                <w:color w:val="1F2328"/>
+                <w:sz w:val="18"/>
+                <w:szCs w:val="18"/>
+                <w:rtl/>
+              </w:rPr>
+              <w:t xml:space="preserve">أزرق سماوي</w:t>
+            </w:r>
+          </w:p>
+        </w:tc>
+        <w:tc>
+          <w:tcPr>
+            <w:tcW w:type="dxa" w:w="5560"/>
+            <w:tcMar>
+              <w:top w:type="dxa" w:w="55"/>
+              <w:left w:type="dxa" w:w="75"/>
+              <w:bottom w:type="dxa" w:w="55"/>
+              <w:right w:type="dxa" w:w="75"/>
+            </w:tcMar>
+          </w:tcPr>
+          <w:p>
+            <w:pPr>
+              <w:bidi/>
+              <w:jc w:val="right"/>
+            </w:pPr>
+            <w:r>
+              <w:rPr>
+                <w:rFonts w:ascii="Tahoma" w:cs="Tahoma" w:eastAsia="Tahoma" w:hAnsi="Tahoma"/>
+                <w:b w:val="false"/>
+                <w:bCs w:val="false"/>
+                <w:color w:val="1F2328"/>
+                <w:sz w:val="18"/>
+                <w:szCs w:val="18"/>
+                <w:rtl/>
+              </w:rPr>
+              <w:t xml:space="preserve">مسح مكتمل الحقول والصور</w:t>
+            </w:r>
+          </w:p>
+        </w:tc>
+      </w:tr>
+      <w:tr>
+        <w:tc>
+          <w:tcPr>
+            <w:tcW w:type="dxa" w:w="2050"/>
+            <w:tcMar>
+              <w:top w:type="dxa" w:w="55"/>
+              <w:left w:type="dxa" w:w="75"/>
+              <w:bottom w:type="dxa" w:w="55"/>
+              <w:right w:type="dxa" w:w="75"/>
+            </w:tcMar>
+          </w:tcPr>
+          <w:p>
+            <w:pPr>
+              <w:bidi/>
+              <w:jc w:val="right"/>
+            </w:pPr>
+            <w:r>
+              <w:rPr>
+                <w:rFonts w:ascii="Tahoma" w:cs="Tahoma" w:eastAsia="Tahoma" w:hAnsi="Tahoma"/>
+                <w:b w:val="false"/>
+                <w:bCs w:val="false"/>
+                <w:color w:val="1F2328"/>
+                <w:sz w:val="18"/>
+                <w:szCs w:val="18"/>
+                <w:rtl/>
+              </w:rPr>
+              <w:t xml:space="preserve">مسوّدة</w:t>
+            </w:r>
+          </w:p>
+        </w:tc>
+        <w:tc>
+          <w:tcPr>
+            <w:tcW w:type="dxa" w:w="1750"/>
+            <w:tcMar>
+              <w:top w:type="dxa" w:w="55"/>
+              <w:left w:type="dxa" w:w="75"/>
+              <w:bottom w:type="dxa" w:w="55"/>
+              <w:right w:type="dxa" w:w="75"/>
+            </w:tcMar>
+          </w:tcPr>
+          <w:p>
+            <w:pPr>
+              <w:bidi/>
+              <w:jc w:val="right"/>
+            </w:pPr>
+            <w:r>
+              <w:rPr>
+                <w:rFonts w:ascii="Tahoma" w:cs="Tahoma" w:eastAsia="Tahoma" w:hAnsi="Tahoma"/>
+                <w:b w:val="false"/>
+                <w:bCs w:val="false"/>
+                <w:color w:val="1F2328"/>
+                <w:sz w:val="18"/>
+                <w:szCs w:val="18"/>
+                <w:rtl/>
+              </w:rPr>
+              <w:t xml:space="preserve">برتقالي</w:t>
+            </w:r>
+          </w:p>
+        </w:tc>
+        <w:tc>
+          <w:tcPr>
+            <w:tcW w:type="dxa" w:w="5560"/>
+            <w:tcMar>
+              <w:top w:type="dxa" w:w="55"/>
+              <w:left w:type="dxa" w:w="75"/>
+              <w:bottom w:type="dxa" w:w="55"/>
+              <w:right w:type="dxa" w:w="75"/>
+            </w:tcMar>
+          </w:tcPr>
+          <w:p>
+            <w:pPr>
+              <w:bidi/>
+              <w:jc w:val="right"/>
+            </w:pPr>
+            <w:r>
+              <w:rPr>
+                <w:rFonts w:ascii="Tahoma" w:cs="Tahoma" w:eastAsia="Tahoma" w:hAnsi="Tahoma"/>
+                <w:b w:val="false"/>
+                <w:bCs w:val="false"/>
+                <w:color w:val="1F2328"/>
+                <w:sz w:val="18"/>
+                <w:szCs w:val="18"/>
+                <w:rtl/>
+              </w:rPr>
+              <w:t xml:space="preserve">حفظ ناقص — تُستكمل ولا تُحسب إنجازًا نهائيًا</w:t>
+            </w:r>
+          </w:p>
+        </w:tc>
+      </w:tr>
+      <w:tr>
+        <w:tc>
+          <w:tcPr>
+            <w:tcW w:type="dxa" w:w="2050"/>
+            <w:tcMar>
+              <w:top w:type="dxa" w:w="55"/>
+              <w:left w:type="dxa" w:w="75"/>
+              <w:bottom w:type="dxa" w:w="55"/>
+              <w:right w:type="dxa" w:w="75"/>
+            </w:tcMar>
+          </w:tcPr>
+          <w:p>
+            <w:pPr>
+              <w:bidi/>
+              <w:jc w:val="right"/>
+            </w:pPr>
+            <w:r>
+              <w:rPr>
+                <w:rFonts w:ascii="Tahoma" w:cs="Tahoma" w:eastAsia="Tahoma" w:hAnsi="Tahoma"/>
+                <w:b w:val="false"/>
+                <w:bCs w:val="false"/>
+                <w:color w:val="1F2328"/>
+                <w:sz w:val="18"/>
+                <w:szCs w:val="18"/>
+                <w:rtl/>
+              </w:rPr>
+              <w:t xml:space="preserve">متعذّر / تم التركيب</w:t>
+            </w:r>
+          </w:p>
+        </w:tc>
+        <w:tc>
+          <w:tcPr>
+            <w:tcW w:type="dxa" w:w="1750"/>
+            <w:tcMar>
+              <w:top w:type="dxa" w:w="55"/>
+              <w:left w:type="dxa" w:w="75"/>
+              <w:bottom w:type="dxa" w:w="55"/>
+              <w:right w:type="dxa" w:w="75"/>
+            </w:tcMar>
+          </w:tcPr>
+          <w:p>
+            <w:pPr>
+              <w:bidi/>
+              <w:jc w:val="right"/>
+            </w:pPr>
+            <w:r>
+              <w:rPr>
+                <w:rFonts w:ascii="Tahoma" w:cs="Tahoma" w:eastAsia="Tahoma" w:hAnsi="Tahoma"/>
+                <w:b w:val="false"/>
+                <w:bCs w:val="false"/>
+                <w:color w:val="1F2328"/>
+                <w:sz w:val="18"/>
+                <w:szCs w:val="18"/>
+                <w:rtl/>
+              </w:rPr>
+              <w:t xml:space="preserve">أخضر</w:t>
+            </w:r>
+          </w:p>
+        </w:tc>
+        <w:tc>
+          <w:tcPr>
+            <w:tcW w:type="dxa" w:w="5560"/>
+            <w:tcMar>
+              <w:top w:type="dxa" w:w="55"/>
+              <w:left w:type="dxa" w:w="75"/>
+              <w:bottom w:type="dxa" w:w="55"/>
+              <w:right w:type="dxa" w:w="75"/>
+            </w:tcMar>
+          </w:tcPr>
+          <w:p>
+            <w:pPr>
+              <w:bidi/>
+              <w:jc w:val="right"/>
+            </w:pPr>
+            <w:r>
+              <w:rPr>
+                <w:rFonts w:ascii="Tahoma" w:cs="Tahoma" w:eastAsia="Tahoma" w:hAnsi="Tahoma"/>
+                <w:b w:val="false"/>
+                <w:bCs w:val="false"/>
+                <w:color w:val="1F2328"/>
+                <w:sz w:val="18"/>
+                <w:szCs w:val="18"/>
+                <w:rtl/>
+              </w:rPr>
+              <w:t xml:space="preserve">في المسح: تعذّر بسببه الموثق · في التركيب: وُسمت مُركّبة</w:t>
+            </w:r>
+          </w:p>
+        </w:tc>
+      </w:tr>
+      <w:tr>
+        <w:tc>
+          <w:tcPr>
+            <w:tcW w:type="dxa" w:w="2050"/>
+            <w:tcMar>
+              <w:top w:type="dxa" w:w="55"/>
+              <w:left w:type="dxa" w:w="75"/>
+              <w:bottom w:type="dxa" w:w="55"/>
+              <w:right w:type="dxa" w:w="75"/>
+            </w:tcMar>
+          </w:tcPr>
+          <w:p>
+            <w:pPr>
+              <w:bidi/>
+              <w:jc w:val="right"/>
+            </w:pPr>
+            <w:r>
+              <w:rPr>
+                <w:rFonts w:ascii="Tahoma" w:cs="Tahoma" w:eastAsia="Tahoma" w:hAnsi="Tahoma"/>
+                <w:b w:val="false"/>
+                <w:bCs w:val="false"/>
+                <w:color w:val="1F2328"/>
+                <w:sz w:val="18"/>
+                <w:szCs w:val="18"/>
+                <w:rtl/>
+              </w:rPr>
+              <w:t xml:space="preserve">فك مجدول</w:t>
+            </w:r>
+          </w:p>
+        </w:tc>
+        <w:tc>
+          <w:tcPr>
+            <w:tcW w:type="dxa" w:w="1750"/>
+            <w:tcMar>
+              <w:top w:type="dxa" w:w="55"/>
+              <w:left w:type="dxa" w:w="75"/>
+              <w:bottom w:type="dxa" w:w="55"/>
+              <w:right w:type="dxa" w:w="75"/>
+            </w:tcMar>
+          </w:tcPr>
+          <w:p>
+            <w:pPr>
+              <w:bidi/>
+              <w:jc w:val="right"/>
+            </w:pPr>
+            <w:r>
+              <w:rPr>
+                <w:rFonts w:ascii="Tahoma" w:cs="Tahoma" w:eastAsia="Tahoma" w:hAnsi="Tahoma"/>
+                <w:b w:val="false"/>
+                <w:bCs w:val="false"/>
+                <w:color w:val="1F2328"/>
+                <w:sz w:val="18"/>
+                <w:szCs w:val="18"/>
+                <w:rtl/>
+              </w:rPr>
+              <w:t xml:space="preserve">برتقالي محروق</w:t>
+            </w:r>
+          </w:p>
+        </w:tc>
+        <w:tc>
+          <w:tcPr>
+            <w:tcW w:type="dxa" w:w="5560"/>
+            <w:tcMar>
+              <w:top w:type="dxa" w:w="55"/>
+              <w:left w:type="dxa" w:w="75"/>
+              <w:bottom w:type="dxa" w:w="55"/>
+              <w:right w:type="dxa" w:w="75"/>
+            </w:tcMar>
+          </w:tcPr>
+          <w:p>
+            <w:pPr>
+              <w:bidi/>
+              <w:jc w:val="right"/>
+            </w:pPr>
+            <w:r>
+              <w:rPr>
+                <w:rFonts w:ascii="Tahoma" w:cs="Tahoma" w:eastAsia="Tahoma" w:hAnsi="Tahoma"/>
+                <w:b w:val="false"/>
+                <w:bCs w:val="false"/>
+                <w:color w:val="1F2328"/>
+                <w:sz w:val="18"/>
+                <w:szCs w:val="18"/>
+                <w:rtl/>
+              </w:rPr>
+              <w:t xml:space="preserve">أُسند فكها لفريقٍ وتاريخ</w:t>
+            </w:r>
+          </w:p>
+        </w:tc>
+      </w:tr>
+      <w:tr>
+        <w:tc>
+          <w:tcPr>
+            <w:tcW w:type="dxa" w:w="2050"/>
+            <w:tcMar>
+              <w:top w:type="dxa" w:w="55"/>
+              <w:left w:type="dxa" w:w="75"/>
+              <w:bottom w:type="dxa" w:w="55"/>
+              <w:right w:type="dxa" w:w="75"/>
+            </w:tcMar>
+          </w:tcPr>
+          <w:p>
+            <w:pPr>
+              <w:bidi/>
+              <w:jc w:val="right"/>
+            </w:pPr>
+            <w:r>
+              <w:rPr>
+                <w:rFonts w:ascii="Tahoma" w:cs="Tahoma" w:eastAsia="Tahoma" w:hAnsi="Tahoma"/>
+                <w:b w:val="false"/>
+                <w:bCs w:val="false"/>
+                <w:color w:val="1F2328"/>
+                <w:sz w:val="18"/>
+                <w:szCs w:val="18"/>
+                <w:rtl/>
+              </w:rPr>
+              <w:t xml:space="preserve">تم الفك</w:t>
+            </w:r>
+          </w:p>
+        </w:tc>
+        <w:tc>
+          <w:tcPr>
+            <w:tcW w:type="dxa" w:w="1750"/>
+            <w:tcMar>
+              <w:top w:type="dxa" w:w="55"/>
+              <w:left w:type="dxa" w:w="75"/>
+              <w:bottom w:type="dxa" w:w="55"/>
+              <w:right w:type="dxa" w:w="75"/>
+            </w:tcMar>
+          </w:tcPr>
+          <w:p>
+            <w:pPr>
+              <w:bidi/>
+              <w:jc w:val="right"/>
+            </w:pPr>
+            <w:r>
+              <w:rPr>
+                <w:rFonts w:ascii="Tahoma" w:cs="Tahoma" w:eastAsia="Tahoma" w:hAnsi="Tahoma"/>
+                <w:b w:val="false"/>
+                <w:bCs w:val="false"/>
+                <w:color w:val="1F2328"/>
+                <w:sz w:val="18"/>
+                <w:szCs w:val="18"/>
+                <w:rtl/>
+              </w:rPr>
+              <w:t xml:space="preserve">بنفسجي</w:t>
+            </w:r>
+          </w:p>
+        </w:tc>
+        <w:tc>
+          <w:tcPr>
+            <w:tcW w:type="dxa" w:w="5560"/>
+            <w:tcMar>
+              <w:top w:type="dxa" w:w="55"/>
+              <w:left w:type="dxa" w:w="75"/>
+              <w:bottom w:type="dxa" w:w="55"/>
+              <w:right w:type="dxa" w:w="75"/>
+            </w:tcMar>
+          </w:tcPr>
+          <w:p>
+            <w:pPr>
+              <w:bidi/>
+              <w:jc w:val="right"/>
+            </w:pPr>
+            <w:r>
+              <w:rPr>
+                <w:rFonts w:ascii="Tahoma" w:cs="Tahoma" w:eastAsia="Tahoma" w:hAnsi="Tahoma"/>
+                <w:b w:val="false"/>
+                <w:bCs w:val="false"/>
+                <w:color w:val="1F2328"/>
+                <w:sz w:val="18"/>
+                <w:szCs w:val="18"/>
+                <w:rtl/>
+              </w:rPr>
+              <w:t xml:space="preserve">فُكّت بحالة جهاز موثقة (سليم/تالف)</w:t>
+            </w:r>
+          </w:p>
+        </w:tc>
+      </w:tr>
+      <w:tr>
+        <w:tc>
+          <w:tcPr>
+            <w:tcW w:type="dxa" w:w="2050"/>
+            <w:tcMar>
+              <w:top w:type="dxa" w:w="55"/>
+              <w:left w:type="dxa" w:w="75"/>
+              <w:bottom w:type="dxa" w:w="55"/>
+              <w:right w:type="dxa" w:w="75"/>
+            </w:tcMar>
+          </w:tcPr>
+          <w:p>
+            <w:pPr>
+              <w:bidi/>
+              <w:jc w:val="right"/>
+            </w:pPr>
+            <w:r>
+              <w:rPr>
+                <w:rFonts w:ascii="Tahoma" w:cs="Tahoma" w:eastAsia="Tahoma" w:hAnsi="Tahoma"/>
+                <w:b w:val="false"/>
+                <w:bCs w:val="false"/>
+                <w:color w:val="1F2328"/>
+                <w:sz w:val="18"/>
+                <w:szCs w:val="18"/>
+                <w:rtl/>
+              </w:rPr>
+              <w:t xml:space="preserve">مقترح ميداني</w:t>
+            </w:r>
+          </w:p>
+        </w:tc>
+        <w:tc>
+          <w:tcPr>
+            <w:tcW w:type="dxa" w:w="1750"/>
+            <w:tcMar>
+              <w:top w:type="dxa" w:w="55"/>
+              <w:left w:type="dxa" w:w="75"/>
+              <w:bottom w:type="dxa" w:w="55"/>
+              <w:right w:type="dxa" w:w="75"/>
+            </w:tcMar>
+          </w:tcPr>
+          <w:p>
+            <w:pPr>
+              <w:bidi/>
+              <w:jc w:val="right"/>
+            </w:pPr>
+            <w:r>
+              <w:rPr>
+                <w:rFonts w:ascii="Tahoma" w:cs="Tahoma" w:eastAsia="Tahoma" w:hAnsi="Tahoma"/>
+                <w:b w:val="false"/>
+                <w:bCs w:val="false"/>
+                <w:color w:val="1F2328"/>
+                <w:sz w:val="18"/>
+                <w:szCs w:val="18"/>
+                <w:rtl/>
+              </w:rPr>
+              <w:t xml:space="preserve">بنفسجي فاتح</w:t>
+            </w:r>
+          </w:p>
+        </w:tc>
+        <w:tc>
+          <w:tcPr>
+            <w:tcW w:type="dxa" w:w="5560"/>
+            <w:tcMar>
+              <w:top w:type="dxa" w:w="55"/>
+              <w:left w:type="dxa" w:w="75"/>
+              <w:bottom w:type="dxa" w:w="55"/>
+              <w:right w:type="dxa" w:w="75"/>
+            </w:tcMar>
+          </w:tcPr>
+          <w:p>
+            <w:pPr>
+              <w:bidi/>
+              <w:jc w:val="right"/>
+            </w:pPr>
+            <w:r>
+              <w:rPr>
+                <w:rFonts w:ascii="Tahoma" w:cs="Tahoma" w:eastAsia="Tahoma" w:hAnsi="Tahoma"/>
+                <w:b w:val="false"/>
+                <w:bCs w:val="false"/>
+                <w:color w:val="1F2328"/>
+                <w:sz w:val="18"/>
+                <w:szCs w:val="18"/>
+                <w:rtl/>
+              </w:rPr>
+              <w:t xml:space="preserve">موقع غير مسجّل اقترحه الميدان وينتظر الاعتماد</w:t>
+            </w:r>
+          </w:p>
+        </w:tc>
+      </w:tr>
+    </w:tbl>
+    <w:p>
+      <w:pPr>
+        <w:bidi/>
+        <w:spacing w:after="100" w:line="290"/>
+        <w:jc w:val="right"/>
+      </w:pPr>
+      <w:r>
+        <w:rPr>
+          <w:rFonts w:ascii="Tahoma" w:cs="Tahoma" w:eastAsia="Tahoma" w:hAnsi="Tahoma"/>
+          <w:b w:val="false"/>
+          <w:bCs w:val="false"/>
+          <w:color w:val="1F2328"/>
+          <w:sz w:val="21"/>
+          <w:szCs w:val="21"/>
+          <w:rtl/>
+        </w:rPr>
+        <w:t xml:space="preserve">قاعدة العرض الحاكمة: «الكل = لم يُزر + تمت الزيارة» في كل شاشة — الخريطة والقائمة والأدوات واللوحة تعرض الرقم نفسه دائمًا، وأي تناقض يُعامل عطلًا يُصلح من جذره.</w:t>
+      </w:r>
+    </w:p>
+    <w:p>
+      <w:pPr>
+        <w:pStyle w:val="Heading1"/>
+        <w:bidi/>
+        <w:spacing w:after="140" w:before="280"/>
+        <w:jc w:val="right"/>
+      </w:pPr>
+      <w:r>
+        <w:rPr>
+          <w:rFonts w:ascii="Tahoma" w:cs="Tahoma" w:eastAsia="Tahoma" w:hAnsi="Tahoma"/>
+          <w:b/>
+          <w:bCs/>
+          <w:color w:val="8C6D1F"/>
+          <w:sz w:val="28"/>
+          <w:szCs w:val="28"/>
+          <w:rtl/>
+        </w:rPr>
+        <w:t xml:space="preserve">٢. الأدوار والصلاحيات — مصفوفة نافذة</w:t>
+      </w:r>
+    </w:p>
+    <w:tbl>
+      <w:tblPr>
+        <w:bidiVisual/>
+        <w:tblW w:type="dxa" w:w="9360"/>
+        <w:tblBorders>
+          <w:top w:val="single" w:color="auto" w:sz="4"/>
+          <w:left w:val="single" w:color="auto" w:sz="4"/>
+          <w:bottom w:val="single" w:color="auto" w:sz="4"/>
+          <w:right w:val="single" w:color="auto" w:sz="4"/>
+          <w:insideH w:val="single" w:color="auto" w:sz="4"/>
+          <w:insideV w:val="single" w:color="auto" w:sz="4"/>
+        </w:tblBorders>
+      </w:tblPr>
+      <w:tblGrid>
+        <w:gridCol w:w="3550"/>
+        <w:gridCol w:w="1250"/>
+        <w:gridCol w:w="1700"/>
+        <w:gridCol w:w="1250"/>
+        <w:gridCol w:w="1610"/>
+      </w:tblGrid>
+      <w:tr>
+        <w:tc>
+          <w:tcPr>
+            <w:tcW w:type="dxa" w:w="3550"/>
             <w:shd w:fill="F2ECDD" w:val="clear"/>
             <w:tcMar>
-              <w:top w:type="dxa" w:w="60"/>
-              <w:left w:type="dxa" w:w="80"/>
-              <w:bottom w:type="dxa" w:w="60"/>
-              <w:right w:type="dxa" w:w="80"/>
+              <w:top w:type="dxa" w:w="55"/>
+              <w:left w:type="dxa" w:w="75"/>
+              <w:bottom w:type="dxa" w:w="55"/>
+              <w:right w:type="dxa" w:w="75"/>
             </w:tcMar>
           </w:tcPr>
           <w:p>
@@ -287,11 +963,131 @@
                 <w:b/>
                 <w:bCs/>
                 <w:color w:val="1F2328"/>
-                <w:sz w:val="18"/>
-                <w:szCs w:val="18"/>
-                <w:rtl/>
-              </w:rPr>
-              <w:t xml:space="preserve">يرى</w:t>
+                <w:sz w:val="17"/>
+                <w:szCs w:val="17"/>
+                <w:rtl/>
+              </w:rPr>
+              <w:t xml:space="preserve">القدرة</w:t>
+            </w:r>
+          </w:p>
+        </w:tc>
+        <w:tc>
+          <w:tcPr>
+            <w:tcW w:type="dxa" w:w="1250"/>
+            <w:shd w:fill="F2ECDD" w:val="clear"/>
+            <w:tcMar>
+              <w:top w:type="dxa" w:w="55"/>
+              <w:left w:type="dxa" w:w="75"/>
+              <w:bottom w:type="dxa" w:w="55"/>
+              <w:right w:type="dxa" w:w="75"/>
+            </w:tcMar>
+          </w:tcPr>
+          <w:p>
+            <w:pPr>
+              <w:bidi/>
+              <w:jc w:val="right"/>
+            </w:pPr>
+            <w:r>
+              <w:rPr>
+                <w:rFonts w:ascii="Tahoma" w:cs="Tahoma" w:eastAsia="Tahoma" w:hAnsi="Tahoma"/>
+                <w:b/>
+                <w:bCs/>
+                <w:color w:val="1F2328"/>
+                <w:sz w:val="17"/>
+                <w:szCs w:val="17"/>
+                <w:rtl/>
+              </w:rPr>
+              <w:t xml:space="preserve">مشرف</w:t>
+            </w:r>
+          </w:p>
+        </w:tc>
+        <w:tc>
+          <w:tcPr>
+            <w:tcW w:type="dxa" w:w="1700"/>
+            <w:shd w:fill="F2ECDD" w:val="clear"/>
+            <w:tcMar>
+              <w:top w:type="dxa" w:w="55"/>
+              <w:left w:type="dxa" w:w="75"/>
+              <w:bottom w:type="dxa" w:w="55"/>
+              <w:right w:type="dxa" w:w="75"/>
+            </w:tcMar>
+          </w:tcPr>
+          <w:p>
+            <w:pPr>
+              <w:bidi/>
+              <w:jc w:val="right"/>
+            </w:pPr>
+            <w:r>
+              <w:rPr>
+                <w:rFonts w:ascii="Tahoma" w:cs="Tahoma" w:eastAsia="Tahoma" w:hAnsi="Tahoma"/>
+                <w:b/>
+                <w:bCs/>
+                <w:color w:val="1F2328"/>
+                <w:sz w:val="17"/>
+                <w:szCs w:val="17"/>
+                <w:rtl/>
+              </w:rPr>
+              <w:t xml:space="preserve">مهندس/أدمن</w:t>
+            </w:r>
+          </w:p>
+        </w:tc>
+        <w:tc>
+          <w:tcPr>
+            <w:tcW w:type="dxa" w:w="1250"/>
+            <w:shd w:fill="F2ECDD" w:val="clear"/>
+            <w:tcMar>
+              <w:top w:type="dxa" w:w="55"/>
+              <w:left w:type="dxa" w:w="75"/>
+              <w:bottom w:type="dxa" w:w="55"/>
+              <w:right w:type="dxa" w:w="75"/>
+            </w:tcMar>
+          </w:tcPr>
+          <w:p>
+            <w:pPr>
+              <w:bidi/>
+              <w:jc w:val="right"/>
+            </w:pPr>
+            <w:r>
+              <w:rPr>
+                <w:rFonts w:ascii="Tahoma" w:cs="Tahoma" w:eastAsia="Tahoma" w:hAnsi="Tahoma"/>
+                <w:b/>
+                <w:bCs/>
+                <w:color w:val="1F2328"/>
+                <w:sz w:val="17"/>
+                <w:szCs w:val="17"/>
+                <w:rtl/>
+              </w:rPr>
+              <w:t xml:space="preserve">مكتب</w:t>
+            </w:r>
+          </w:p>
+        </w:tc>
+        <w:tc>
+          <w:tcPr>
+            <w:tcW w:type="dxa" w:w="1610"/>
+            <w:shd w:fill="F2ECDD" w:val="clear"/>
+            <w:tcMar>
+              <w:top w:type="dxa" w:w="55"/>
+              <w:left w:type="dxa" w:w="75"/>
+              <w:bottom w:type="dxa" w:w="55"/>
+              <w:right w:type="dxa" w:w="75"/>
+            </w:tcMar>
+          </w:tcPr>
+          <w:p>
+            <w:pPr>
+              <w:bidi/>
+              <w:jc w:val="right"/>
+            </w:pPr>
+            <w:r>
+              <w:rPr>
+                <w:rFonts w:ascii="Tahoma" w:cs="Tahoma" w:eastAsia="Tahoma" w:hAnsi="Tahoma"/>
+                <w:b/>
+                <w:bCs/>
+                <w:color w:val="1F2328"/>
+                <w:sz w:val="17"/>
+                <w:szCs w:val="17"/>
+                <w:rtl/>
+              </w:rPr>
+              <w:t xml:space="preserve">وزارة</w:t>
             </w:r>
           </w:p>
         </w:tc>
@@ -299,88 +1095,146 @@
       <w:tr>
         <w:tc>
           <w:tcPr>
-            <w:tcW w:type="dxa" w:w="1750"/>
-            <w:tcMar>
-              <w:top w:type="dxa" w:w="60"/>
-              <w:left w:type="dxa" w:w="80"/>
-              <w:bottom w:type="dxa" w:w="60"/>
-              <w:right w:type="dxa" w:w="80"/>
-            </w:tcMar>
-          </w:tcPr>
-          <w:p>
-            <w:pPr>
-              <w:bidi/>
-              <w:jc w:val="right"/>
-            </w:pPr>
-            <w:r>
-              <w:rPr>
-                <w:rFonts w:ascii="Tahoma" w:cs="Tahoma" w:eastAsia="Tahoma" w:hAnsi="Tahoma"/>
-                <w:b w:val="false"/>
-                <w:bCs w:val="false"/>
-                <w:color w:val="1F2328"/>
-                <w:sz w:val="18"/>
-                <w:szCs w:val="18"/>
-                <w:rtl/>
-              </w:rPr>
-              <w:t xml:space="preserve">المهندس (= أدمن)</w:t>
-            </w:r>
-          </w:p>
-        </w:tc>
-        <w:tc>
-          <w:tcPr>
-            <w:tcW w:type="dxa" w:w="3900"/>
-            <w:tcMar>
-              <w:top w:type="dxa" w:w="60"/>
-              <w:left w:type="dxa" w:w="80"/>
-              <w:bottom w:type="dxa" w:w="60"/>
-              <w:right w:type="dxa" w:w="80"/>
-            </w:tcMar>
-          </w:tcPr>
-          <w:p>
-            <w:pPr>
-              <w:bidi/>
-              <w:jc w:val="right"/>
-            </w:pPr>
-            <w:r>
-              <w:rPr>
-                <w:rFonts w:ascii="Tahoma" w:cs="Tahoma" w:eastAsia="Tahoma" w:hAnsi="Tahoma"/>
-                <w:b w:val="false"/>
-                <w:bCs w:val="false"/>
-                <w:color w:val="1F2328"/>
-                <w:sz w:val="18"/>
-                <w:szCs w:val="18"/>
-                <w:rtl/>
-              </w:rPr>
-              <w:t xml:space="preserve">كل شيء: الاعتمادات، الجدولة والفك، الفرق والأرقام، العُهدة، إدارة كل الحسابات وتغيير الأدوار، إعادة الضبط</w:t>
-            </w:r>
-          </w:p>
-        </w:tc>
-        <w:tc>
-          <w:tcPr>
-            <w:tcW w:type="dxa" w:w="3710"/>
-            <w:tcMar>
-              <w:top w:type="dxa" w:w="60"/>
-              <w:left w:type="dxa" w:w="80"/>
-              <w:bottom w:type="dxa" w:w="60"/>
-              <w:right w:type="dxa" w:w="80"/>
-            </w:tcMar>
-          </w:tcPr>
-          <w:p>
-            <w:pPr>
-              <w:bidi/>
-              <w:jc w:val="right"/>
-            </w:pPr>
-            <w:r>
-              <w:rPr>
-                <w:rFonts w:ascii="Tahoma" w:cs="Tahoma" w:eastAsia="Tahoma" w:hAnsi="Tahoma"/>
-                <w:b w:val="false"/>
-                <w:bCs w:val="false"/>
-                <w:color w:val="1F2328"/>
-                <w:sz w:val="18"/>
-                <w:szCs w:val="18"/>
-                <w:rtl/>
-              </w:rPr>
-              <w:t xml:space="preserve">كل التبويبات واللوحة كاملة (٢٣ قسمًا) وكل التصديرات</w:t>
+            <w:tcW w:type="dxa" w:w="3550"/>
+            <w:tcMar>
+              <w:top w:type="dxa" w:w="55"/>
+              <w:left w:type="dxa" w:w="75"/>
+              <w:bottom w:type="dxa" w:w="55"/>
+              <w:right w:type="dxa" w:w="75"/>
+            </w:tcMar>
+          </w:tcPr>
+          <w:p>
+            <w:pPr>
+              <w:bidi/>
+              <w:jc w:val="right"/>
+            </w:pPr>
+            <w:r>
+              <w:rPr>
+                <w:rFonts w:ascii="Tahoma" w:cs="Tahoma" w:eastAsia="Tahoma" w:hAnsi="Tahoma"/>
+                <w:b w:val="false"/>
+                <w:bCs w:val="false"/>
+                <w:color w:val="1F2328"/>
+                <w:sz w:val="17"/>
+                <w:szCs w:val="17"/>
+                <w:rtl/>
+              </w:rPr>
+              <w:t xml:space="preserve">المسح والتوثيق بالصور</w:t>
+            </w:r>
+          </w:p>
+        </w:tc>
+        <w:tc>
+          <w:tcPr>
+            <w:tcW w:type="dxa" w:w="1250"/>
+            <w:tcMar>
+              <w:top w:type="dxa" w:w="55"/>
+              <w:left w:type="dxa" w:w="75"/>
+              <w:bottom w:type="dxa" w:w="55"/>
+              <w:right w:type="dxa" w:w="75"/>
+            </w:tcMar>
+          </w:tcPr>
+          <w:p>
+            <w:pPr>
+              <w:bidi/>
+              <w:jc w:val="right"/>
+            </w:pPr>
+            <w:r>
+              <w:rPr>
+                <w:rFonts w:ascii="Tahoma" w:cs="Tahoma" w:eastAsia="Tahoma" w:hAnsi="Tahoma"/>
+                <w:b w:val="false"/>
+                <w:bCs w:val="false"/>
+                <w:color w:val="1F2328"/>
+                <w:sz w:val="17"/>
+                <w:szCs w:val="17"/>
+                <w:rtl/>
+              </w:rPr>
+              <w:t xml:space="preserve">✓</w:t>
+            </w:r>
+          </w:p>
+        </w:tc>
+        <w:tc>
+          <w:tcPr>
+            <w:tcW w:type="dxa" w:w="1700"/>
+            <w:tcMar>
+              <w:top w:type="dxa" w:w="55"/>
+              <w:left w:type="dxa" w:w="75"/>
+              <w:bottom w:type="dxa" w:w="55"/>
+              <w:right w:type="dxa" w:w="75"/>
+            </w:tcMar>
+          </w:tcPr>
+          <w:p>
+            <w:pPr>
+              <w:bidi/>
+              <w:jc w:val="right"/>
+            </w:pPr>
+            <w:r>
+              <w:rPr>
+                <w:rFonts w:ascii="Tahoma" w:cs="Tahoma" w:eastAsia="Tahoma" w:hAnsi="Tahoma"/>
+                <w:b w:val="false"/>
+                <w:bCs w:val="false"/>
+                <w:color w:val="1F2328"/>
+                <w:sz w:val="17"/>
+                <w:szCs w:val="17"/>
+                <w:rtl/>
+              </w:rPr>
+              <w:t xml:space="preserve">✓</w:t>
+            </w:r>
+          </w:p>
+        </w:tc>
+        <w:tc>
+          <w:tcPr>
+            <w:tcW w:type="dxa" w:w="1250"/>
+            <w:tcMar>
+              <w:top w:type="dxa" w:w="55"/>
+              <w:left w:type="dxa" w:w="75"/>
+              <w:bottom w:type="dxa" w:w="55"/>
+              <w:right w:type="dxa" w:w="75"/>
+            </w:tcMar>
+          </w:tcPr>
+          <w:p>
+            <w:pPr>
+              <w:bidi/>
+              <w:jc w:val="right"/>
+            </w:pPr>
+            <w:r>
+              <w:rPr>
+                <w:rFonts w:ascii="Tahoma" w:cs="Tahoma" w:eastAsia="Tahoma" w:hAnsi="Tahoma"/>
+                <w:b w:val="false"/>
+                <w:bCs w:val="false"/>
+                <w:color w:val="1F2328"/>
+                <w:sz w:val="17"/>
+                <w:szCs w:val="17"/>
+                <w:rtl/>
+              </w:rPr>
+              <w:t xml:space="preserve">—</w:t>
+            </w:r>
+          </w:p>
+        </w:tc>
+        <w:tc>
+          <w:tcPr>
+            <w:tcW w:type="dxa" w:w="1610"/>
+            <w:tcMar>
+              <w:top w:type="dxa" w:w="55"/>
+              <w:left w:type="dxa" w:w="75"/>
+              <w:bottom w:type="dxa" w:w="55"/>
+              <w:right w:type="dxa" w:w="75"/>
+            </w:tcMar>
+          </w:tcPr>
+          <w:p>
+            <w:pPr>
+              <w:bidi/>
+              <w:jc w:val="right"/>
+            </w:pPr>
+            <w:r>
+              <w:rPr>
+                <w:rFonts w:ascii="Tahoma" w:cs="Tahoma" w:eastAsia="Tahoma" w:hAnsi="Tahoma"/>
+                <w:b w:val="false"/>
+                <w:bCs w:val="false"/>
+                <w:color w:val="1F2328"/>
+                <w:sz w:val="17"/>
+                <w:szCs w:val="17"/>
+                <w:rtl/>
+              </w:rPr>
+              <w:t xml:space="preserve">—</w:t>
             </w:r>
           </w:p>
         </w:tc>
@@ -388,88 +1242,146 @@
       <w:tr>
         <w:tc>
           <w:tcPr>
-            <w:tcW w:type="dxa" w:w="1750"/>
-            <w:tcMar>
-              <w:top w:type="dxa" w:w="60"/>
-              <w:left w:type="dxa" w:w="80"/>
-              <w:bottom w:type="dxa" w:w="60"/>
-              <w:right w:type="dxa" w:w="80"/>
-            </w:tcMar>
-          </w:tcPr>
-          <w:p>
-            <w:pPr>
-              <w:bidi/>
-              <w:jc w:val="right"/>
-            </w:pPr>
-            <w:r>
-              <w:rPr>
-                <w:rFonts w:ascii="Tahoma" w:cs="Tahoma" w:eastAsia="Tahoma" w:hAnsi="Tahoma"/>
-                <w:b w:val="false"/>
-                <w:bCs w:val="false"/>
-                <w:color w:val="1F2328"/>
-                <w:sz w:val="18"/>
-                <w:szCs w:val="18"/>
-                <w:rtl/>
-              </w:rPr>
-              <w:t xml:space="preserve">المشرف الميداني</w:t>
-            </w:r>
-          </w:p>
-        </w:tc>
-        <w:tc>
-          <w:tcPr>
-            <w:tcW w:type="dxa" w:w="3900"/>
-            <w:tcMar>
-              <w:top w:type="dxa" w:w="60"/>
-              <w:left w:type="dxa" w:w="80"/>
-              <w:bottom w:type="dxa" w:w="60"/>
-              <w:right w:type="dxa" w:w="80"/>
-            </w:tcMar>
-          </w:tcPr>
-          <w:p>
-            <w:pPr>
-              <w:bidi/>
-              <w:jc w:val="right"/>
-            </w:pPr>
-            <w:r>
-              <w:rPr>
-                <w:rFonts w:ascii="Tahoma" w:cs="Tahoma" w:eastAsia="Tahoma" w:hAnsi="Tahoma"/>
-                <w:b w:val="false"/>
-                <w:bCs w:val="false"/>
-                <w:color w:val="1F2328"/>
-                <w:sz w:val="18"/>
-                <w:szCs w:val="18"/>
-                <w:rtl/>
-              </w:rPr>
-              <w:t xml:space="preserve">يمسح ويوثّق، يقترح مواقع وشركات، ينفّذ التركيب، يسجّل عناوين الأجهزة، يؤكد الفك</w:t>
-            </w:r>
-          </w:p>
-        </w:tc>
-        <w:tc>
-          <w:tcPr>
-            <w:tcW w:type="dxa" w:w="3710"/>
-            <w:tcMar>
-              <w:top w:type="dxa" w:w="60"/>
-              <w:left w:type="dxa" w:w="80"/>
-              <w:bottom w:type="dxa" w:w="60"/>
-              <w:right w:type="dxa" w:w="80"/>
-            </w:tcMar>
-          </w:tcPr>
-          <w:p>
-            <w:pPr>
-              <w:bidi/>
-              <w:jc w:val="right"/>
-            </w:pPr>
-            <w:r>
-              <w:rPr>
-                <w:rFonts w:ascii="Tahoma" w:cs="Tahoma" w:eastAsia="Tahoma" w:hAnsi="Tahoma"/>
-                <w:b w:val="false"/>
-                <w:bCs w:val="false"/>
-                <w:color w:val="1F2328"/>
-                <w:sz w:val="18"/>
-                <w:szCs w:val="18"/>
-                <w:rtl/>
-              </w:rPr>
-              <w:t xml:space="preserve">خريطة · مواقع · سجلات (بطاقة «شغلي» وترتيبه) · أدوات (دليله والأداة والتحديثات) · جدولي بتصديره — ولوحة «متابعة» فقط</w:t>
+            <w:tcW w:type="dxa" w:w="3550"/>
+            <w:tcMar>
+              <w:top w:type="dxa" w:w="55"/>
+              <w:left w:type="dxa" w:w="75"/>
+              <w:bottom w:type="dxa" w:w="55"/>
+              <w:right w:type="dxa" w:w="75"/>
+            </w:tcMar>
+          </w:tcPr>
+          <w:p>
+            <w:pPr>
+              <w:bidi/>
+              <w:jc w:val="right"/>
+            </w:pPr>
+            <w:r>
+              <w:rPr>
+                <w:rFonts w:ascii="Tahoma" w:cs="Tahoma" w:eastAsia="Tahoma" w:hAnsi="Tahoma"/>
+                <w:b w:val="false"/>
+                <w:bCs w:val="false"/>
+                <w:color w:val="1F2328"/>
+                <w:sz w:val="17"/>
+                <w:szCs w:val="17"/>
+                <w:rtl/>
+              </w:rPr>
+              <w:t xml:space="preserve">اقتراح مواقع وشركات</w:t>
+            </w:r>
+          </w:p>
+        </w:tc>
+        <w:tc>
+          <w:tcPr>
+            <w:tcW w:type="dxa" w:w="1250"/>
+            <w:tcMar>
+              <w:top w:type="dxa" w:w="55"/>
+              <w:left w:type="dxa" w:w="75"/>
+              <w:bottom w:type="dxa" w:w="55"/>
+              <w:right w:type="dxa" w:w="75"/>
+            </w:tcMar>
+          </w:tcPr>
+          <w:p>
+            <w:pPr>
+              <w:bidi/>
+              <w:jc w:val="right"/>
+            </w:pPr>
+            <w:r>
+              <w:rPr>
+                <w:rFonts w:ascii="Tahoma" w:cs="Tahoma" w:eastAsia="Tahoma" w:hAnsi="Tahoma"/>
+                <w:b w:val="false"/>
+                <w:bCs w:val="false"/>
+                <w:color w:val="1F2328"/>
+                <w:sz w:val="17"/>
+                <w:szCs w:val="17"/>
+                <w:rtl/>
+              </w:rPr>
+              <w:t xml:space="preserve">✓</w:t>
+            </w:r>
+          </w:p>
+        </w:tc>
+        <w:tc>
+          <w:tcPr>
+            <w:tcW w:type="dxa" w:w="1700"/>
+            <w:tcMar>
+              <w:top w:type="dxa" w:w="55"/>
+              <w:left w:type="dxa" w:w="75"/>
+              <w:bottom w:type="dxa" w:w="55"/>
+              <w:right w:type="dxa" w:w="75"/>
+            </w:tcMar>
+          </w:tcPr>
+          <w:p>
+            <w:pPr>
+              <w:bidi/>
+              <w:jc w:val="right"/>
+            </w:pPr>
+            <w:r>
+              <w:rPr>
+                <w:rFonts w:ascii="Tahoma" w:cs="Tahoma" w:eastAsia="Tahoma" w:hAnsi="Tahoma"/>
+                <w:b w:val="false"/>
+                <w:bCs w:val="false"/>
+                <w:color w:val="1F2328"/>
+                <w:sz w:val="17"/>
+                <w:szCs w:val="17"/>
+                <w:rtl/>
+              </w:rPr>
+              <w:t xml:space="preserve">✓</w:t>
+            </w:r>
+          </w:p>
+        </w:tc>
+        <w:tc>
+          <w:tcPr>
+            <w:tcW w:type="dxa" w:w="1250"/>
+            <w:tcMar>
+              <w:top w:type="dxa" w:w="55"/>
+              <w:left w:type="dxa" w:w="75"/>
+              <w:bottom w:type="dxa" w:w="55"/>
+              <w:right w:type="dxa" w:w="75"/>
+            </w:tcMar>
+          </w:tcPr>
+          <w:p>
+            <w:pPr>
+              <w:bidi/>
+              <w:jc w:val="right"/>
+            </w:pPr>
+            <w:r>
+              <w:rPr>
+                <w:rFonts w:ascii="Tahoma" w:cs="Tahoma" w:eastAsia="Tahoma" w:hAnsi="Tahoma"/>
+                <w:b w:val="false"/>
+                <w:bCs w:val="false"/>
+                <w:color w:val="1F2328"/>
+                <w:sz w:val="17"/>
+                <w:szCs w:val="17"/>
+                <w:rtl/>
+              </w:rPr>
+              <w:t xml:space="preserve">—</w:t>
+            </w:r>
+          </w:p>
+        </w:tc>
+        <w:tc>
+          <w:tcPr>
+            <w:tcW w:type="dxa" w:w="1610"/>
+            <w:tcMar>
+              <w:top w:type="dxa" w:w="55"/>
+              <w:left w:type="dxa" w:w="75"/>
+              <w:bottom w:type="dxa" w:w="55"/>
+              <w:right w:type="dxa" w:w="75"/>
+            </w:tcMar>
+          </w:tcPr>
+          <w:p>
+            <w:pPr>
+              <w:bidi/>
+              <w:jc w:val="right"/>
+            </w:pPr>
+            <w:r>
+              <w:rPr>
+                <w:rFonts w:ascii="Tahoma" w:cs="Tahoma" w:eastAsia="Tahoma" w:hAnsi="Tahoma"/>
+                <w:b w:val="false"/>
+                <w:bCs w:val="false"/>
+                <w:color w:val="1F2328"/>
+                <w:sz w:val="17"/>
+                <w:szCs w:val="17"/>
+                <w:rtl/>
+              </w:rPr>
+              <w:t xml:space="preserve">—</w:t>
             </w:r>
           </w:p>
         </w:tc>
@@ -477,88 +1389,146 @@
       <w:tr>
         <w:tc>
           <w:tcPr>
-            <w:tcW w:type="dxa" w:w="1750"/>
-            <w:tcMar>
-              <w:top w:type="dxa" w:w="60"/>
-              <w:left w:type="dxa" w:w="80"/>
-              <w:bottom w:type="dxa" w:w="60"/>
-              <w:right w:type="dxa" w:w="80"/>
-            </w:tcMar>
-          </w:tcPr>
-          <w:p>
-            <w:pPr>
-              <w:bidi/>
-              <w:jc w:val="right"/>
-            </w:pPr>
-            <w:r>
-              <w:rPr>
-                <w:rFonts w:ascii="Tahoma" w:cs="Tahoma" w:eastAsia="Tahoma" w:hAnsi="Tahoma"/>
-                <w:b w:val="false"/>
-                <w:bCs w:val="false"/>
-                <w:color w:val="1F2328"/>
-                <w:sz w:val="18"/>
-                <w:szCs w:val="18"/>
-                <w:rtl/>
-              </w:rPr>
-              <w:t xml:space="preserve">مدير المكتب</w:t>
-            </w:r>
-          </w:p>
-        </w:tc>
-        <w:tc>
-          <w:tcPr>
-            <w:tcW w:type="dxa" w:w="3900"/>
-            <w:tcMar>
-              <w:top w:type="dxa" w:w="60"/>
-              <w:left w:type="dxa" w:w="80"/>
-              <w:bottom w:type="dxa" w:w="60"/>
-              <w:right w:type="dxa" w:w="80"/>
-            </w:tcMar>
-          </w:tcPr>
-          <w:p>
-            <w:pPr>
-              <w:bidi/>
-              <w:jc w:val="right"/>
-            </w:pPr>
-            <w:r>
-              <w:rPr>
-                <w:rFonts w:ascii="Tahoma" w:cs="Tahoma" w:eastAsia="Tahoma" w:hAnsi="Tahoma"/>
-                <w:b w:val="false"/>
-                <w:bCs w:val="false"/>
-                <w:color w:val="1F2328"/>
-                <w:sz w:val="18"/>
-                <w:szCs w:val="18"/>
-                <w:rtl/>
-              </w:rPr>
-              <w:t xml:space="preserve">متابعة وتقارير</w:t>
-            </w:r>
-          </w:p>
-        </w:tc>
-        <w:tc>
-          <w:tcPr>
-            <w:tcW w:type="dxa" w:w="3710"/>
-            <w:tcMar>
-              <w:top w:type="dxa" w:w="60"/>
-              <w:left w:type="dxa" w:w="80"/>
-              <w:bottom w:type="dxa" w:w="60"/>
-              <w:right w:type="dxa" w:w="80"/>
-            </w:tcMar>
-          </w:tcPr>
-          <w:p>
-            <w:pPr>
-              <w:bidi/>
-              <w:jc w:val="right"/>
-            </w:pPr>
-            <w:r>
-              <w:rPr>
-                <w:rFonts w:ascii="Tahoma" w:cs="Tahoma" w:eastAsia="Tahoma" w:hAnsi="Tahoma"/>
-                <w:b w:val="false"/>
-                <w:bCs w:val="false"/>
-                <w:color w:val="1F2328"/>
-                <w:sz w:val="18"/>
-                <w:szCs w:val="18"/>
-                <w:rtl/>
-              </w:rPr>
-              <w:t xml:space="preserve">اللوحة والقوائم دون أدوات النظام</w:t>
+            <w:tcW w:type="dxa" w:w="3550"/>
+            <w:tcMar>
+              <w:top w:type="dxa" w:w="55"/>
+              <w:left w:type="dxa" w:w="75"/>
+              <w:bottom w:type="dxa" w:w="55"/>
+              <w:right w:type="dxa" w:w="75"/>
+            </w:tcMar>
+          </w:tcPr>
+          <w:p>
+            <w:pPr>
+              <w:bidi/>
+              <w:jc w:val="right"/>
+            </w:pPr>
+            <w:r>
+              <w:rPr>
+                <w:rFonts w:ascii="Tahoma" w:cs="Tahoma" w:eastAsia="Tahoma" w:hAnsi="Tahoma"/>
+                <w:b w:val="false"/>
+                <w:bCs w:val="false"/>
+                <w:color w:val="1F2328"/>
+                <w:sz w:val="17"/>
+                <w:szCs w:val="17"/>
+                <w:rtl/>
+              </w:rPr>
+              <w:t xml:space="preserve">اعتماد المقترحات والشركات وتصويبات البيانات</w:t>
+            </w:r>
+          </w:p>
+        </w:tc>
+        <w:tc>
+          <w:tcPr>
+            <w:tcW w:type="dxa" w:w="1250"/>
+            <w:tcMar>
+              <w:top w:type="dxa" w:w="55"/>
+              <w:left w:type="dxa" w:w="75"/>
+              <w:bottom w:type="dxa" w:w="55"/>
+              <w:right w:type="dxa" w:w="75"/>
+            </w:tcMar>
+          </w:tcPr>
+          <w:p>
+            <w:pPr>
+              <w:bidi/>
+              <w:jc w:val="right"/>
+            </w:pPr>
+            <w:r>
+              <w:rPr>
+                <w:rFonts w:ascii="Tahoma" w:cs="Tahoma" w:eastAsia="Tahoma" w:hAnsi="Tahoma"/>
+                <w:b w:val="false"/>
+                <w:bCs w:val="false"/>
+                <w:color w:val="1F2328"/>
+                <w:sz w:val="17"/>
+                <w:szCs w:val="17"/>
+                <w:rtl/>
+              </w:rPr>
+              <w:t xml:space="preserve">—</w:t>
+            </w:r>
+          </w:p>
+        </w:tc>
+        <w:tc>
+          <w:tcPr>
+            <w:tcW w:type="dxa" w:w="1700"/>
+            <w:tcMar>
+              <w:top w:type="dxa" w:w="55"/>
+              <w:left w:type="dxa" w:w="75"/>
+              <w:bottom w:type="dxa" w:w="55"/>
+              <w:right w:type="dxa" w:w="75"/>
+            </w:tcMar>
+          </w:tcPr>
+          <w:p>
+            <w:pPr>
+              <w:bidi/>
+              <w:jc w:val="right"/>
+            </w:pPr>
+            <w:r>
+              <w:rPr>
+                <w:rFonts w:ascii="Tahoma" w:cs="Tahoma" w:eastAsia="Tahoma" w:hAnsi="Tahoma"/>
+                <w:b w:val="false"/>
+                <w:bCs w:val="false"/>
+                <w:color w:val="1F2328"/>
+                <w:sz w:val="17"/>
+                <w:szCs w:val="17"/>
+                <w:rtl/>
+              </w:rPr>
+              <w:t xml:space="preserve">✓</w:t>
+            </w:r>
+          </w:p>
+        </w:tc>
+        <w:tc>
+          <w:tcPr>
+            <w:tcW w:type="dxa" w:w="1250"/>
+            <w:tcMar>
+              <w:top w:type="dxa" w:w="55"/>
+              <w:left w:type="dxa" w:w="75"/>
+              <w:bottom w:type="dxa" w:w="55"/>
+              <w:right w:type="dxa" w:w="75"/>
+            </w:tcMar>
+          </w:tcPr>
+          <w:p>
+            <w:pPr>
+              <w:bidi/>
+              <w:jc w:val="right"/>
+            </w:pPr>
+            <w:r>
+              <w:rPr>
+                <w:rFonts w:ascii="Tahoma" w:cs="Tahoma" w:eastAsia="Tahoma" w:hAnsi="Tahoma"/>
+                <w:b w:val="false"/>
+                <w:bCs w:val="false"/>
+                <w:color w:val="1F2328"/>
+                <w:sz w:val="17"/>
+                <w:szCs w:val="17"/>
+                <w:rtl/>
+              </w:rPr>
+              <w:t xml:space="preserve">—</w:t>
+            </w:r>
+          </w:p>
+        </w:tc>
+        <w:tc>
+          <w:tcPr>
+            <w:tcW w:type="dxa" w:w="1610"/>
+            <w:tcMar>
+              <w:top w:type="dxa" w:w="55"/>
+              <w:left w:type="dxa" w:w="75"/>
+              <w:bottom w:type="dxa" w:w="55"/>
+              <w:right w:type="dxa" w:w="75"/>
+            </w:tcMar>
+          </w:tcPr>
+          <w:p>
+            <w:pPr>
+              <w:bidi/>
+              <w:jc w:val="right"/>
+            </w:pPr>
+            <w:r>
+              <w:rPr>
+                <w:rFonts w:ascii="Tahoma" w:cs="Tahoma" w:eastAsia="Tahoma" w:hAnsi="Tahoma"/>
+                <w:b w:val="false"/>
+                <w:bCs w:val="false"/>
+                <w:color w:val="1F2328"/>
+                <w:sz w:val="17"/>
+                <w:szCs w:val="17"/>
+                <w:rtl/>
+              </w:rPr>
+              <w:t xml:space="preserve">—</w:t>
             </w:r>
           </w:p>
         </w:tc>
@@ -566,88 +1536,1322 @@
       <w:tr>
         <w:tc>
           <w:tcPr>
-            <w:tcW w:type="dxa" w:w="1750"/>
-            <w:tcMar>
-              <w:top w:type="dxa" w:w="60"/>
-              <w:left w:type="dxa" w:w="80"/>
-              <w:bottom w:type="dxa" w:w="60"/>
-              <w:right w:type="dxa" w:w="80"/>
-            </w:tcMar>
-          </w:tcPr>
-          <w:p>
-            <w:pPr>
-              <w:bidi/>
-              <w:jc w:val="right"/>
-            </w:pPr>
-            <w:r>
-              <w:rPr>
-                <w:rFonts w:ascii="Tahoma" w:cs="Tahoma" w:eastAsia="Tahoma" w:hAnsi="Tahoma"/>
-                <w:b w:val="false"/>
-                <w:bCs w:val="false"/>
-                <w:color w:val="1F2328"/>
-                <w:sz w:val="18"/>
-                <w:szCs w:val="18"/>
-                <w:rtl/>
-              </w:rPr>
-              <w:t xml:space="preserve">الوزارة</w:t>
-            </w:r>
-          </w:p>
-        </w:tc>
-        <w:tc>
-          <w:tcPr>
-            <w:tcW w:type="dxa" w:w="3900"/>
-            <w:tcMar>
-              <w:top w:type="dxa" w:w="60"/>
-              <w:left w:type="dxa" w:w="80"/>
-              <w:bottom w:type="dxa" w:w="60"/>
-              <w:right w:type="dxa" w:w="80"/>
-            </w:tcMar>
-          </w:tcPr>
-          <w:p>
-            <w:pPr>
-              <w:bidi/>
-              <w:jc w:val="right"/>
-            </w:pPr>
-            <w:r>
-              <w:rPr>
-                <w:rFonts w:ascii="Tahoma" w:cs="Tahoma" w:eastAsia="Tahoma" w:hAnsi="Tahoma"/>
-                <w:b w:val="false"/>
-                <w:bCs w:val="false"/>
-                <w:color w:val="1F2328"/>
-                <w:sz w:val="18"/>
-                <w:szCs w:val="18"/>
-                <w:rtl/>
-              </w:rPr>
-              <w:t xml:space="preserve">قراءة فقط</w:t>
-            </w:r>
-          </w:p>
-        </w:tc>
-        <w:tc>
-          <w:tcPr>
-            <w:tcW w:type="dxa" w:w="3710"/>
-            <w:tcMar>
-              <w:top w:type="dxa" w:w="60"/>
-              <w:left w:type="dxa" w:w="80"/>
-              <w:bottom w:type="dxa" w:w="60"/>
-              <w:right w:type="dxa" w:w="80"/>
-            </w:tcMar>
-          </w:tcPr>
-          <w:p>
-            <w:pPr>
-              <w:bidi/>
-              <w:jc w:val="right"/>
-            </w:pPr>
-            <w:r>
-              <w:rPr>
-                <w:rFonts w:ascii="Tahoma" w:cs="Tahoma" w:eastAsia="Tahoma" w:hAnsi="Tahoma"/>
-                <w:b w:val="false"/>
-                <w:bCs w:val="false"/>
-                <w:color w:val="1F2328"/>
-                <w:sz w:val="18"/>
-                <w:szCs w:val="18"/>
-                <w:rtl/>
-              </w:rPr>
-              <w:t xml:space="preserve">شاشة متابعة واحدة + «الملخص التنفيذي» إكسلًا — بلا أزرار تنفيذ وبلا أرقام هواتف</w:t>
+            <w:tcW w:type="dxa" w:w="3550"/>
+            <w:tcMar>
+              <w:top w:type="dxa" w:w="55"/>
+              <w:left w:type="dxa" w:w="75"/>
+              <w:bottom w:type="dxa" w:w="55"/>
+              <w:right w:type="dxa" w:w="75"/>
+            </w:tcMar>
+          </w:tcPr>
+          <w:p>
+            <w:pPr>
+              <w:bidi/>
+              <w:jc w:val="right"/>
+            </w:pPr>
+            <w:r>
+              <w:rPr>
+                <w:rFonts w:ascii="Tahoma" w:cs="Tahoma" w:eastAsia="Tahoma" w:hAnsi="Tahoma"/>
+                <w:b w:val="false"/>
+                <w:bCs w:val="false"/>
+                <w:color w:val="1F2328"/>
+                <w:sz w:val="17"/>
+                <w:szCs w:val="17"/>
+                <w:rtl/>
+              </w:rPr>
+              <w:t xml:space="preserve">الجدولة والإسناد (تركيبًا وفكًّا)</w:t>
+            </w:r>
+          </w:p>
+        </w:tc>
+        <w:tc>
+          <w:tcPr>
+            <w:tcW w:type="dxa" w:w="1250"/>
+            <w:tcMar>
+              <w:top w:type="dxa" w:w="55"/>
+              <w:left w:type="dxa" w:w="75"/>
+              <w:bottom w:type="dxa" w:w="55"/>
+              <w:right w:type="dxa" w:w="75"/>
+            </w:tcMar>
+          </w:tcPr>
+          <w:p>
+            <w:pPr>
+              <w:bidi/>
+              <w:jc w:val="right"/>
+            </w:pPr>
+            <w:r>
+              <w:rPr>
+                <w:rFonts w:ascii="Tahoma" w:cs="Tahoma" w:eastAsia="Tahoma" w:hAnsi="Tahoma"/>
+                <w:b w:val="false"/>
+                <w:bCs w:val="false"/>
+                <w:color w:val="1F2328"/>
+                <w:sz w:val="17"/>
+                <w:szCs w:val="17"/>
+                <w:rtl/>
+              </w:rPr>
+              <w:t xml:space="preserve">—</w:t>
+            </w:r>
+          </w:p>
+        </w:tc>
+        <w:tc>
+          <w:tcPr>
+            <w:tcW w:type="dxa" w:w="1700"/>
+            <w:tcMar>
+              <w:top w:type="dxa" w:w="55"/>
+              <w:left w:type="dxa" w:w="75"/>
+              <w:bottom w:type="dxa" w:w="55"/>
+              <w:right w:type="dxa" w:w="75"/>
+            </w:tcMar>
+          </w:tcPr>
+          <w:p>
+            <w:pPr>
+              <w:bidi/>
+              <w:jc w:val="right"/>
+            </w:pPr>
+            <w:r>
+              <w:rPr>
+                <w:rFonts w:ascii="Tahoma" w:cs="Tahoma" w:eastAsia="Tahoma" w:hAnsi="Tahoma"/>
+                <w:b w:val="false"/>
+                <w:bCs w:val="false"/>
+                <w:color w:val="1F2328"/>
+                <w:sz w:val="17"/>
+                <w:szCs w:val="17"/>
+                <w:rtl/>
+              </w:rPr>
+              <w:t xml:space="preserve">✓</w:t>
+            </w:r>
+          </w:p>
+        </w:tc>
+        <w:tc>
+          <w:tcPr>
+            <w:tcW w:type="dxa" w:w="1250"/>
+            <w:tcMar>
+              <w:top w:type="dxa" w:w="55"/>
+              <w:left w:type="dxa" w:w="75"/>
+              <w:bottom w:type="dxa" w:w="55"/>
+              <w:right w:type="dxa" w:w="75"/>
+            </w:tcMar>
+          </w:tcPr>
+          <w:p>
+            <w:pPr>
+              <w:bidi/>
+              <w:jc w:val="right"/>
+            </w:pPr>
+            <w:r>
+              <w:rPr>
+                <w:rFonts w:ascii="Tahoma" w:cs="Tahoma" w:eastAsia="Tahoma" w:hAnsi="Tahoma"/>
+                <w:b w:val="false"/>
+                <w:bCs w:val="false"/>
+                <w:color w:val="1F2328"/>
+                <w:sz w:val="17"/>
+                <w:szCs w:val="17"/>
+                <w:rtl/>
+              </w:rPr>
+              <w:t xml:space="preserve">—</w:t>
+            </w:r>
+          </w:p>
+        </w:tc>
+        <w:tc>
+          <w:tcPr>
+            <w:tcW w:type="dxa" w:w="1610"/>
+            <w:tcMar>
+              <w:top w:type="dxa" w:w="55"/>
+              <w:left w:type="dxa" w:w="75"/>
+              <w:bottom w:type="dxa" w:w="55"/>
+              <w:right w:type="dxa" w:w="75"/>
+            </w:tcMar>
+          </w:tcPr>
+          <w:p>
+            <w:pPr>
+              <w:bidi/>
+              <w:jc w:val="right"/>
+            </w:pPr>
+            <w:r>
+              <w:rPr>
+                <w:rFonts w:ascii="Tahoma" w:cs="Tahoma" w:eastAsia="Tahoma" w:hAnsi="Tahoma"/>
+                <w:b w:val="false"/>
+                <w:bCs w:val="false"/>
+                <w:color w:val="1F2328"/>
+                <w:sz w:val="17"/>
+                <w:szCs w:val="17"/>
+                <w:rtl/>
+              </w:rPr>
+              <w:t xml:space="preserve">—</w:t>
+            </w:r>
+          </w:p>
+        </w:tc>
+      </w:tr>
+      <w:tr>
+        <w:tc>
+          <w:tcPr>
+            <w:tcW w:type="dxa" w:w="3550"/>
+            <w:tcMar>
+              <w:top w:type="dxa" w:w="55"/>
+              <w:left w:type="dxa" w:w="75"/>
+              <w:bottom w:type="dxa" w:w="55"/>
+              <w:right w:type="dxa" w:w="75"/>
+            </w:tcMar>
+          </w:tcPr>
+          <w:p>
+            <w:pPr>
+              <w:bidi/>
+              <w:jc w:val="right"/>
+            </w:pPr>
+            <w:r>
+              <w:rPr>
+                <w:rFonts w:ascii="Tahoma" w:cs="Tahoma" w:eastAsia="Tahoma" w:hAnsi="Tahoma"/>
+                <w:b w:val="false"/>
+                <w:bCs w:val="false"/>
+                <w:color w:val="1F2328"/>
+                <w:sz w:val="17"/>
+                <w:szCs w:val="17"/>
+                <w:rtl/>
+              </w:rPr>
+              <w:t xml:space="preserve">تأكيد الفك (سليم/تالف) وتسجيل عناوين الأجهزة</w:t>
+            </w:r>
+          </w:p>
+        </w:tc>
+        <w:tc>
+          <w:tcPr>
+            <w:tcW w:type="dxa" w:w="1250"/>
+            <w:tcMar>
+              <w:top w:type="dxa" w:w="55"/>
+              <w:left w:type="dxa" w:w="75"/>
+              <w:bottom w:type="dxa" w:w="55"/>
+              <w:right w:type="dxa" w:w="75"/>
+            </w:tcMar>
+          </w:tcPr>
+          <w:p>
+            <w:pPr>
+              <w:bidi/>
+              <w:jc w:val="right"/>
+            </w:pPr>
+            <w:r>
+              <w:rPr>
+                <w:rFonts w:ascii="Tahoma" w:cs="Tahoma" w:eastAsia="Tahoma" w:hAnsi="Tahoma"/>
+                <w:b w:val="false"/>
+                <w:bCs w:val="false"/>
+                <w:color w:val="1F2328"/>
+                <w:sz w:val="17"/>
+                <w:szCs w:val="17"/>
+                <w:rtl/>
+              </w:rPr>
+              <w:t xml:space="preserve">✓</w:t>
+            </w:r>
+          </w:p>
+        </w:tc>
+        <w:tc>
+          <w:tcPr>
+            <w:tcW w:type="dxa" w:w="1700"/>
+            <w:tcMar>
+              <w:top w:type="dxa" w:w="55"/>
+              <w:left w:type="dxa" w:w="75"/>
+              <w:bottom w:type="dxa" w:w="55"/>
+              <w:right w:type="dxa" w:w="75"/>
+            </w:tcMar>
+          </w:tcPr>
+          <w:p>
+            <w:pPr>
+              <w:bidi/>
+              <w:jc w:val="right"/>
+            </w:pPr>
+            <w:r>
+              <w:rPr>
+                <w:rFonts w:ascii="Tahoma" w:cs="Tahoma" w:eastAsia="Tahoma" w:hAnsi="Tahoma"/>
+                <w:b w:val="false"/>
+                <w:bCs w:val="false"/>
+                <w:color w:val="1F2328"/>
+                <w:sz w:val="17"/>
+                <w:szCs w:val="17"/>
+                <w:rtl/>
+              </w:rPr>
+              <w:t xml:space="preserve">✓</w:t>
+            </w:r>
+          </w:p>
+        </w:tc>
+        <w:tc>
+          <w:tcPr>
+            <w:tcW w:type="dxa" w:w="1250"/>
+            <w:tcMar>
+              <w:top w:type="dxa" w:w="55"/>
+              <w:left w:type="dxa" w:w="75"/>
+              <w:bottom w:type="dxa" w:w="55"/>
+              <w:right w:type="dxa" w:w="75"/>
+            </w:tcMar>
+          </w:tcPr>
+          <w:p>
+            <w:pPr>
+              <w:bidi/>
+              <w:jc w:val="right"/>
+            </w:pPr>
+            <w:r>
+              <w:rPr>
+                <w:rFonts w:ascii="Tahoma" w:cs="Tahoma" w:eastAsia="Tahoma" w:hAnsi="Tahoma"/>
+                <w:b w:val="false"/>
+                <w:bCs w:val="false"/>
+                <w:color w:val="1F2328"/>
+                <w:sz w:val="17"/>
+                <w:szCs w:val="17"/>
+                <w:rtl/>
+              </w:rPr>
+              <w:t xml:space="preserve">—</w:t>
+            </w:r>
+          </w:p>
+        </w:tc>
+        <w:tc>
+          <w:tcPr>
+            <w:tcW w:type="dxa" w:w="1610"/>
+            <w:tcMar>
+              <w:top w:type="dxa" w:w="55"/>
+              <w:left w:type="dxa" w:w="75"/>
+              <w:bottom w:type="dxa" w:w="55"/>
+              <w:right w:type="dxa" w:w="75"/>
+            </w:tcMar>
+          </w:tcPr>
+          <w:p>
+            <w:pPr>
+              <w:bidi/>
+              <w:jc w:val="right"/>
+            </w:pPr>
+            <w:r>
+              <w:rPr>
+                <w:rFonts w:ascii="Tahoma" w:cs="Tahoma" w:eastAsia="Tahoma" w:hAnsi="Tahoma"/>
+                <w:b w:val="false"/>
+                <w:bCs w:val="false"/>
+                <w:color w:val="1F2328"/>
+                <w:sz w:val="17"/>
+                <w:szCs w:val="17"/>
+                <w:rtl/>
+              </w:rPr>
+              <w:t xml:space="preserve">—</w:t>
+            </w:r>
+          </w:p>
+        </w:tc>
+      </w:tr>
+      <w:tr>
+        <w:tc>
+          <w:tcPr>
+            <w:tcW w:type="dxa" w:w="3550"/>
+            <w:tcMar>
+              <w:top w:type="dxa" w:w="55"/>
+              <w:left w:type="dxa" w:w="75"/>
+              <w:bottom w:type="dxa" w:w="55"/>
+              <w:right w:type="dxa" w:w="75"/>
+            </w:tcMar>
+          </w:tcPr>
+          <w:p>
+            <w:pPr>
+              <w:bidi/>
+              <w:jc w:val="right"/>
+            </w:pPr>
+            <w:r>
+              <w:rPr>
+                <w:rFonts w:ascii="Tahoma" w:cs="Tahoma" w:eastAsia="Tahoma" w:hAnsi="Tahoma"/>
+                <w:b w:val="false"/>
+                <w:bCs w:val="false"/>
+                <w:color w:val="1F2328"/>
+                <w:sz w:val="17"/>
+                <w:szCs w:val="17"/>
+                <w:rtl/>
+              </w:rPr>
+              <w:t xml:space="preserve">إشعارات واتساب وأرقام المكتب والشركات</w:t>
+            </w:r>
+          </w:p>
+        </w:tc>
+        <w:tc>
+          <w:tcPr>
+            <w:tcW w:type="dxa" w:w="1250"/>
+            <w:tcMar>
+              <w:top w:type="dxa" w:w="55"/>
+              <w:left w:type="dxa" w:w="75"/>
+              <w:bottom w:type="dxa" w:w="55"/>
+              <w:right w:type="dxa" w:w="75"/>
+            </w:tcMar>
+          </w:tcPr>
+          <w:p>
+            <w:pPr>
+              <w:bidi/>
+              <w:jc w:val="right"/>
+            </w:pPr>
+            <w:r>
+              <w:rPr>
+                <w:rFonts w:ascii="Tahoma" w:cs="Tahoma" w:eastAsia="Tahoma" w:hAnsi="Tahoma"/>
+                <w:b w:val="false"/>
+                <w:bCs w:val="false"/>
+                <w:color w:val="1F2328"/>
+                <w:sz w:val="17"/>
+                <w:szCs w:val="17"/>
+                <w:rtl/>
+              </w:rPr>
+              <w:t xml:space="preserve">—</w:t>
+            </w:r>
+          </w:p>
+        </w:tc>
+        <w:tc>
+          <w:tcPr>
+            <w:tcW w:type="dxa" w:w="1700"/>
+            <w:tcMar>
+              <w:top w:type="dxa" w:w="55"/>
+              <w:left w:type="dxa" w:w="75"/>
+              <w:bottom w:type="dxa" w:w="55"/>
+              <w:right w:type="dxa" w:w="75"/>
+            </w:tcMar>
+          </w:tcPr>
+          <w:p>
+            <w:pPr>
+              <w:bidi/>
+              <w:jc w:val="right"/>
+            </w:pPr>
+            <w:r>
+              <w:rPr>
+                <w:rFonts w:ascii="Tahoma" w:cs="Tahoma" w:eastAsia="Tahoma" w:hAnsi="Tahoma"/>
+                <w:b w:val="false"/>
+                <w:bCs w:val="false"/>
+                <w:color w:val="1F2328"/>
+                <w:sz w:val="17"/>
+                <w:szCs w:val="17"/>
+                <w:rtl/>
+              </w:rPr>
+              <w:t xml:space="preserve">✓</w:t>
+            </w:r>
+          </w:p>
+        </w:tc>
+        <w:tc>
+          <w:tcPr>
+            <w:tcW w:type="dxa" w:w="1250"/>
+            <w:tcMar>
+              <w:top w:type="dxa" w:w="55"/>
+              <w:left w:type="dxa" w:w="75"/>
+              <w:bottom w:type="dxa" w:w="55"/>
+              <w:right w:type="dxa" w:w="75"/>
+            </w:tcMar>
+          </w:tcPr>
+          <w:p>
+            <w:pPr>
+              <w:bidi/>
+              <w:jc w:val="right"/>
+            </w:pPr>
+            <w:r>
+              <w:rPr>
+                <w:rFonts w:ascii="Tahoma" w:cs="Tahoma" w:eastAsia="Tahoma" w:hAnsi="Tahoma"/>
+                <w:b w:val="false"/>
+                <w:bCs w:val="false"/>
+                <w:color w:val="1F2328"/>
+                <w:sz w:val="17"/>
+                <w:szCs w:val="17"/>
+                <w:rtl/>
+              </w:rPr>
+              <w:t xml:space="preserve">—</w:t>
+            </w:r>
+          </w:p>
+        </w:tc>
+        <w:tc>
+          <w:tcPr>
+            <w:tcW w:type="dxa" w:w="1610"/>
+            <w:tcMar>
+              <w:top w:type="dxa" w:w="55"/>
+              <w:left w:type="dxa" w:w="75"/>
+              <w:bottom w:type="dxa" w:w="55"/>
+              <w:right w:type="dxa" w:w="75"/>
+            </w:tcMar>
+          </w:tcPr>
+          <w:p>
+            <w:pPr>
+              <w:bidi/>
+              <w:jc w:val="right"/>
+            </w:pPr>
+            <w:r>
+              <w:rPr>
+                <w:rFonts w:ascii="Tahoma" w:cs="Tahoma" w:eastAsia="Tahoma" w:hAnsi="Tahoma"/>
+                <w:b w:val="false"/>
+                <w:bCs w:val="false"/>
+                <w:color w:val="1F2328"/>
+                <w:sz w:val="17"/>
+                <w:szCs w:val="17"/>
+                <w:rtl/>
+              </w:rPr>
+              <w:t xml:space="preserve">—</w:t>
+            </w:r>
+          </w:p>
+        </w:tc>
+      </w:tr>
+      <w:tr>
+        <w:tc>
+          <w:tcPr>
+            <w:tcW w:type="dxa" w:w="3550"/>
+            <w:tcMar>
+              <w:top w:type="dxa" w:w="55"/>
+              <w:left w:type="dxa" w:w="75"/>
+              <w:bottom w:type="dxa" w:w="55"/>
+              <w:right w:type="dxa" w:w="75"/>
+            </w:tcMar>
+          </w:tcPr>
+          <w:p>
+            <w:pPr>
+              <w:bidi/>
+              <w:jc w:val="right"/>
+            </w:pPr>
+            <w:r>
+              <w:rPr>
+                <w:rFonts w:ascii="Tahoma" w:cs="Tahoma" w:eastAsia="Tahoma" w:hAnsi="Tahoma"/>
+                <w:b w:val="false"/>
+                <w:bCs w:val="false"/>
+                <w:color w:val="1F2328"/>
+                <w:sz w:val="17"/>
+                <w:szCs w:val="17"/>
+                <w:rtl/>
+              </w:rPr>
+              <w:t xml:space="preserve">العُهدة وحركتها</w:t>
+            </w:r>
+          </w:p>
+        </w:tc>
+        <w:tc>
+          <w:tcPr>
+            <w:tcW w:type="dxa" w:w="1250"/>
+            <w:tcMar>
+              <w:top w:type="dxa" w:w="55"/>
+              <w:left w:type="dxa" w:w="75"/>
+              <w:bottom w:type="dxa" w:w="55"/>
+              <w:right w:type="dxa" w:w="75"/>
+            </w:tcMar>
+          </w:tcPr>
+          <w:p>
+            <w:pPr>
+              <w:bidi/>
+              <w:jc w:val="right"/>
+            </w:pPr>
+            <w:r>
+              <w:rPr>
+                <w:rFonts w:ascii="Tahoma" w:cs="Tahoma" w:eastAsia="Tahoma" w:hAnsi="Tahoma"/>
+                <w:b w:val="false"/>
+                <w:bCs w:val="false"/>
+                <w:color w:val="1F2328"/>
+                <w:sz w:val="17"/>
+                <w:szCs w:val="17"/>
+                <w:rtl/>
+              </w:rPr>
+              <w:t xml:space="preserve">—</w:t>
+            </w:r>
+          </w:p>
+        </w:tc>
+        <w:tc>
+          <w:tcPr>
+            <w:tcW w:type="dxa" w:w="1700"/>
+            <w:tcMar>
+              <w:top w:type="dxa" w:w="55"/>
+              <w:left w:type="dxa" w:w="75"/>
+              <w:bottom w:type="dxa" w:w="55"/>
+              <w:right w:type="dxa" w:w="75"/>
+            </w:tcMar>
+          </w:tcPr>
+          <w:p>
+            <w:pPr>
+              <w:bidi/>
+              <w:jc w:val="right"/>
+            </w:pPr>
+            <w:r>
+              <w:rPr>
+                <w:rFonts w:ascii="Tahoma" w:cs="Tahoma" w:eastAsia="Tahoma" w:hAnsi="Tahoma"/>
+                <w:b w:val="false"/>
+                <w:bCs w:val="false"/>
+                <w:color w:val="1F2328"/>
+                <w:sz w:val="17"/>
+                <w:szCs w:val="17"/>
+                <w:rtl/>
+              </w:rPr>
+              <w:t xml:space="preserve">✓</w:t>
+            </w:r>
+          </w:p>
+        </w:tc>
+        <w:tc>
+          <w:tcPr>
+            <w:tcW w:type="dxa" w:w="1250"/>
+            <w:tcMar>
+              <w:top w:type="dxa" w:w="55"/>
+              <w:left w:type="dxa" w:w="75"/>
+              <w:bottom w:type="dxa" w:w="55"/>
+              <w:right w:type="dxa" w:w="75"/>
+            </w:tcMar>
+          </w:tcPr>
+          <w:p>
+            <w:pPr>
+              <w:bidi/>
+              <w:jc w:val="right"/>
+            </w:pPr>
+            <w:r>
+              <w:rPr>
+                <w:rFonts w:ascii="Tahoma" w:cs="Tahoma" w:eastAsia="Tahoma" w:hAnsi="Tahoma"/>
+                <w:b w:val="false"/>
+                <w:bCs w:val="false"/>
+                <w:color w:val="1F2328"/>
+                <w:sz w:val="17"/>
+                <w:szCs w:val="17"/>
+                <w:rtl/>
+              </w:rPr>
+              <w:t xml:space="preserve">—</w:t>
+            </w:r>
+          </w:p>
+        </w:tc>
+        <w:tc>
+          <w:tcPr>
+            <w:tcW w:type="dxa" w:w="1610"/>
+            <w:tcMar>
+              <w:top w:type="dxa" w:w="55"/>
+              <w:left w:type="dxa" w:w="75"/>
+              <w:bottom w:type="dxa" w:w="55"/>
+              <w:right w:type="dxa" w:w="75"/>
+            </w:tcMar>
+          </w:tcPr>
+          <w:p>
+            <w:pPr>
+              <w:bidi/>
+              <w:jc w:val="right"/>
+            </w:pPr>
+            <w:r>
+              <w:rPr>
+                <w:rFonts w:ascii="Tahoma" w:cs="Tahoma" w:eastAsia="Tahoma" w:hAnsi="Tahoma"/>
+                <w:b w:val="false"/>
+                <w:bCs w:val="false"/>
+                <w:color w:val="1F2328"/>
+                <w:sz w:val="17"/>
+                <w:szCs w:val="17"/>
+                <w:rtl/>
+              </w:rPr>
+              <w:t xml:space="preserve">—</w:t>
+            </w:r>
+          </w:p>
+        </w:tc>
+      </w:tr>
+      <w:tr>
+        <w:tc>
+          <w:tcPr>
+            <w:tcW w:type="dxa" w:w="3550"/>
+            <w:tcMar>
+              <w:top w:type="dxa" w:w="55"/>
+              <w:left w:type="dxa" w:w="75"/>
+              <w:bottom w:type="dxa" w:w="55"/>
+              <w:right w:type="dxa" w:w="75"/>
+            </w:tcMar>
+          </w:tcPr>
+          <w:p>
+            <w:pPr>
+              <w:bidi/>
+              <w:jc w:val="right"/>
+            </w:pPr>
+            <w:r>
+              <w:rPr>
+                <w:rFonts w:ascii="Tahoma" w:cs="Tahoma" w:eastAsia="Tahoma" w:hAnsi="Tahoma"/>
+                <w:b w:val="false"/>
+                <w:bCs w:val="false"/>
+                <w:color w:val="1F2328"/>
+                <w:sz w:val="17"/>
+                <w:szCs w:val="17"/>
+                <w:rtl/>
+              </w:rPr>
+              <w:t xml:space="preserve">الحسابات: إنشاء وتعديل وتغيير أدوار</w:t>
+            </w:r>
+          </w:p>
+        </w:tc>
+        <w:tc>
+          <w:tcPr>
+            <w:tcW w:type="dxa" w:w="1250"/>
+            <w:tcMar>
+              <w:top w:type="dxa" w:w="55"/>
+              <w:left w:type="dxa" w:w="75"/>
+              <w:bottom w:type="dxa" w:w="55"/>
+              <w:right w:type="dxa" w:w="75"/>
+            </w:tcMar>
+          </w:tcPr>
+          <w:p>
+            <w:pPr>
+              <w:bidi/>
+              <w:jc w:val="right"/>
+            </w:pPr>
+            <w:r>
+              <w:rPr>
+                <w:rFonts w:ascii="Tahoma" w:cs="Tahoma" w:eastAsia="Tahoma" w:hAnsi="Tahoma"/>
+                <w:b w:val="false"/>
+                <w:bCs w:val="false"/>
+                <w:color w:val="1F2328"/>
+                <w:sz w:val="17"/>
+                <w:szCs w:val="17"/>
+                <w:rtl/>
+              </w:rPr>
+              <w:t xml:space="preserve">—</w:t>
+            </w:r>
+          </w:p>
+        </w:tc>
+        <w:tc>
+          <w:tcPr>
+            <w:tcW w:type="dxa" w:w="1700"/>
+            <w:tcMar>
+              <w:top w:type="dxa" w:w="55"/>
+              <w:left w:type="dxa" w:w="75"/>
+              <w:bottom w:type="dxa" w:w="55"/>
+              <w:right w:type="dxa" w:w="75"/>
+            </w:tcMar>
+          </w:tcPr>
+          <w:p>
+            <w:pPr>
+              <w:bidi/>
+              <w:jc w:val="right"/>
+            </w:pPr>
+            <w:r>
+              <w:rPr>
+                <w:rFonts w:ascii="Tahoma" w:cs="Tahoma" w:eastAsia="Tahoma" w:hAnsi="Tahoma"/>
+                <w:b w:val="false"/>
+                <w:bCs w:val="false"/>
+                <w:color w:val="1F2328"/>
+                <w:sz w:val="17"/>
+                <w:szCs w:val="17"/>
+                <w:rtl/>
+              </w:rPr>
+              <w:t xml:space="preserve">✓</w:t>
+            </w:r>
+          </w:p>
+        </w:tc>
+        <w:tc>
+          <w:tcPr>
+            <w:tcW w:type="dxa" w:w="1250"/>
+            <w:tcMar>
+              <w:top w:type="dxa" w:w="55"/>
+              <w:left w:type="dxa" w:w="75"/>
+              <w:bottom w:type="dxa" w:w="55"/>
+              <w:right w:type="dxa" w:w="75"/>
+            </w:tcMar>
+          </w:tcPr>
+          <w:p>
+            <w:pPr>
+              <w:bidi/>
+              <w:jc w:val="right"/>
+            </w:pPr>
+            <w:r>
+              <w:rPr>
+                <w:rFonts w:ascii="Tahoma" w:cs="Tahoma" w:eastAsia="Tahoma" w:hAnsi="Tahoma"/>
+                <w:b w:val="false"/>
+                <w:bCs w:val="false"/>
+                <w:color w:val="1F2328"/>
+                <w:sz w:val="17"/>
+                <w:szCs w:val="17"/>
+                <w:rtl/>
+              </w:rPr>
+              <w:t xml:space="preserve">—</w:t>
+            </w:r>
+          </w:p>
+        </w:tc>
+        <w:tc>
+          <w:tcPr>
+            <w:tcW w:type="dxa" w:w="1610"/>
+            <w:tcMar>
+              <w:top w:type="dxa" w:w="55"/>
+              <w:left w:type="dxa" w:w="75"/>
+              <w:bottom w:type="dxa" w:w="55"/>
+              <w:right w:type="dxa" w:w="75"/>
+            </w:tcMar>
+          </w:tcPr>
+          <w:p>
+            <w:pPr>
+              <w:bidi/>
+              <w:jc w:val="right"/>
+            </w:pPr>
+            <w:r>
+              <w:rPr>
+                <w:rFonts w:ascii="Tahoma" w:cs="Tahoma" w:eastAsia="Tahoma" w:hAnsi="Tahoma"/>
+                <w:b w:val="false"/>
+                <w:bCs w:val="false"/>
+                <w:color w:val="1F2328"/>
+                <w:sz w:val="17"/>
+                <w:szCs w:val="17"/>
+                <w:rtl/>
+              </w:rPr>
+              <w:t xml:space="preserve">—</w:t>
+            </w:r>
+          </w:p>
+        </w:tc>
+      </w:tr>
+      <w:tr>
+        <w:tc>
+          <w:tcPr>
+            <w:tcW w:type="dxa" w:w="3550"/>
+            <w:tcMar>
+              <w:top w:type="dxa" w:w="55"/>
+              <w:left w:type="dxa" w:w="75"/>
+              <w:bottom w:type="dxa" w:w="55"/>
+              <w:right w:type="dxa" w:w="75"/>
+            </w:tcMar>
+          </w:tcPr>
+          <w:p>
+            <w:pPr>
+              <w:bidi/>
+              <w:jc w:val="right"/>
+            </w:pPr>
+            <w:r>
+              <w:rPr>
+                <w:rFonts w:ascii="Tahoma" w:cs="Tahoma" w:eastAsia="Tahoma" w:hAnsi="Tahoma"/>
+                <w:b w:val="false"/>
+                <w:bCs w:val="false"/>
+                <w:color w:val="1F2328"/>
+                <w:sz w:val="17"/>
+                <w:szCs w:val="17"/>
+                <w:rtl/>
+              </w:rPr>
+              <w:t xml:space="preserve">النسخ الاحتياطي والدمج والتصدير اليدوي الشامل</w:t>
+            </w:r>
+          </w:p>
+        </w:tc>
+        <w:tc>
+          <w:tcPr>
+            <w:tcW w:type="dxa" w:w="1250"/>
+            <w:tcMar>
+              <w:top w:type="dxa" w:w="55"/>
+              <w:left w:type="dxa" w:w="75"/>
+              <w:bottom w:type="dxa" w:w="55"/>
+              <w:right w:type="dxa" w:w="75"/>
+            </w:tcMar>
+          </w:tcPr>
+          <w:p>
+            <w:pPr>
+              <w:bidi/>
+              <w:jc w:val="right"/>
+            </w:pPr>
+            <w:r>
+              <w:rPr>
+                <w:rFonts w:ascii="Tahoma" w:cs="Tahoma" w:eastAsia="Tahoma" w:hAnsi="Tahoma"/>
+                <w:b w:val="false"/>
+                <w:bCs w:val="false"/>
+                <w:color w:val="1F2328"/>
+                <w:sz w:val="17"/>
+                <w:szCs w:val="17"/>
+                <w:rtl/>
+              </w:rPr>
+              <w:t xml:space="preserve">—</w:t>
+            </w:r>
+          </w:p>
+        </w:tc>
+        <w:tc>
+          <w:tcPr>
+            <w:tcW w:type="dxa" w:w="1700"/>
+            <w:tcMar>
+              <w:top w:type="dxa" w:w="55"/>
+              <w:left w:type="dxa" w:w="75"/>
+              <w:bottom w:type="dxa" w:w="55"/>
+              <w:right w:type="dxa" w:w="75"/>
+            </w:tcMar>
+          </w:tcPr>
+          <w:p>
+            <w:pPr>
+              <w:bidi/>
+              <w:jc w:val="right"/>
+            </w:pPr>
+            <w:r>
+              <w:rPr>
+                <w:rFonts w:ascii="Tahoma" w:cs="Tahoma" w:eastAsia="Tahoma" w:hAnsi="Tahoma"/>
+                <w:b w:val="false"/>
+                <w:bCs w:val="false"/>
+                <w:color w:val="1F2328"/>
+                <w:sz w:val="17"/>
+                <w:szCs w:val="17"/>
+                <w:rtl/>
+              </w:rPr>
+              <w:t xml:space="preserve">✓</w:t>
+            </w:r>
+          </w:p>
+        </w:tc>
+        <w:tc>
+          <w:tcPr>
+            <w:tcW w:type="dxa" w:w="1250"/>
+            <w:tcMar>
+              <w:top w:type="dxa" w:w="55"/>
+              <w:left w:type="dxa" w:w="75"/>
+              <w:bottom w:type="dxa" w:w="55"/>
+              <w:right w:type="dxa" w:w="75"/>
+            </w:tcMar>
+          </w:tcPr>
+          <w:p>
+            <w:pPr>
+              <w:bidi/>
+              <w:jc w:val="right"/>
+            </w:pPr>
+            <w:r>
+              <w:rPr>
+                <w:rFonts w:ascii="Tahoma" w:cs="Tahoma" w:eastAsia="Tahoma" w:hAnsi="Tahoma"/>
+                <w:b w:val="false"/>
+                <w:bCs w:val="false"/>
+                <w:color w:val="1F2328"/>
+                <w:sz w:val="17"/>
+                <w:szCs w:val="17"/>
+                <w:rtl/>
+              </w:rPr>
+              <w:t xml:space="preserve">✓ جزئيًا</w:t>
+            </w:r>
+          </w:p>
+        </w:tc>
+        <w:tc>
+          <w:tcPr>
+            <w:tcW w:type="dxa" w:w="1610"/>
+            <w:tcMar>
+              <w:top w:type="dxa" w:w="55"/>
+              <w:left w:type="dxa" w:w="75"/>
+              <w:bottom w:type="dxa" w:w="55"/>
+              <w:right w:type="dxa" w:w="75"/>
+            </w:tcMar>
+          </w:tcPr>
+          <w:p>
+            <w:pPr>
+              <w:bidi/>
+              <w:jc w:val="right"/>
+            </w:pPr>
+            <w:r>
+              <w:rPr>
+                <w:rFonts w:ascii="Tahoma" w:cs="Tahoma" w:eastAsia="Tahoma" w:hAnsi="Tahoma"/>
+                <w:b w:val="false"/>
+                <w:bCs w:val="false"/>
+                <w:color w:val="1F2328"/>
+                <w:sz w:val="17"/>
+                <w:szCs w:val="17"/>
+                <w:rtl/>
+              </w:rPr>
+              <w:t xml:space="preserve">—</w:t>
+            </w:r>
+          </w:p>
+        </w:tc>
+      </w:tr>
+      <w:tr>
+        <w:tc>
+          <w:tcPr>
+            <w:tcW w:type="dxa" w:w="3550"/>
+            <w:tcMar>
+              <w:top w:type="dxa" w:w="55"/>
+              <w:left w:type="dxa" w:w="75"/>
+              <w:bottom w:type="dxa" w:w="55"/>
+              <w:right w:type="dxa" w:w="75"/>
+            </w:tcMar>
+          </w:tcPr>
+          <w:p>
+            <w:pPr>
+              <w:bidi/>
+              <w:jc w:val="right"/>
+            </w:pPr>
+            <w:r>
+              <w:rPr>
+                <w:rFonts w:ascii="Tahoma" w:cs="Tahoma" w:eastAsia="Tahoma" w:hAnsi="Tahoma"/>
+                <w:b w:val="false"/>
+                <w:bCs w:val="false"/>
+                <w:color w:val="1F2328"/>
+                <w:sz w:val="17"/>
+                <w:szCs w:val="17"/>
+                <w:rtl/>
+              </w:rPr>
+              <w:t xml:space="preserve">حذف نهائي في قاعدة البيانات</w:t>
+            </w:r>
+          </w:p>
+        </w:tc>
+        <w:tc>
+          <w:tcPr>
+            <w:tcW w:type="dxa" w:w="1250"/>
+            <w:tcMar>
+              <w:top w:type="dxa" w:w="55"/>
+              <w:left w:type="dxa" w:w="75"/>
+              <w:bottom w:type="dxa" w:w="55"/>
+              <w:right w:type="dxa" w:w="75"/>
+            </w:tcMar>
+          </w:tcPr>
+          <w:p>
+            <w:pPr>
+              <w:bidi/>
+              <w:jc w:val="right"/>
+            </w:pPr>
+            <w:r>
+              <w:rPr>
+                <w:rFonts w:ascii="Tahoma" w:cs="Tahoma" w:eastAsia="Tahoma" w:hAnsi="Tahoma"/>
+                <w:b w:val="false"/>
+                <w:bCs w:val="false"/>
+                <w:color w:val="1F2328"/>
+                <w:sz w:val="17"/>
+                <w:szCs w:val="17"/>
+                <w:rtl/>
+              </w:rPr>
+              <w:t xml:space="preserve">—</w:t>
+            </w:r>
+          </w:p>
+        </w:tc>
+        <w:tc>
+          <w:tcPr>
+            <w:tcW w:type="dxa" w:w="1700"/>
+            <w:tcMar>
+              <w:top w:type="dxa" w:w="55"/>
+              <w:left w:type="dxa" w:w="75"/>
+              <w:bottom w:type="dxa" w:w="55"/>
+              <w:right w:type="dxa" w:w="75"/>
+            </w:tcMar>
+          </w:tcPr>
+          <w:p>
+            <w:pPr>
+              <w:bidi/>
+              <w:jc w:val="right"/>
+            </w:pPr>
+            <w:r>
+              <w:rPr>
+                <w:rFonts w:ascii="Tahoma" w:cs="Tahoma" w:eastAsia="Tahoma" w:hAnsi="Tahoma"/>
+                <w:b w:val="false"/>
+                <w:bCs w:val="false"/>
+                <w:color w:val="1F2328"/>
+                <w:sz w:val="17"/>
+                <w:szCs w:val="17"/>
+                <w:rtl/>
+              </w:rPr>
+              <w:t xml:space="preserve">✓</w:t>
+            </w:r>
+          </w:p>
+        </w:tc>
+        <w:tc>
+          <w:tcPr>
+            <w:tcW w:type="dxa" w:w="1250"/>
+            <w:tcMar>
+              <w:top w:type="dxa" w:w="55"/>
+              <w:left w:type="dxa" w:w="75"/>
+              <w:bottom w:type="dxa" w:w="55"/>
+              <w:right w:type="dxa" w:w="75"/>
+            </w:tcMar>
+          </w:tcPr>
+          <w:p>
+            <w:pPr>
+              <w:bidi/>
+              <w:jc w:val="right"/>
+            </w:pPr>
+            <w:r>
+              <w:rPr>
+                <w:rFonts w:ascii="Tahoma" w:cs="Tahoma" w:eastAsia="Tahoma" w:hAnsi="Tahoma"/>
+                <w:b w:val="false"/>
+                <w:bCs w:val="false"/>
+                <w:color w:val="1F2328"/>
+                <w:sz w:val="17"/>
+                <w:szCs w:val="17"/>
+                <w:rtl/>
+              </w:rPr>
+              <w:t xml:space="preserve">—</w:t>
+            </w:r>
+          </w:p>
+        </w:tc>
+        <w:tc>
+          <w:tcPr>
+            <w:tcW w:type="dxa" w:w="1610"/>
+            <w:tcMar>
+              <w:top w:type="dxa" w:w="55"/>
+              <w:left w:type="dxa" w:w="75"/>
+              <w:bottom w:type="dxa" w:w="55"/>
+              <w:right w:type="dxa" w:w="75"/>
+            </w:tcMar>
+          </w:tcPr>
+          <w:p>
+            <w:pPr>
+              <w:bidi/>
+              <w:jc w:val="right"/>
+            </w:pPr>
+            <w:r>
+              <w:rPr>
+                <w:rFonts w:ascii="Tahoma" w:cs="Tahoma" w:eastAsia="Tahoma" w:hAnsi="Tahoma"/>
+                <w:b w:val="false"/>
+                <w:bCs w:val="false"/>
+                <w:color w:val="1F2328"/>
+                <w:sz w:val="17"/>
+                <w:szCs w:val="17"/>
+                <w:rtl/>
+              </w:rPr>
+              <w:t xml:space="preserve">—</w:t>
+            </w:r>
+          </w:p>
+        </w:tc>
+      </w:tr>
+      <w:tr>
+        <w:tc>
+          <w:tcPr>
+            <w:tcW w:type="dxa" w:w="3550"/>
+            <w:tcMar>
+              <w:top w:type="dxa" w:w="55"/>
+              <w:left w:type="dxa" w:w="75"/>
+              <w:bottom w:type="dxa" w:w="55"/>
+              <w:right w:type="dxa" w:w="75"/>
+            </w:tcMar>
+          </w:tcPr>
+          <w:p>
+            <w:pPr>
+              <w:bidi/>
+              <w:jc w:val="right"/>
+            </w:pPr>
+            <w:r>
+              <w:rPr>
+                <w:rFonts w:ascii="Tahoma" w:cs="Tahoma" w:eastAsia="Tahoma" w:hAnsi="Tahoma"/>
+                <w:b w:val="false"/>
+                <w:bCs w:val="false"/>
+                <w:color w:val="1F2328"/>
+                <w:sz w:val="17"/>
+                <w:szCs w:val="17"/>
+                <w:rtl/>
+              </w:rPr>
+              <w:t xml:space="preserve">لوحة المتابعة</w:t>
+            </w:r>
+          </w:p>
+        </w:tc>
+        <w:tc>
+          <w:tcPr>
+            <w:tcW w:type="dxa" w:w="1250"/>
+            <w:tcMar>
+              <w:top w:type="dxa" w:w="55"/>
+              <w:left w:type="dxa" w:w="75"/>
+              <w:bottom w:type="dxa" w:w="55"/>
+              <w:right w:type="dxa" w:w="75"/>
+            </w:tcMar>
+          </w:tcPr>
+          <w:p>
+            <w:pPr>
+              <w:bidi/>
+              <w:jc w:val="right"/>
+            </w:pPr>
+            <w:r>
+              <w:rPr>
+                <w:rFonts w:ascii="Tahoma" w:cs="Tahoma" w:eastAsia="Tahoma" w:hAnsi="Tahoma"/>
+                <w:b w:val="false"/>
+                <w:bCs w:val="false"/>
+                <w:color w:val="1F2328"/>
+                <w:sz w:val="17"/>
+                <w:szCs w:val="17"/>
+                <w:rtl/>
+              </w:rPr>
+              <w:t xml:space="preserve">تبويب متابعة فقط</w:t>
+            </w:r>
+          </w:p>
+        </w:tc>
+        <w:tc>
+          <w:tcPr>
+            <w:tcW w:type="dxa" w:w="1700"/>
+            <w:tcMar>
+              <w:top w:type="dxa" w:w="55"/>
+              <w:left w:type="dxa" w:w="75"/>
+              <w:bottom w:type="dxa" w:w="55"/>
+              <w:right w:type="dxa" w:w="75"/>
+            </w:tcMar>
+          </w:tcPr>
+          <w:p>
+            <w:pPr>
+              <w:bidi/>
+              <w:jc w:val="right"/>
+            </w:pPr>
+            <w:r>
+              <w:rPr>
+                <w:rFonts w:ascii="Tahoma" w:cs="Tahoma" w:eastAsia="Tahoma" w:hAnsi="Tahoma"/>
+                <w:b w:val="false"/>
+                <w:bCs w:val="false"/>
+                <w:color w:val="1F2328"/>
+                <w:sz w:val="17"/>
+                <w:szCs w:val="17"/>
+                <w:rtl/>
+              </w:rPr>
+              <w:t xml:space="preserve">كاملة (٢٣ قسمًا)</w:t>
+            </w:r>
+          </w:p>
+        </w:tc>
+        <w:tc>
+          <w:tcPr>
+            <w:tcW w:type="dxa" w:w="1250"/>
+            <w:tcMar>
+              <w:top w:type="dxa" w:w="55"/>
+              <w:left w:type="dxa" w:w="75"/>
+              <w:bottom w:type="dxa" w:w="55"/>
+              <w:right w:type="dxa" w:w="75"/>
+            </w:tcMar>
+          </w:tcPr>
+          <w:p>
+            <w:pPr>
+              <w:bidi/>
+              <w:jc w:val="right"/>
+            </w:pPr>
+            <w:r>
+              <w:rPr>
+                <w:rFonts w:ascii="Tahoma" w:cs="Tahoma" w:eastAsia="Tahoma" w:hAnsi="Tahoma"/>
+                <w:b w:val="false"/>
+                <w:bCs w:val="false"/>
+                <w:color w:val="1F2328"/>
+                <w:sz w:val="17"/>
+                <w:szCs w:val="17"/>
+                <w:rtl/>
+              </w:rPr>
+              <w:t xml:space="preserve">بلا أدوات النظام</w:t>
+            </w:r>
+          </w:p>
+        </w:tc>
+        <w:tc>
+          <w:tcPr>
+            <w:tcW w:type="dxa" w:w="1610"/>
+            <w:tcMar>
+              <w:top w:type="dxa" w:w="55"/>
+              <w:left w:type="dxa" w:w="75"/>
+              <w:bottom w:type="dxa" w:w="55"/>
+              <w:right w:type="dxa" w:w="75"/>
+            </w:tcMar>
+          </w:tcPr>
+          <w:p>
+            <w:pPr>
+              <w:bidi/>
+              <w:jc w:val="right"/>
+            </w:pPr>
+            <w:r>
+              <w:rPr>
+                <w:rFonts w:ascii="Tahoma" w:cs="Tahoma" w:eastAsia="Tahoma" w:hAnsi="Tahoma"/>
+                <w:b w:val="false"/>
+                <w:bCs w:val="false"/>
+                <w:color w:val="1F2328"/>
+                <w:sz w:val="17"/>
+                <w:szCs w:val="17"/>
+                <w:rtl/>
+              </w:rPr>
+              <w:t xml:space="preserve">شاشة متابعة قراءة</w:t>
+            </w:r>
+          </w:p>
+        </w:tc>
+      </w:tr>
+      <w:tr>
+        <w:tc>
+          <w:tcPr>
+            <w:tcW w:type="dxa" w:w="3550"/>
+            <w:tcMar>
+              <w:top w:type="dxa" w:w="55"/>
+              <w:left w:type="dxa" w:w="75"/>
+              <w:bottom w:type="dxa" w:w="55"/>
+              <w:right w:type="dxa" w:w="75"/>
+            </w:tcMar>
+          </w:tcPr>
+          <w:p>
+            <w:pPr>
+              <w:bidi/>
+              <w:jc w:val="right"/>
+            </w:pPr>
+            <w:r>
+              <w:rPr>
+                <w:rFonts w:ascii="Tahoma" w:cs="Tahoma" w:eastAsia="Tahoma" w:hAnsi="Tahoma"/>
+                <w:b w:val="false"/>
+                <w:bCs w:val="false"/>
+                <w:color w:val="1F2328"/>
+                <w:sz w:val="17"/>
+                <w:szCs w:val="17"/>
+                <w:rtl/>
+              </w:rPr>
+              <w:t xml:space="preserve">رؤية أرقام الهواتف</w:t>
+            </w:r>
+          </w:p>
+        </w:tc>
+        <w:tc>
+          <w:tcPr>
+            <w:tcW w:type="dxa" w:w="1250"/>
+            <w:tcMar>
+              <w:top w:type="dxa" w:w="55"/>
+              <w:left w:type="dxa" w:w="75"/>
+              <w:bottom w:type="dxa" w:w="55"/>
+              <w:right w:type="dxa" w:w="75"/>
+            </w:tcMar>
+          </w:tcPr>
+          <w:p>
+            <w:pPr>
+              <w:bidi/>
+              <w:jc w:val="right"/>
+            </w:pPr>
+            <w:r>
+              <w:rPr>
+                <w:rFonts w:ascii="Tahoma" w:cs="Tahoma" w:eastAsia="Tahoma" w:hAnsi="Tahoma"/>
+                <w:b w:val="false"/>
+                <w:bCs w:val="false"/>
+                <w:color w:val="1F2328"/>
+                <w:sz w:val="17"/>
+                <w:szCs w:val="17"/>
+                <w:rtl/>
+              </w:rPr>
+              <w:t xml:space="preserve">✓</w:t>
+            </w:r>
+          </w:p>
+        </w:tc>
+        <w:tc>
+          <w:tcPr>
+            <w:tcW w:type="dxa" w:w="1700"/>
+            <w:tcMar>
+              <w:top w:type="dxa" w:w="55"/>
+              <w:left w:type="dxa" w:w="75"/>
+              <w:bottom w:type="dxa" w:w="55"/>
+              <w:right w:type="dxa" w:w="75"/>
+            </w:tcMar>
+          </w:tcPr>
+          <w:p>
+            <w:pPr>
+              <w:bidi/>
+              <w:jc w:val="right"/>
+            </w:pPr>
+            <w:r>
+              <w:rPr>
+                <w:rFonts w:ascii="Tahoma" w:cs="Tahoma" w:eastAsia="Tahoma" w:hAnsi="Tahoma"/>
+                <w:b w:val="false"/>
+                <w:bCs w:val="false"/>
+                <w:color w:val="1F2328"/>
+                <w:sz w:val="17"/>
+                <w:szCs w:val="17"/>
+                <w:rtl/>
+              </w:rPr>
+              <w:t xml:space="preserve">✓</w:t>
+            </w:r>
+          </w:p>
+        </w:tc>
+        <w:tc>
+          <w:tcPr>
+            <w:tcW w:type="dxa" w:w="1250"/>
+            <w:tcMar>
+              <w:top w:type="dxa" w:w="55"/>
+              <w:left w:type="dxa" w:w="75"/>
+              <w:bottom w:type="dxa" w:w="55"/>
+              <w:right w:type="dxa" w:w="75"/>
+            </w:tcMar>
+          </w:tcPr>
+          <w:p>
+            <w:pPr>
+              <w:bidi/>
+              <w:jc w:val="right"/>
+            </w:pPr>
+            <w:r>
+              <w:rPr>
+                <w:rFonts w:ascii="Tahoma" w:cs="Tahoma" w:eastAsia="Tahoma" w:hAnsi="Tahoma"/>
+                <w:b w:val="false"/>
+                <w:bCs w:val="false"/>
+                <w:color w:val="1F2328"/>
+                <w:sz w:val="17"/>
+                <w:szCs w:val="17"/>
+                <w:rtl/>
+              </w:rPr>
+              <w:t xml:space="preserve">✓</w:t>
+            </w:r>
+          </w:p>
+        </w:tc>
+        <w:tc>
+          <w:tcPr>
+            <w:tcW w:type="dxa" w:w="1610"/>
+            <w:tcMar>
+              <w:top w:type="dxa" w:w="55"/>
+              <w:left w:type="dxa" w:w="75"/>
+              <w:bottom w:type="dxa" w:w="55"/>
+              <w:right w:type="dxa" w:w="75"/>
+            </w:tcMar>
+          </w:tcPr>
+          <w:p>
+            <w:pPr>
+              <w:bidi/>
+              <w:jc w:val="right"/>
+            </w:pPr>
+            <w:r>
+              <w:rPr>
+                <w:rFonts w:ascii="Tahoma" w:cs="Tahoma" w:eastAsia="Tahoma" w:hAnsi="Tahoma"/>
+                <w:b w:val="false"/>
+                <w:bCs w:val="false"/>
+                <w:color w:val="1F2328"/>
+                <w:sz w:val="17"/>
+                <w:szCs w:val="17"/>
+                <w:rtl/>
+              </w:rPr>
+              <w:t xml:space="preserve">✗ حتى في القاعدة</w:t>
             </w:r>
           </w:p>
         </w:tc>
@@ -670,7 +2874,27 @@
           <w:szCs w:val="28"/>
           <w:rtl/>
         </w:rPr>
-        <w:t xml:space="preserve">٣. الخريطة والمواقع والمسح</w:t>
+        <w:t xml:space="preserve">٣. تبويبات الميدان شاشةً شاشة</w:t>
+      </w:r>
+    </w:p>
+    <w:p>
+      <w:pPr>
+        <w:pStyle w:val="Heading2"/>
+        <w:bidi/>
+        <w:spacing w:after="90" w:before="170"/>
+        <w:jc w:val="right"/>
+      </w:pPr>
+      <w:r>
+        <w:rPr>
+          <w:rFonts w:ascii="Tahoma" w:cs="Tahoma" w:eastAsia="Tahoma" w:hAnsi="Tahoma"/>
+          <w:b/>
+          <w:bCs/>
+          <w:color w:val="1F2328"/>
+          <w:sz w:val="23"/>
+          <w:szCs w:val="23"/>
+          <w:rtl/>
+        </w:rPr>
+        <w:t xml:space="preserve">٣.١ الخريطة</w:t>
       </w:r>
     </w:p>
     <w:p>
@@ -681,7 +2905,7 @@
           <w:numId w:val="2"/>
         </w:numPr>
         <w:bidi/>
-        <w:spacing w:after="70" w:line="280"/>
+        <w:spacing w:after="65" w:line="280"/>
         <w:jc w:val="right"/>
       </w:pPr>
       <w:r>
@@ -694,7 +2918,7 @@
           <w:szCs w:val="21"/>
           <w:rtl/>
         </w:rPr>
-        <w:t xml:space="preserve">الخريطة: ألوان الحالة، ووضع اختياري لألوان الشركات بمنتقٍ ومفتاح، وتسجيل «موقع غير مسجّل» بمسار اعتماد، واتجاهات مشي.</w:t>
+        <w:t xml:space="preserve">رسمٌ عالي الأداء للنقاط كلها بألوان الحالة، مع قصٍّ ذكي عند التقريب ونوافذ تُبنى عند فتحها فقط.</w:t>
       </w:r>
     </w:p>
     <w:p>
@@ -705,7 +2929,7 @@
           <w:numId w:val="2"/>
         </w:numPr>
         <w:bidi/>
-        <w:spacing w:after="70" w:line="280"/>
+        <w:spacing w:after="65" w:line="280"/>
         <w:jc w:val="right"/>
       </w:pPr>
       <w:r>
@@ -718,7 +2942,31 @@
           <w:szCs w:val="21"/>
           <w:rtl/>
         </w:rPr>
-        <w:t xml:space="preserve">القائمة: الضغط على 📍 أو المسافة كم يفتح الخريطة على النقطة؛ الاسم يفتح النموذج. شرائح المشاعر والأنواع، بحث فوري، وتصدير القائمة الحالية إكسل/PDF.</w:t>
+        <w:t xml:space="preserve">وضع </w:t>
+      </w:r>
+      <w:r>
+        <w:rPr>
+          <w:rFonts w:ascii="Tahoma" w:cs="Tahoma" w:eastAsia="Tahoma" w:hAnsi="Tahoma"/>
+          <w:b/>
+          <w:bCs/>
+          <w:color w:val="1F2328"/>
+          <w:sz w:val="21"/>
+          <w:szCs w:val="21"/>
+          <w:rtl/>
+        </w:rPr>
+        <w:t xml:space="preserve">ألوان الشركات</w:t>
+      </w:r>
+      <w:r>
+        <w:rPr>
+          <w:rFonts w:ascii="Tahoma" w:cs="Tahoma" w:eastAsia="Tahoma" w:hAnsi="Tahoma"/>
+          <w:b w:val="false"/>
+          <w:bCs w:val="false"/>
+          <w:color w:val="1F2328"/>
+          <w:sz w:val="21"/>
+          <w:szCs w:val="21"/>
+          <w:rtl/>
+        </w:rPr>
+        <w:t xml:space="preserve"> اختياري: زر «شركات» في الترويسة يبدّله، فيظهر منتقي الشركات ومفتاح الألوان أسفل الخريطة — ولا يُستعاد بين الجلسات عمدًا.</w:t>
       </w:r>
     </w:p>
     <w:p>
@@ -729,7 +2977,7 @@
           <w:numId w:val="2"/>
         </w:numPr>
         <w:bidi/>
-        <w:spacing w:after="70" w:line="280"/>
+        <w:spacing w:after="65" w:line="280"/>
         <w:jc w:val="right"/>
       </w:pPr>
       <w:r>
@@ -742,7 +2990,7 @@
           <w:szCs w:val="21"/>
           <w:rtl/>
         </w:rPr>
-        <w:t xml:space="preserve">النموذج: القياسات والتيار والتحديات والملاءمة، تسع صور بثلاث جودات (الأولى إلزامية)، والشاخص بصيغة رقم/رقم حصرًا، والشركة من قائمة معتمدة — والمشرف يطلب الإضافة والمهندس يعتمد.</w:t>
+        <w:t xml:space="preserve">نافذة النقطة: البيانات، أزرار الوسم السريع، الاتجاهات، تحريك الموقع ميدانيًا، تعديل البيانات — وفي وضع التركيب: «عناوين الأجهزة» بحالتها الصحية الملونة، وأزرار الفك بحسب الدور والمرحلة.</w:t>
       </w:r>
     </w:p>
     <w:p>
@@ -753,7 +3001,7 @@
           <w:numId w:val="2"/>
         </w:numPr>
         <w:bidi/>
-        <w:spacing w:after="70" w:line="280"/>
+        <w:spacing w:after="65" w:line="280"/>
         <w:jc w:val="right"/>
       </w:pPr>
       <w:r>
@@ -766,14 +3014,14 @@
           <w:szCs w:val="21"/>
           <w:rtl/>
         </w:rPr>
-        <w:t xml:space="preserve">المسوّدة الناقصة لا تُحسب مسحًا ولا تختفي: شريط «مخفيّ» يكشفها، وحذفها النهائي للإدارة.</w:t>
+        <w:t xml:space="preserve">زر «+ موقع غير مسجّل» يسجّل نقطة بإحداثياتها بمسار اعتماد يمر بالمهندس، والصورة الأولى إلزامية.</w:t>
       </w:r>
     </w:p>
     <w:p>
       <w:pPr>
-        <w:pStyle w:val="Heading1"/>
+        <w:pStyle w:val="Heading2"/>
         <w:bidi/>
-        <w:spacing w:after="140" w:before="280"/>
+        <w:spacing w:after="90" w:before="170"/>
         <w:jc w:val="right"/>
       </w:pPr>
       <w:r>
@@ -781,12 +3029,12 @@
           <w:rFonts w:ascii="Tahoma" w:cs="Tahoma" w:eastAsia="Tahoma" w:hAnsi="Tahoma"/>
           <w:b/>
           <w:bCs/>
-          <w:color w:val="8C6D1F"/>
-          <w:sz w:val="28"/>
-          <w:szCs w:val="28"/>
+          <w:color w:val="1F2328"/>
+          <w:sz w:val="23"/>
+          <w:szCs w:val="23"/>
           <w:rtl/>
         </w:rPr>
-        <w:t xml:space="preserve">٤. الفرق والجدولة وإشعارات واتساب</w:t>
+        <w:t xml:space="preserve">٣.٢ المواقع</w:t>
       </w:r>
     </w:p>
     <w:p>
@@ -797,7 +3045,7 @@
           <w:numId w:val="2"/>
         </w:numPr>
         <w:bidi/>
-        <w:spacing w:after="70" w:line="280"/>
+        <w:spacing w:after="65" w:line="280"/>
         <w:jc w:val="right"/>
       </w:pPr>
       <w:r>
@@ -810,7 +3058,7 @@
           <w:szCs w:val="21"/>
           <w:rtl/>
         </w:rPr>
-        <w:t xml:space="preserve">فرق بأسمائها وربط قائد كل فريق بحسابه؛ إسناد مفرد وجماعي من اللوحة؛ وكل ما يُجدول يظهر فورًا في «جدولي» عند فنيّي الفريق.</w:t>
+        <w:t xml:space="preserve">عدادات موحّدة وشرائح المشاعر والأنواع (مخيمات ١٣٩٢ · ممرات ١٩٠ · محطات قطار ١٠٨ · كاميرات الوزارة ٥٩ · منطقة الجمرات ٢٨ · مسجد نمرة ١٠)، وبحث فوري بالمعرّف أو الشاخص أو الشركة، وترتيب تلقائي بالمسافة من موقعك.</w:t>
       </w:r>
     </w:p>
     <w:p>
@@ -821,7 +3069,7 @@
           <w:numId w:val="2"/>
         </w:numPr>
         <w:bidi/>
-        <w:spacing w:after="70" w:line="280"/>
+        <w:spacing w:after="65" w:line="280"/>
         <w:jc w:val="right"/>
       </w:pPr>
       <w:r>
@@ -834,57 +3082,14 @@
           <w:szCs w:val="21"/>
           <w:rtl/>
         </w:rPr>
-        <w:t xml:space="preserve">أي جدولة تُشعل شارة «📲 إشعارات الجدولة»: ورقة فيها زر واتساب لقائد كل فريق ولكل شركة خدمة برسالة جاهزة بالشواخص والمربعات والمواعيد — الأرقام تُدار في «أرقام المكتب» و«أرقام شركات الخدمة».</w:t>
+        <w:t xml:space="preserve">في كل صف: الضغط على 📍 أو على المسافة بالكيلومترات يفتح الخريطة على النقطة، والضغط على الاسم يفتح النموذج — و«⬇ إكسل» و«🖨 PDF» تصدّران القائمة الحالية بما عليها من تصفية.</w:t>
       </w:r>
     </w:p>
     <w:p>
       <w:pPr>
-        <w:pStyle w:val="Heading1"/>
+        <w:pStyle w:val="Heading2"/>
         <w:bidi/>
-        <w:spacing w:after="140" w:before="280"/>
-        <w:jc w:val="right"/>
-      </w:pPr>
-      <w:r>
-        <w:rPr>
-          <w:rFonts w:ascii="Tahoma" w:cs="Tahoma" w:eastAsia="Tahoma" w:hAnsi="Tahoma"/>
-          <w:b/>
-          <w:bCs/>
-          <w:color w:val="8C6D1F"/>
-          <w:sz w:val="28"/>
-          <w:szCs w:val="28"/>
-          <w:rtl/>
-        </w:rPr>
-        <w:t xml:space="preserve">٥. صحة الأجهزة أثناء تشغيل الموسم</w:t>
-      </w:r>
-    </w:p>
-    <w:p>
-      <w:pPr>
-        <w:bidi/>
-        <w:spacing w:after="110" w:line="290"/>
-        <w:jc w:val="right"/>
-      </w:pPr>
-      <w:r>
-        <w:rPr>
-          <w:rFonts w:ascii="Tahoma" w:cs="Tahoma" w:eastAsia="Tahoma" w:hAnsi="Tahoma"/>
-          <w:b w:val="false"/>
-          <w:bCs w:val="false"/>
-          <w:color w:val="1F2328"/>
-          <w:sz w:val="21"/>
-          <w:szCs w:val="21"/>
-          <w:rtl/>
-        </w:rPr>
-        <w:t xml:space="preserve">لكل نقطة تركيب ثلاثة أجهزة: راوتر وقارئ وكاميرا، بعناوينها المسجّلة.</w:t>
-      </w:r>
-    </w:p>
-    <w:p>
-      <w:pPr>
-        <w:pStyle w:val="ListParagraph"/>
-        <w:numPr>
-          <w:ilvl w:val="0"/>
-          <w:numId w:val="2"/>
-        </w:numPr>
-        <w:bidi/>
-        <w:spacing w:after="70" w:line="280"/>
+        <w:spacing w:after="90" w:before="170"/>
         <w:jc w:val="right"/>
       </w:pPr>
       <w:r>
@@ -893,229 +3098,11 @@
           <w:b/>
           <w:bCs/>
           <w:color w:val="1F2328"/>
-          <w:sz w:val="21"/>
-          <w:szCs w:val="21"/>
+          <w:sz w:val="23"/>
+          <w:szCs w:val="23"/>
           <w:rtl/>
         </w:rPr>
-        <w:t xml:space="preserve">تحميل العناوين: </w:t>
-      </w:r>
-      <w:r>
-        <w:rPr>
-          <w:rFonts w:ascii="Tahoma" w:cs="Tahoma" w:eastAsia="Tahoma" w:hAnsi="Tahoma"/>
-          <w:b w:val="false"/>
-          <w:bCs w:val="false"/>
-          <w:color w:val="1F2328"/>
-          <w:sz w:val="21"/>
-          <w:szCs w:val="21"/>
-          <w:rtl/>
-        </w:rPr>
-        <w:t xml:space="preserve">دفعةً واحدة من قسم الصحة: «⬇ قالب إكسل — كل النقاط» (الـ١٧٨٧ جاهزة بالمعرّف والمشعر والشاخص) ثم «⬆ استيراد عناوين الأجهزة» — يقبل المعرّف أو الشاخص مفتاحًا ويتعرف على الأعمدة بأسمائها. أو نقطةً نقطة من نافذتها.</w:t>
-      </w:r>
-    </w:p>
-    <w:p>
-      <w:pPr>
-        <w:pStyle w:val="ListParagraph"/>
-        <w:numPr>
-          <w:ilvl w:val="0"/>
-          <w:numId w:val="2"/>
-        </w:numPr>
-        <w:bidi/>
-        <w:spacing w:after="70" w:line="280"/>
-        <w:jc w:val="right"/>
-      </w:pPr>
-      <w:r>
-        <w:rPr>
-          <w:rFonts w:ascii="Tahoma" w:cs="Tahoma" w:eastAsia="Tahoma" w:hAnsi="Tahoma"/>
-          <w:b/>
-          <w:bCs/>
-          <w:color w:val="1F2328"/>
-          <w:sz w:val="21"/>
-          <w:szCs w:val="21"/>
-          <w:rtl/>
-        </w:rPr>
-        <w:t xml:space="preserve">أداة الفحص: </w:t>
-      </w:r>
-      <w:r>
-        <w:rPr>
-          <w:rFonts w:ascii="Tahoma" w:cs="Tahoma" w:eastAsia="Tahoma" w:hAnsi="Tahoma"/>
-          <w:b w:val="false"/>
-          <w:bCs w:val="false"/>
-          <w:color w:val="1F2328"/>
-          <w:sz w:val="21"/>
-          <w:szCs w:val="21"/>
-          <w:rtl/>
-        </w:rPr>
-        <w:t xml:space="preserve">tools/prober.html — من الرابط «عرضٌ حي فقط» لأي جهاز؛ وللفحص الفعلي تُنزَّل وتُفتح ملفًّا محليًّا على جهازٍ متصل بشبكة الميدان: تفحص كل عنوان كل ٥ دقائق (كل عنوان مرة واحدة مهما تكرر)، وتكتب النبضات والانتقالات، وفيها «إكسل — الحالة الكاملة». حارس العاصفة يمنع السقوط الزائف إن كان الفاحص خارج الشبكة.</w:t>
-      </w:r>
-    </w:p>
-    <w:p>
-      <w:pPr>
-        <w:pStyle w:val="ListParagraph"/>
-        <w:numPr>
-          <w:ilvl w:val="0"/>
-          <w:numId w:val="2"/>
-        </w:numPr>
-        <w:bidi/>
-        <w:spacing w:after="70" w:line="280"/>
-        <w:jc w:val="right"/>
-      </w:pPr>
-      <w:r>
-        <w:rPr>
-          <w:rFonts w:ascii="Tahoma" w:cs="Tahoma" w:eastAsia="Tahoma" w:hAnsi="Tahoma"/>
-          <w:b/>
-          <w:bCs/>
-          <w:color w:val="1F2328"/>
-          <w:sz w:val="21"/>
-          <w:szCs w:val="21"/>
-          <w:rtl/>
-        </w:rPr>
-        <w:t xml:space="preserve">الإنذار المبكر: </w:t>
-      </w:r>
-      <w:r>
-        <w:rPr>
-          <w:rFonts w:ascii="Tahoma" w:cs="Tahoma" w:eastAsia="Tahoma" w:hAnsi="Tahoma"/>
-          <w:b w:val="false"/>
-          <w:bCs w:val="false"/>
-          <w:color w:val="1F2328"/>
-          <w:sz w:val="21"/>
-          <w:szCs w:val="21"/>
-          <w:rtl/>
-        </w:rPr>
-        <w:t xml:space="preserve">أي فاصل ≥١٠ دقائق يقرع جرس الجميع تلقائيًا مرة لكل انقطاع + إشعار عودة.</w:t>
-      </w:r>
-    </w:p>
-    <w:p>
-      <w:pPr>
-        <w:pStyle w:val="ListParagraph"/>
-        <w:numPr>
-          <w:ilvl w:val="0"/>
-          <w:numId w:val="2"/>
-        </w:numPr>
-        <w:bidi/>
-        <w:spacing w:after="70" w:line="280"/>
-        <w:jc w:val="right"/>
-      </w:pPr>
-      <w:r>
-        <w:rPr>
-          <w:rFonts w:ascii="Tahoma" w:cs="Tahoma" w:eastAsia="Tahoma" w:hAnsi="Tahoma"/>
-          <w:b/>
-          <w:bCs/>
-          <w:color w:val="1F2328"/>
-          <w:sz w:val="21"/>
-          <w:szCs w:val="21"/>
-          <w:rtl/>
-        </w:rPr>
-        <w:t xml:space="preserve">قسم اللوحة: </w:t>
-      </w:r>
-      <w:r>
-        <w:rPr>
-          <w:rFonts w:ascii="Tahoma" w:cs="Tahoma" w:eastAsia="Tahoma" w:hAnsi="Tahoma"/>
-          <w:b w:val="false"/>
-          <w:bCs w:val="false"/>
-          <w:color w:val="1F2328"/>
-          <w:sz w:val="21"/>
-          <w:szCs w:val="21"/>
-          <w:rtl/>
-        </w:rPr>
-        <w:t xml:space="preserve">خمس بطاقات (متصل/غير متصل/فاصل ≥١٠ د/متذبذب اليوم/لم يُفحص) · قائمة الزيارة الميدانية مجمّعة بالنقطة مع «⬇ إكسل» · جدول المتذبذب (≥٣ فصلات/اليوم) · هستوجرام ذروة الأعطال في ٢٤ ساعة · زر «📡 تحديث كل النقاط الآن» يأمر الأداة بجولة فورية.</w:t>
-      </w:r>
-    </w:p>
-    <w:p>
-      <w:pPr>
-        <w:pStyle w:val="Heading1"/>
-        <w:bidi/>
-        <w:spacing w:after="140" w:before="280"/>
-        <w:jc w:val="right"/>
-      </w:pPr>
-      <w:r>
-        <w:rPr>
-          <w:rFonts w:ascii="Tahoma" w:cs="Tahoma" w:eastAsia="Tahoma" w:hAnsi="Tahoma"/>
-          <w:b/>
-          <w:bCs/>
-          <w:color w:val="8C6D1F"/>
-          <w:sz w:val="28"/>
-          <w:szCs w:val="28"/>
-          <w:rtl/>
-        </w:rPr>
-        <w:t xml:space="preserve">٦. الفك بعد الموسم</w:t>
-      </w:r>
-    </w:p>
-    <w:p>
-      <w:pPr>
-        <w:bidi/>
-        <w:spacing w:after="110" w:line="290"/>
-        <w:jc w:val="right"/>
-      </w:pPr>
-      <w:r>
-        <w:rPr>
-          <w:rFonts w:ascii="Tahoma" w:cs="Tahoma" w:eastAsia="Tahoma" w:hAnsi="Tahoma"/>
-          <w:b w:val="false"/>
-          <w:bCs w:val="false"/>
-          <w:color w:val="1F2328"/>
-          <w:sz w:val="21"/>
-          <w:szCs w:val="21"/>
-          <w:rtl/>
-        </w:rPr>
-        <w:t xml:space="preserve">لا يُتاح إلا لنقطة وُسمت «تم التركيب». المهندس يجدوله من نافذة النقطة (فريق وتاريخ) — فيصل «جدولي» موسومًا 🔧، وتتلون النقطة برتقالية «فك مجدول»؛ المشرف يؤكد بزرّي «سليم/تالف» فتتحول بنفسجية «تم الفك» باسم المنفّذ والتاريخ. قسم وزاري: بطاقات، شريط «فُكّ من المُركّب»، جدول أحدث العمليات، و«⬇ إكسل — سجل الفك» بعشرة أعمدة (نواة محضر الفك). حالة «تالف» بسببها مدخلُ مؤشر تعامل كل شركة مع العُهدة.</w:t>
-      </w:r>
-    </w:p>
-    <w:p>
-      <w:pPr>
-        <w:pStyle w:val="Heading1"/>
-        <w:bidi/>
-        <w:spacing w:after="140" w:before="280"/>
-        <w:jc w:val="right"/>
-      </w:pPr>
-      <w:r>
-        <w:rPr>
-          <w:rFonts w:ascii="Tahoma" w:cs="Tahoma" w:eastAsia="Tahoma" w:hAnsi="Tahoma"/>
-          <w:b/>
-          <w:bCs/>
-          <w:color w:val="8C6D1F"/>
-          <w:sz w:val="28"/>
-          <w:szCs w:val="28"/>
-          <w:rtl/>
-        </w:rPr>
-        <w:t xml:space="preserve">٧. العُهدة</w:t>
-      </w:r>
-    </w:p>
-    <w:p>
-      <w:pPr>
-        <w:bidi/>
-        <w:spacing w:after="110" w:line="290"/>
-        <w:jc w:val="right"/>
-      </w:pPr>
-      <w:r>
-        <w:rPr>
-          <w:rFonts w:ascii="Tahoma" w:cs="Tahoma" w:eastAsia="Tahoma" w:hAnsi="Tahoma"/>
-          <w:b w:val="false"/>
-          <w:bCs w:val="false"/>
-          <w:color w:val="1F2328"/>
-          <w:sz w:val="21"/>
-          <w:szCs w:val="21"/>
-          <w:rtl/>
-        </w:rPr>
-        <w:t xml:space="preserve">حركة القارئات بين المخزن والفرق بعدّاد مُدقَّق، وزر «⬇ إكسل — حركة العُهدة»: مستلَم ومستهلَك ومتبقٍ ومطلوب لكل جهة مع المخزن والإجمالي — وأساس الإرجاع العكسي بعد الفك.</w:t>
-      </w:r>
-    </w:p>
-    <w:p>
-      <w:pPr>
-        <w:pStyle w:val="Heading1"/>
-        <w:bidi/>
-        <w:spacing w:after="140" w:before="280"/>
-        <w:jc w:val="right"/>
-      </w:pPr>
-      <w:r>
-        <w:rPr>
-          <w:rFonts w:ascii="Tahoma" w:cs="Tahoma" w:eastAsia="Tahoma" w:hAnsi="Tahoma"/>
-          <w:b/>
-          <w:bCs/>
-          <w:color w:val="8C6D1F"/>
-          <w:sz w:val="28"/>
-          <w:szCs w:val="28"/>
-          <w:rtl/>
-        </w:rPr>
-        <w:t xml:space="preserve">٨. لوحة المتابعة — ٢٣ قسمًا في أربعة تبويبات</w:t>
+        <w:t xml:space="preserve">٣.٣ نموذج المسح — الحقول بمعناها</w:t>
       </w:r>
     </w:p>
     <w:tbl>
@@ -1141,10 +3128,10 @@
             <w:tcW w:type="dxa" w:w="1900"/>
             <w:shd w:fill="F2ECDD" w:val="clear"/>
             <w:tcMar>
-              <w:top w:type="dxa" w:w="60"/>
-              <w:left w:type="dxa" w:w="80"/>
-              <w:bottom w:type="dxa" w:w="60"/>
-              <w:right w:type="dxa" w:w="80"/>
+              <w:top w:type="dxa" w:w="55"/>
+              <w:left w:type="dxa" w:w="75"/>
+              <w:bottom w:type="dxa" w:w="55"/>
+              <w:right w:type="dxa" w:w="75"/>
             </w:tcMar>
           </w:tcPr>
           <w:p>
@@ -1162,7 +3149,7 @@
                 <w:szCs w:val="18"/>
                 <w:rtl/>
               </w:rPr>
-              <w:t xml:space="preserve">التبويب</w:t>
+              <w:t xml:space="preserve">الحقل</w:t>
             </w:r>
           </w:p>
         </w:tc>
@@ -1171,10 +3158,10 @@
             <w:tcW w:type="dxa" w:w="7460"/>
             <w:shd w:fill="F2ECDD" w:val="clear"/>
             <w:tcMar>
-              <w:top w:type="dxa" w:w="60"/>
-              <w:left w:type="dxa" w:w="80"/>
-              <w:bottom w:type="dxa" w:w="60"/>
-              <w:right w:type="dxa" w:w="80"/>
+              <w:top w:type="dxa" w:w="55"/>
+              <w:left w:type="dxa" w:w="75"/>
+              <w:bottom w:type="dxa" w:w="55"/>
+              <w:right w:type="dxa" w:w="75"/>
             </w:tcMar>
           </w:tcPr>
           <w:p>
@@ -1192,7 +3179,7 @@
                 <w:szCs w:val="18"/>
                 <w:rtl/>
               </w:rPr>
-              <w:t xml:space="preserve">أبرز أقسامه</w:t>
+              <w:t xml:space="preserve">القاعدة والمعنى</w:t>
             </w:r>
           </w:p>
         </w:tc>
@@ -1202,10 +3189,10 @@
           <w:tcPr>
             <w:tcW w:type="dxa" w:w="1900"/>
             <w:tcMar>
-              <w:top w:type="dxa" w:w="60"/>
-              <w:left w:type="dxa" w:w="80"/>
-              <w:bottom w:type="dxa" w:w="60"/>
-              <w:right w:type="dxa" w:w="80"/>
+              <w:top w:type="dxa" w:w="55"/>
+              <w:left w:type="dxa" w:w="75"/>
+              <w:bottom w:type="dxa" w:w="55"/>
+              <w:right w:type="dxa" w:w="75"/>
             </w:tcMar>
           </w:tcPr>
           <w:p>
@@ -1223,7 +3210,7 @@
                 <w:szCs w:val="18"/>
                 <w:rtl/>
               </w:rPr>
-              <w:t xml:space="preserve">متابعة (تفتح للوزارة)</w:t>
+              <w:t xml:space="preserve">الشاخص</w:t>
             </w:r>
           </w:p>
         </w:tc>
@@ -1231,10 +3218,10 @@
           <w:tcPr>
             <w:tcW w:type="dxa" w:w="7460"/>
             <w:tcMar>
-              <w:top w:type="dxa" w:w="60"/>
-              <w:left w:type="dxa" w:w="80"/>
-              <w:bottom w:type="dxa" w:w="60"/>
-              <w:right w:type="dxa" w:w="80"/>
+              <w:top w:type="dxa" w:w="55"/>
+              <w:left w:type="dxa" w:w="75"/>
+              <w:bottom w:type="dxa" w:w="55"/>
+              <w:right w:type="dxa" w:w="75"/>
             </w:tcMar>
           </w:tcPr>
           <w:p>
@@ -1252,7 +3239,7 @@
                 <w:szCs w:val="18"/>
                 <w:rtl/>
               </w:rPr>
-              <w:t xml:space="preserve">الصورة التنفيذية + الملخص التنفيذي إكسلًا · الوتيرة والهدف · التركيب والجدولة · المعدل اليومي · حسب المشعر والنوع · حسب الشركة (الأقل إنجازًا أولًا) · التحديات · الفك بعد الموسم</w:t>
+              <w:t xml:space="preserve">بصيغة رقم/رقم حصرًا (مثل 57/2) — مفتاح المطابقة الرسمية</w:t>
             </w:r>
           </w:p>
         </w:tc>
@@ -1262,10 +3249,10 @@
           <w:tcPr>
             <w:tcW w:type="dxa" w:w="1900"/>
             <w:tcMar>
-              <w:top w:type="dxa" w:w="60"/>
-              <w:left w:type="dxa" w:w="80"/>
-              <w:bottom w:type="dxa" w:w="60"/>
-              <w:right w:type="dxa" w:w="80"/>
+              <w:top w:type="dxa" w:w="55"/>
+              <w:left w:type="dxa" w:w="75"/>
+              <w:bottom w:type="dxa" w:w="55"/>
+              <w:right w:type="dxa" w:w="75"/>
             </w:tcMar>
           </w:tcPr>
           <w:p>
@@ -1283,7 +3270,7 @@
                 <w:szCs w:val="18"/>
                 <w:rtl/>
               </w:rPr>
-              <w:t xml:space="preserve">تخطيط</w:t>
+              <w:t xml:space="preserve">الشركة</w:t>
             </w:r>
           </w:p>
         </w:tc>
@@ -1291,10 +3278,10 @@
           <w:tcPr>
             <w:tcW w:type="dxa" w:w="7460"/>
             <w:tcMar>
-              <w:top w:type="dxa" w:w="60"/>
-              <w:left w:type="dxa" w:w="80"/>
-              <w:bottom w:type="dxa" w:w="60"/>
-              <w:right w:type="dxa" w:w="80"/>
+              <w:top w:type="dxa" w:w="55"/>
+              <w:left w:type="dxa" w:w="75"/>
+              <w:bottom w:type="dxa" w:w="55"/>
+              <w:right w:type="dxa" w:w="75"/>
             </w:tcMar>
           </w:tcPr>
           <w:p>
@@ -1312,7 +3299,7 @@
                 <w:szCs w:val="18"/>
                 <w:rtl/>
               </w:rPr>
-              <w:t xml:space="preserve">المواعيد المستهدفة وأزمنة التركيب · سلامة خط الإنتاج (مجدول بلا مسح، ممسوح منسي)</w:t>
+              <w:t xml:space="preserve">من القائمة المعتمدة فقط؛ غير الموجودة تُطلب من داخل القائمة ويعتمدها المهندس</w:t>
             </w:r>
           </w:p>
         </w:tc>
@@ -1322,10 +3309,10 @@
           <w:tcPr>
             <w:tcW w:type="dxa" w:w="1900"/>
             <w:tcMar>
-              <w:top w:type="dxa" w:w="60"/>
-              <w:left w:type="dxa" w:w="80"/>
-              <w:bottom w:type="dxa" w:w="60"/>
-              <w:right w:type="dxa" w:w="80"/>
+              <w:top w:type="dxa" w:w="55"/>
+              <w:left w:type="dxa" w:w="75"/>
+              <w:bottom w:type="dxa" w:w="55"/>
+              <w:right w:type="dxa" w:w="75"/>
             </w:tcMar>
           </w:tcPr>
           <w:p>
@@ -1343,7 +3330,7 @@
                 <w:szCs w:val="18"/>
                 <w:rtl/>
               </w:rPr>
-              <w:t xml:space="preserve">تشغيل</w:t>
+              <w:t xml:space="preserve">القياسات والتيار</w:t>
             </w:r>
           </w:p>
         </w:tc>
@@ -1351,10 +3338,10 @@
           <w:tcPr>
             <w:tcW w:type="dxa" w:w="7460"/>
             <w:tcMar>
-              <w:top w:type="dxa" w:w="60"/>
-              <w:left w:type="dxa" w:w="80"/>
-              <w:bottom w:type="dxa" w:w="60"/>
-              <w:right w:type="dxa" w:w="80"/>
+              <w:top w:type="dxa" w:w="55"/>
+              <w:left w:type="dxa" w:w="75"/>
+              <w:bottom w:type="dxa" w:w="55"/>
+              <w:right w:type="dxa" w:w="75"/>
             </w:tcMar>
           </w:tcPr>
           <w:p>
@@ -1372,7 +3359,7 @@
                 <w:szCs w:val="18"/>
                 <w:rtl/>
               </w:rPr>
-              <w:t xml:space="preserve">التوزيع والإسناد · ربط قادة الفرق · أرقام المكتب وأرقام شركات الخدمة · العُهدة · سباقا المسح والتركيب · المتعذّر والراكد · التدقيق · صحة الأجهزة بالقالب والاستيراد</w:t>
+              <w:t xml:space="preserve">طول وعرض وارتفاع، ومصدر التيار وساعات التشغيل ومسار الكابل — أساس قرار الملاءمة</w:t>
             </w:r>
           </w:p>
         </w:tc>
@@ -1382,10 +3369,10 @@
           <w:tcPr>
             <w:tcW w:type="dxa" w:w="1900"/>
             <w:tcMar>
-              <w:top w:type="dxa" w:w="60"/>
-              <w:left w:type="dxa" w:w="80"/>
-              <w:bottom w:type="dxa" w:w="60"/>
-              <w:right w:type="dxa" w:w="80"/>
+              <w:top w:type="dxa" w:w="55"/>
+              <w:left w:type="dxa" w:w="75"/>
+              <w:bottom w:type="dxa" w:w="55"/>
+              <w:right w:type="dxa" w:w="75"/>
             </w:tcMar>
           </w:tcPr>
           <w:p>
@@ -1403,7 +3390,7 @@
                 <w:szCs w:val="18"/>
                 <w:rtl/>
               </w:rPr>
-              <w:t xml:space="preserve">النظام</w:t>
+              <w:t xml:space="preserve">التحديات</w:t>
             </w:r>
           </w:p>
         </w:tc>
@@ -1411,10 +3398,10 @@
           <w:tcPr>
             <w:tcW w:type="dxa" w:w="7460"/>
             <w:tcMar>
-              <w:top w:type="dxa" w:w="60"/>
-              <w:left w:type="dxa" w:w="80"/>
-              <w:bottom w:type="dxa" w:w="60"/>
-              <w:right w:type="dxa" w:w="80"/>
+              <w:top w:type="dxa" w:w="55"/>
+              <w:left w:type="dxa" w:w="75"/>
+              <w:bottom w:type="dxa" w:w="55"/>
+              <w:right w:type="dxa" w:w="75"/>
             </w:tcMar>
           </w:tcPr>
           <w:p>
@@ -1432,7 +3419,2295 @@
                 <w:szCs w:val="18"/>
                 <w:rtl/>
               </w:rPr>
-              <w:t xml:space="preserve">سلامة البيانات · قفل التطبيق · إعادة الضبط المحمية · سجل أحداث الخمسمئة بفلاتره وتصديره</w:t>
+              <w:t xml:space="preserve">تصنيف + وصف حر؛ تظهر مجمعة للإدارة والوزارة وتُتابع حتى المعالجة</w:t>
+            </w:r>
+          </w:p>
+        </w:tc>
+      </w:tr>
+      <w:tr>
+        <w:tc>
+          <w:tcPr>
+            <w:tcW w:type="dxa" w:w="1900"/>
+            <w:tcMar>
+              <w:top w:type="dxa" w:w="55"/>
+              <w:left w:type="dxa" w:w="75"/>
+              <w:bottom w:type="dxa" w:w="55"/>
+              <w:right w:type="dxa" w:w="75"/>
+            </w:tcMar>
+          </w:tcPr>
+          <w:p>
+            <w:pPr>
+              <w:bidi/>
+              <w:jc w:val="right"/>
+            </w:pPr>
+            <w:r>
+              <w:rPr>
+                <w:rFonts w:ascii="Tahoma" w:cs="Tahoma" w:eastAsia="Tahoma" w:hAnsi="Tahoma"/>
+                <w:b w:val="false"/>
+                <w:bCs w:val="false"/>
+                <w:color w:val="1F2328"/>
+                <w:sz w:val="18"/>
+                <w:szCs w:val="18"/>
+                <w:rtl/>
+              </w:rPr>
+              <w:t xml:space="preserve">الحالة</w:t>
+            </w:r>
+          </w:p>
+        </w:tc>
+        <w:tc>
+          <w:tcPr>
+            <w:tcW w:type="dxa" w:w="7460"/>
+            <w:tcMar>
+              <w:top w:type="dxa" w:w="55"/>
+              <w:left w:type="dxa" w:w="75"/>
+              <w:bottom w:type="dxa" w:w="55"/>
+              <w:right w:type="dxa" w:w="75"/>
+            </w:tcMar>
+          </w:tcPr>
+          <w:p>
+            <w:pPr>
+              <w:bidi/>
+              <w:jc w:val="right"/>
+            </w:pPr>
+            <w:r>
+              <w:rPr>
+                <w:rFonts w:ascii="Tahoma" w:cs="Tahoma" w:eastAsia="Tahoma" w:hAnsi="Tahoma"/>
+                <w:b w:val="false"/>
+                <w:bCs w:val="false"/>
+                <w:color w:val="1F2328"/>
+                <w:sz w:val="18"/>
+                <w:szCs w:val="18"/>
+                <w:rtl/>
+              </w:rPr>
+              <w:t xml:space="preserve">مكتمل أو متعذّر بسببه المكتوب — القرار الموثق يُراجع ولا يضيع</w:t>
+            </w:r>
+          </w:p>
+        </w:tc>
+      </w:tr>
+      <w:tr>
+        <w:tc>
+          <w:tcPr>
+            <w:tcW w:type="dxa" w:w="1900"/>
+            <w:tcMar>
+              <w:top w:type="dxa" w:w="55"/>
+              <w:left w:type="dxa" w:w="75"/>
+              <w:bottom w:type="dxa" w:w="55"/>
+              <w:right w:type="dxa" w:w="75"/>
+            </w:tcMar>
+          </w:tcPr>
+          <w:p>
+            <w:pPr>
+              <w:bidi/>
+              <w:jc w:val="right"/>
+            </w:pPr>
+            <w:r>
+              <w:rPr>
+                <w:rFonts w:ascii="Tahoma" w:cs="Tahoma" w:eastAsia="Tahoma" w:hAnsi="Tahoma"/>
+                <w:b w:val="false"/>
+                <w:bCs w:val="false"/>
+                <w:color w:val="1F2328"/>
+                <w:sz w:val="18"/>
+                <w:szCs w:val="18"/>
+                <w:rtl/>
+              </w:rPr>
+              <w:t xml:space="preserve">الصور</w:t>
+            </w:r>
+          </w:p>
+        </w:tc>
+        <w:tc>
+          <w:tcPr>
+            <w:tcW w:type="dxa" w:w="7460"/>
+            <w:tcMar>
+              <w:top w:type="dxa" w:w="55"/>
+              <w:left w:type="dxa" w:w="75"/>
+              <w:bottom w:type="dxa" w:w="55"/>
+              <w:right w:type="dxa" w:w="75"/>
+            </w:tcMar>
+          </w:tcPr>
+          <w:p>
+            <w:pPr>
+              <w:bidi/>
+              <w:jc w:val="right"/>
+            </w:pPr>
+            <w:r>
+              <w:rPr>
+                <w:rFonts w:ascii="Tahoma" w:cs="Tahoma" w:eastAsia="Tahoma" w:hAnsi="Tahoma"/>
+                <w:b w:val="false"/>
+                <w:bCs w:val="false"/>
+                <w:color w:val="1F2328"/>
+                <w:sz w:val="18"/>
+                <w:szCs w:val="18"/>
+                <w:rtl/>
+              </w:rPr>
+              <w:t xml:space="preserve">تسع لكل موقع، الأولى إلزامية، بثلاث جودات: تجربة ٧٦٠ بكسل · ميداني ١٦٠٠ (الموصى به) · أرشيفي ٢٥٦٠ — وحد حجم صارم لكل لقطة</w:t>
+            </w:r>
+          </w:p>
+        </w:tc>
+      </w:tr>
+    </w:tbl>
+    <w:p>
+      <w:pPr>
+        <w:pStyle w:val="ListParagraph"/>
+        <w:numPr>
+          <w:ilvl w:val="0"/>
+          <w:numId w:val="2"/>
+        </w:numPr>
+        <w:bidi/>
+        <w:spacing w:after="65" w:line="280"/>
+        <w:jc w:val="right"/>
+      </w:pPr>
+      <w:r>
+        <w:rPr>
+          <w:rFonts w:ascii="Tahoma" w:cs="Tahoma" w:eastAsia="Tahoma" w:hAnsi="Tahoma"/>
+          <w:b w:val="false"/>
+          <w:bCs w:val="false"/>
+          <w:color w:val="1F2328"/>
+          <w:sz w:val="21"/>
+          <w:szCs w:val="21"/>
+          <w:rtl/>
+        </w:rPr>
+        <w:t xml:space="preserve">الحفظ الناقص = مسوّدة: لا تُحسب مسحًا، ويكشفها شريط «مخفيّ» في السجلات، وحذفها النهائي للإدارة وحدها.</w:t>
+      </w:r>
+    </w:p>
+    <w:p>
+      <w:pPr>
+        <w:pStyle w:val="Heading2"/>
+        <w:bidi/>
+        <w:spacing w:after="90" w:before="170"/>
+        <w:jc w:val="right"/>
+      </w:pPr>
+      <w:r>
+        <w:rPr>
+          <w:rFonts w:ascii="Tahoma" w:cs="Tahoma" w:eastAsia="Tahoma" w:hAnsi="Tahoma"/>
+          <w:b/>
+          <w:bCs/>
+          <w:color w:val="1F2328"/>
+          <w:sz w:val="23"/>
+          <w:szCs w:val="23"/>
+          <w:rtl/>
+        </w:rPr>
+        <w:t xml:space="preserve">٣.٤ السجلات</w:t>
+      </w:r>
+    </w:p>
+    <w:p>
+      <w:pPr>
+        <w:pStyle w:val="ListParagraph"/>
+        <w:numPr>
+          <w:ilvl w:val="0"/>
+          <w:numId w:val="2"/>
+        </w:numPr>
+        <w:bidi/>
+        <w:spacing w:after="65" w:line="280"/>
+        <w:jc w:val="right"/>
+      </w:pPr>
+      <w:r>
+        <w:rPr>
+          <w:rFonts w:ascii="Tahoma" w:cs="Tahoma" w:eastAsia="Tahoma" w:hAnsi="Tahoma"/>
+          <w:b w:val="false"/>
+          <w:bCs w:val="false"/>
+          <w:color w:val="1F2328"/>
+          <w:sz w:val="21"/>
+          <w:szCs w:val="21"/>
+          <w:rtl/>
+        </w:rPr>
+        <w:t xml:space="preserve">جدول المسوحات، وشريط المسودات المخفية — وللمشرف بطاقة «شغلي»: أرقامه هو (إجمالي · مكتمل · اليوم · صور) وسطر ترتيبه وسط زملائه دون كشف أرقامهم؛ وللإدارة زر «⬇ إكسل — السجلات وأداء المشرفين».</w:t>
+      </w:r>
+    </w:p>
+    <w:p>
+      <w:pPr>
+        <w:pStyle w:val="Heading2"/>
+        <w:bidi/>
+        <w:spacing w:after="90" w:before="170"/>
+        <w:jc w:val="right"/>
+      </w:pPr>
+      <w:r>
+        <w:rPr>
+          <w:rFonts w:ascii="Tahoma" w:cs="Tahoma" w:eastAsia="Tahoma" w:hAnsi="Tahoma"/>
+          <w:b/>
+          <w:bCs/>
+          <w:color w:val="1F2328"/>
+          <w:sz w:val="23"/>
+          <w:szCs w:val="23"/>
+          <w:rtl/>
+        </w:rPr>
+        <w:t xml:space="preserve">٣.٥ الأدوات</w:t>
+      </w:r>
+    </w:p>
+    <w:p>
+      <w:pPr>
+        <w:pStyle w:val="ListParagraph"/>
+        <w:numPr>
+          <w:ilvl w:val="0"/>
+          <w:numId w:val="2"/>
+        </w:numPr>
+        <w:bidi/>
+        <w:spacing w:after="65" w:line="280"/>
+        <w:jc w:val="right"/>
+      </w:pPr>
+      <w:r>
+        <w:rPr>
+          <w:rFonts w:ascii="Tahoma" w:cs="Tahoma" w:eastAsia="Tahoma" w:hAnsi="Tahoma"/>
+          <w:b w:val="false"/>
+          <w:bCs w:val="false"/>
+          <w:color w:val="1F2328"/>
+          <w:sz w:val="21"/>
+          <w:szCs w:val="21"/>
+          <w:rtl/>
+        </w:rPr>
+        <w:t xml:space="preserve">حالة الرفع لحظيًا (المنتظر، حجم الصور، آخر مزامنة، الاتصال) وزر «زامن الآن»، وجودات الصور، وفحص التحديثات، وأداة فحص الأجهزة، وأدلة الأدوار — وللإدارة إضافةً: النسخة الاحتياطية الكاملة، دمج نسخة زميل (الأحدث يكسب مع حفظ سجلّ الطرفين)، والتصدير اليدوي الشامل (إكسل كل البيانات · ملفات المواقع بالصور PDF · CSV · الصور منفصلة)، وملف الواجهات، ونسخ Word للأدلة.</w:t>
+      </w:r>
+    </w:p>
+    <w:p>
+      <w:pPr>
+        <w:pStyle w:val="Heading1"/>
+        <w:bidi/>
+        <w:spacing w:after="140" w:before="280"/>
+        <w:jc w:val="right"/>
+      </w:pPr>
+      <w:r>
+        <w:rPr>
+          <w:rFonts w:ascii="Tahoma" w:cs="Tahoma" w:eastAsia="Tahoma" w:hAnsi="Tahoma"/>
+          <w:b/>
+          <w:bCs/>
+          <w:color w:val="8C6D1F"/>
+          <w:sz w:val="28"/>
+          <w:szCs w:val="28"/>
+          <w:rtl/>
+        </w:rPr>
+        <w:t xml:space="preserve">٤. الفرق والجدولة وإشعارات واتساب</w:t>
+      </w:r>
+    </w:p>
+    <w:p>
+      <w:pPr>
+        <w:pStyle w:val="ListParagraph"/>
+        <w:numPr>
+          <w:ilvl w:val="0"/>
+          <w:numId w:val="2"/>
+        </w:numPr>
+        <w:bidi/>
+        <w:spacing w:after="65" w:line="280"/>
+        <w:jc w:val="right"/>
+      </w:pPr>
+      <w:r>
+        <w:rPr>
+          <w:rFonts w:ascii="Tahoma" w:cs="Tahoma" w:eastAsia="Tahoma" w:hAnsi="Tahoma"/>
+          <w:b w:val="false"/>
+          <w:bCs w:val="false"/>
+          <w:color w:val="1F2328"/>
+          <w:sz w:val="21"/>
+          <w:szCs w:val="21"/>
+          <w:rtl/>
+        </w:rPr>
+        <w:t xml:space="preserve">الفرق تُبنى بالاسم في اللوحة، ويُربط قائد كل فريق بحسابه بالمعرّف لا بتطابق الاسم — فيصل الإسناد إلى «جدولي» عند فنيّي الفريق فورًا، وفيه زر «⬇ إكسل — جدولي».</w:t>
+      </w:r>
+    </w:p>
+    <w:p>
+      <w:pPr>
+        <w:pStyle w:val="ListParagraph"/>
+        <w:numPr>
+          <w:ilvl w:val="0"/>
+          <w:numId w:val="2"/>
+        </w:numPr>
+        <w:bidi/>
+        <w:spacing w:after="65" w:line="280"/>
+        <w:jc w:val="right"/>
+      </w:pPr>
+      <w:r>
+        <w:rPr>
+          <w:rFonts w:ascii="Tahoma" w:cs="Tahoma" w:eastAsia="Tahoma" w:hAnsi="Tahoma"/>
+          <w:b w:val="false"/>
+          <w:bCs w:val="false"/>
+          <w:color w:val="1F2328"/>
+          <w:sz w:val="21"/>
+          <w:szCs w:val="21"/>
+          <w:rtl/>
+        </w:rPr>
+        <w:t xml:space="preserve">الإسناد مفرد (اختيار وبحث) أو جماعي (بالمربع والفريق)، وكل ما يدخل «مجدول» يظهر في توزيع التشغيل لحظيًا.</w:t>
+      </w:r>
+    </w:p>
+    <w:p>
+      <w:pPr>
+        <w:pStyle w:val="ListParagraph"/>
+        <w:numPr>
+          <w:ilvl w:val="0"/>
+          <w:numId w:val="2"/>
+        </w:numPr>
+        <w:bidi/>
+        <w:spacing w:after="65" w:line="280"/>
+        <w:jc w:val="right"/>
+      </w:pPr>
+      <w:r>
+        <w:rPr>
+          <w:rFonts w:ascii="Tahoma" w:cs="Tahoma" w:eastAsia="Tahoma" w:hAnsi="Tahoma"/>
+          <w:b w:val="false"/>
+          <w:bCs w:val="false"/>
+          <w:color w:val="1F2328"/>
+          <w:sz w:val="21"/>
+          <w:szCs w:val="21"/>
+          <w:rtl/>
+        </w:rPr>
+        <w:t xml:space="preserve">أي جدولة تُشعل شارة «📲 إشعارات الجدولة»: ورقة فيها زر واتساب لقائد كل فريق (رقمه باسم الفريق في أرقام المكتب) وزر لكل شركة خدمة تعود لها المواقع — برسالة جاهزة بالشواخص والمربعات والمواعيد، وأرقام الشركات تُدار من محرر «أرقام شركات الخدمة».</w:t>
+      </w:r>
+    </w:p>
+    <w:p>
+      <w:pPr>
+        <w:pStyle w:val="Heading1"/>
+        <w:bidi/>
+        <w:spacing w:after="140" w:before="280"/>
+        <w:jc w:val="right"/>
+      </w:pPr>
+      <w:r>
+        <w:rPr>
+          <w:rFonts w:ascii="Tahoma" w:cs="Tahoma" w:eastAsia="Tahoma" w:hAnsi="Tahoma"/>
+          <w:b/>
+          <w:bCs/>
+          <w:color w:val="8C6D1F"/>
+          <w:sz w:val="28"/>
+          <w:szCs w:val="28"/>
+          <w:rtl/>
+        </w:rPr>
+        <w:t xml:space="preserve">٥. صحة الأجهزة أثناء تشغيل الموسم</w:t>
+      </w:r>
+    </w:p>
+    <w:p>
+      <w:pPr>
+        <w:bidi/>
+        <w:spacing w:after="100" w:line="290"/>
+        <w:jc w:val="right"/>
+      </w:pPr>
+      <w:r>
+        <w:rPr>
+          <w:rFonts w:ascii="Tahoma" w:cs="Tahoma" w:eastAsia="Tahoma" w:hAnsi="Tahoma"/>
+          <w:b w:val="false"/>
+          <w:bCs w:val="false"/>
+          <w:color w:val="1F2328"/>
+          <w:sz w:val="21"/>
+          <w:szCs w:val="21"/>
+          <w:rtl/>
+        </w:rPr>
+        <w:t xml:space="preserve">لكل نقطة تركيب طاقم من ثلاثة: راوتر · قارئ · كاميرا. الهدف: اكتشاف أي سقوط قبل أن يتحول فجوة بيانات حجاج.</w:t>
+      </w:r>
+    </w:p>
+    <w:p>
+      <w:pPr>
+        <w:pStyle w:val="ListParagraph"/>
+        <w:numPr>
+          <w:ilvl w:val="0"/>
+          <w:numId w:val="2"/>
+        </w:numPr>
+        <w:bidi/>
+        <w:spacing w:after="65" w:line="280"/>
+        <w:jc w:val="right"/>
+      </w:pPr>
+      <w:r>
+        <w:rPr>
+          <w:rFonts w:ascii="Tahoma" w:cs="Tahoma" w:eastAsia="Tahoma" w:hAnsi="Tahoma"/>
+          <w:b/>
+          <w:bCs/>
+          <w:color w:val="1F2328"/>
+          <w:sz w:val="21"/>
+          <w:szCs w:val="21"/>
+          <w:rtl/>
+        </w:rPr>
+        <w:t xml:space="preserve">تحميل العناوين: </w:t>
+      </w:r>
+      <w:r>
+        <w:rPr>
+          <w:rFonts w:ascii="Tahoma" w:cs="Tahoma" w:eastAsia="Tahoma" w:hAnsi="Tahoma"/>
+          <w:b w:val="false"/>
+          <w:bCs w:val="false"/>
+          <w:color w:val="1F2328"/>
+          <w:sz w:val="21"/>
+          <w:szCs w:val="21"/>
+          <w:rtl/>
+        </w:rPr>
+        <w:t xml:space="preserve">دفعةً واحدة من قسم الصحة: «⬇ قالب إكسل — كل النقاط» ينزّل الـ١٬٧٨٧ جاهزةً (المعرّف والمشعر والشاخص) بأعمدة الأجهزة الثلاثة، ثم «⬆ استيراد عناوين الأجهزة» — يقبل المعرّف أو الشاخص مفتاحًا ويتعرف على الأعمدة بأسمائها ويقول كم استُورد وكم تعذّر. أو تسجيلًا فرديًا من نافذة كل نقطة، مع منع تكرار العنوان داخل النقطة وتحذيرٍ عند استخدامه في نقطة أخرى.</w:t>
+      </w:r>
+    </w:p>
+    <w:p>
+      <w:pPr>
+        <w:pStyle w:val="ListParagraph"/>
+        <w:numPr>
+          <w:ilvl w:val="0"/>
+          <w:numId w:val="2"/>
+        </w:numPr>
+        <w:bidi/>
+        <w:spacing w:after="65" w:line="280"/>
+        <w:jc w:val="right"/>
+      </w:pPr>
+      <w:r>
+        <w:rPr>
+          <w:rFonts w:ascii="Tahoma" w:cs="Tahoma" w:eastAsia="Tahoma" w:hAnsi="Tahoma"/>
+          <w:b/>
+          <w:bCs/>
+          <w:color w:val="1F2328"/>
+          <w:sz w:val="21"/>
+          <w:szCs w:val="21"/>
+          <w:rtl/>
+        </w:rPr>
+        <w:t xml:space="preserve">أداة الفحص: </w:t>
+      </w:r>
+      <w:r>
+        <w:rPr>
+          <w:rFonts w:ascii="Consolas" w:cs="Consolas" w:eastAsia="Consolas" w:hAnsi="Consolas"/>
+          <w:b w:val="false"/>
+          <w:bCs w:val="false"/>
+          <w:color w:val="3B2F0E"/>
+          <w:sz w:val="18"/>
+          <w:szCs w:val="18"/>
+          <w:shd w:fill="F3F0E8" w:val="clear"/>
+          <w:rtl w:val="false"/>
+        </w:rPr>
+        <w:t xml:space="preserve">tools/prober.html</w:t>
+      </w:r>
+      <w:r>
+        <w:rPr>
+          <w:rFonts w:ascii="Tahoma" w:cs="Tahoma" w:eastAsia="Tahoma" w:hAnsi="Tahoma"/>
+          <w:b w:val="false"/>
+          <w:bCs w:val="false"/>
+          <w:color w:val="1F2328"/>
+          <w:sz w:val="21"/>
+          <w:szCs w:val="21"/>
+          <w:rtl/>
+        </w:rPr>
+        <w:t xml:space="preserve"> — من الرابط تعمل «عرضًا حيًّا فقط» لأي جهاز (شاشة مراقبة للمكتب والجوال)، وللفحص الفعلي تُنزَّل بزرها وتُفتح ملفًّا محليًّا على جهازٍ متصل بشبكة الميدان: تسجّل دخولك (أو تشارك جلسة التطبيق على المتصفح نفسه)، وتفحص كل عنوان كل خمس دقائق — كل عنوانٍ مرةً واحدة مهما تكرر — وتستجيب فورًا لزر اللوحة، وفيها «⬇ إكسل — الحالة الكاملة» بورقتين، وفي أعلاها ✕ ورجوع.</w:t>
+      </w:r>
+    </w:p>
+    <w:p>
+      <w:pPr>
+        <w:pStyle w:val="ListParagraph"/>
+        <w:numPr>
+          <w:ilvl w:val="0"/>
+          <w:numId w:val="2"/>
+        </w:numPr>
+        <w:bidi/>
+        <w:spacing w:after="65" w:line="280"/>
+        <w:jc w:val="right"/>
+      </w:pPr>
+      <w:r>
+        <w:rPr>
+          <w:rFonts w:ascii="Tahoma" w:cs="Tahoma" w:eastAsia="Tahoma" w:hAnsi="Tahoma"/>
+          <w:b/>
+          <w:bCs/>
+          <w:color w:val="1F2328"/>
+          <w:sz w:val="21"/>
+          <w:szCs w:val="21"/>
+          <w:rtl/>
+        </w:rPr>
+        <w:t xml:space="preserve">الصدق والحماية: </w:t>
+      </w:r>
+      <w:r>
+        <w:rPr>
+          <w:rFonts w:ascii="Tahoma" w:cs="Tahoma" w:eastAsia="Tahoma" w:hAnsi="Tahoma"/>
+          <w:b w:val="false"/>
+          <w:bCs w:val="false"/>
+          <w:color w:val="1F2328"/>
+          <w:sz w:val="21"/>
+          <w:szCs w:val="21"/>
+          <w:rtl/>
+        </w:rPr>
+        <w:t xml:space="preserve">النتائج تُكتب كما هي حتى لو كانت جميع النقاط غير متصلة؛ وحارس العاصفة يمنع الكتابة فقط عند بصمة الرفض الفوري الدالة على أن الفاحص نفسه خارج الشبكة — فلا سقوط زائفًا ولا إنذارات كاذبة.</w:t>
+      </w:r>
+    </w:p>
+    <w:p>
+      <w:pPr>
+        <w:pStyle w:val="ListParagraph"/>
+        <w:numPr>
+          <w:ilvl w:val="0"/>
+          <w:numId w:val="2"/>
+        </w:numPr>
+        <w:bidi/>
+        <w:spacing w:after="65" w:line="280"/>
+        <w:jc w:val="right"/>
+      </w:pPr>
+      <w:r>
+        <w:rPr>
+          <w:rFonts w:ascii="Tahoma" w:cs="Tahoma" w:eastAsia="Tahoma" w:hAnsi="Tahoma"/>
+          <w:b/>
+          <w:bCs/>
+          <w:color w:val="1F2328"/>
+          <w:sz w:val="21"/>
+          <w:szCs w:val="21"/>
+          <w:rtl/>
+        </w:rPr>
+        <w:t xml:space="preserve">الإنذار المبكر: </w:t>
+      </w:r>
+      <w:r>
+        <w:rPr>
+          <w:rFonts w:ascii="Tahoma" w:cs="Tahoma" w:eastAsia="Tahoma" w:hAnsi="Tahoma"/>
+          <w:b w:val="false"/>
+          <w:bCs w:val="false"/>
+          <w:color w:val="1F2328"/>
+          <w:sz w:val="21"/>
+          <w:szCs w:val="21"/>
+          <w:rtl/>
+        </w:rPr>
+        <w:t xml:space="preserve">أي فاصل يتجاوز عشر دقائق يقرع جرس الجميع تلقائيًا مرةً لكل انقطاع («⛔ انقطاع … يحتاج زيارة ميدانية») مع «✅ عاد للاتصال» عند الرجوع.</w:t>
+      </w:r>
+    </w:p>
+    <w:p>
+      <w:pPr>
+        <w:pStyle w:val="ListParagraph"/>
+        <w:numPr>
+          <w:ilvl w:val="0"/>
+          <w:numId w:val="2"/>
+        </w:numPr>
+        <w:bidi/>
+        <w:spacing w:after="65" w:line="280"/>
+        <w:jc w:val="right"/>
+      </w:pPr>
+      <w:r>
+        <w:rPr>
+          <w:rFonts w:ascii="Tahoma" w:cs="Tahoma" w:eastAsia="Tahoma" w:hAnsi="Tahoma"/>
+          <w:b/>
+          <w:bCs/>
+          <w:color w:val="1F2328"/>
+          <w:sz w:val="21"/>
+          <w:szCs w:val="21"/>
+          <w:rtl/>
+        </w:rPr>
+        <w:t xml:space="preserve">قسم اللوحة: </w:t>
+      </w:r>
+      <w:r>
+        <w:rPr>
+          <w:rFonts w:ascii="Tahoma" w:cs="Tahoma" w:eastAsia="Tahoma" w:hAnsi="Tahoma"/>
+          <w:b w:val="false"/>
+          <w:bCs w:val="false"/>
+          <w:color w:val="1F2328"/>
+          <w:sz w:val="21"/>
+          <w:szCs w:val="21"/>
+          <w:rtl/>
+        </w:rPr>
+        <w:t xml:space="preserve">خمس بطاقات: متصل · غير متصل · فاصل ≥١٠ دقائق · متذبذب اليوم · لم يُفحص، ثم قائمة الزيارة الميدانية مجمّعةً بالنقطة (أجهزتها الساقطة معًا وأقدم فاصل) مع «⬇ إكسل — قائمة الزيارة»، وجدول المتذبذب (ثلاث فصلات فأكثر منذ منتصف الليل — كاشف الجهد المتردد والوصلات)، وهستوجرام أكثر أوقات الأعطال في ٢٤ ساعة بذروة حمراء، وزر «📡 تحديث كل النقاط الآن».</w:t>
+      </w:r>
+    </w:p>
+    <w:p>
+      <w:pPr>
+        <w:pStyle w:val="Heading1"/>
+        <w:bidi/>
+        <w:spacing w:after="140" w:before="280"/>
+        <w:jc w:val="right"/>
+      </w:pPr>
+      <w:r>
+        <w:rPr>
+          <w:rFonts w:ascii="Tahoma" w:cs="Tahoma" w:eastAsia="Tahoma" w:hAnsi="Tahoma"/>
+          <w:b/>
+          <w:bCs/>
+          <w:color w:val="8C6D1F"/>
+          <w:sz w:val="28"/>
+          <w:szCs w:val="28"/>
+          <w:rtl/>
+        </w:rPr>
+        <w:t xml:space="preserve">٦. الفك بعد الموسم</w:t>
+      </w:r>
+    </w:p>
+    <w:p>
+      <w:pPr>
+        <w:pStyle w:val="ListParagraph"/>
+        <w:numPr>
+          <w:ilvl w:val="0"/>
+          <w:numId w:val="2"/>
+        </w:numPr>
+        <w:bidi/>
+        <w:spacing w:after="65" w:line="280"/>
+        <w:jc w:val="right"/>
+      </w:pPr>
+      <w:r>
+        <w:rPr>
+          <w:rFonts w:ascii="Tahoma" w:cs="Tahoma" w:eastAsia="Tahoma" w:hAnsi="Tahoma"/>
+          <w:b w:val="false"/>
+          <w:bCs w:val="false"/>
+          <w:color w:val="1F2328"/>
+          <w:sz w:val="21"/>
+          <w:szCs w:val="21"/>
+          <w:rtl/>
+        </w:rPr>
+        <w:t xml:space="preserve">البوابة: لا يظهر الفك ولا يُقبل إلا لنقطة وُسمت «تم التركيب» — وما جُدول سابقًا يبقى ظاهرًا بحالته.</w:t>
+      </w:r>
+    </w:p>
+    <w:p>
+      <w:pPr>
+        <w:pStyle w:val="ListParagraph"/>
+        <w:numPr>
+          <w:ilvl w:val="0"/>
+          <w:numId w:val="2"/>
+        </w:numPr>
+        <w:bidi/>
+        <w:spacing w:after="65" w:line="280"/>
+        <w:jc w:val="right"/>
+      </w:pPr>
+      <w:r>
+        <w:rPr>
+          <w:rFonts w:ascii="Tahoma" w:cs="Tahoma" w:eastAsia="Tahoma" w:hAnsi="Tahoma"/>
+          <w:b w:val="false"/>
+          <w:bCs w:val="false"/>
+          <w:color w:val="1F2328"/>
+          <w:sz w:val="21"/>
+          <w:szCs w:val="21"/>
+          <w:rtl/>
+        </w:rPr>
+        <w:t xml:space="preserve">المهندس يجدول من نافذة النقطة (فريق من المنتقي المعتاد + تاريخ) → المهمة في «جدولي» موسومة 🔧 والنقطة برتقالية «فك مجدول» — وله إلغاء الجدولة.</w:t>
+      </w:r>
+    </w:p>
+    <w:p>
+      <w:pPr>
+        <w:pStyle w:val="ListParagraph"/>
+        <w:numPr>
+          <w:ilvl w:val="0"/>
+          <w:numId w:val="2"/>
+        </w:numPr>
+        <w:bidi/>
+        <w:spacing w:after="65" w:line="280"/>
+        <w:jc w:val="right"/>
+      </w:pPr>
+      <w:r>
+        <w:rPr>
+          <w:rFonts w:ascii="Tahoma" w:cs="Tahoma" w:eastAsia="Tahoma" w:hAnsi="Tahoma"/>
+          <w:b w:val="false"/>
+          <w:bCs w:val="false"/>
+          <w:color w:val="1F2328"/>
+          <w:sz w:val="21"/>
+          <w:szCs w:val="21"/>
+          <w:rtl/>
+        </w:rPr>
+        <w:t xml:space="preserve">المشرف يؤكد بزرّين: «فُكّ — الجهاز سليم» أو «تالف» → بنفسجية «تم الفك» باسم المنفّذ والتاريخ. نسبة التالف لكل شركة مؤشر تعاملها مع العُهدة.</w:t>
+      </w:r>
+    </w:p>
+    <w:p>
+      <w:pPr>
+        <w:pStyle w:val="ListParagraph"/>
+        <w:numPr>
+          <w:ilvl w:val="0"/>
+          <w:numId w:val="2"/>
+        </w:numPr>
+        <w:bidi/>
+        <w:spacing w:after="65" w:line="280"/>
+        <w:jc w:val="right"/>
+      </w:pPr>
+      <w:r>
+        <w:rPr>
+          <w:rFonts w:ascii="Tahoma" w:cs="Tahoma" w:eastAsia="Tahoma" w:hAnsi="Tahoma"/>
+          <w:b w:val="false"/>
+          <w:bCs w:val="false"/>
+          <w:color w:val="1F2328"/>
+          <w:sz w:val="21"/>
+          <w:szCs w:val="21"/>
+          <w:rtl/>
+        </w:rPr>
+        <w:t xml:space="preserve">القسم الوزاري: بطاقات (مُركّب قائم · فك مجدول · فُكّ سليم · فُكّ تالف)، شريط «فُكّ من المُركّب»، جدول أحدث العمليات، و«⬇ إكسل — سجل الفك» بعشرة أعمدة: الشاخص والمشعر والمربع والشركة والفريق وحالتي الفك والجهاز وتاريخي الجدولة والتنفيذ والمنفّذ — نواة محضر التسليم.</w:t>
+      </w:r>
+    </w:p>
+    <w:p>
+      <w:pPr>
+        <w:pStyle w:val="Heading1"/>
+        <w:bidi/>
+        <w:spacing w:after="140" w:before="280"/>
+        <w:jc w:val="right"/>
+      </w:pPr>
+      <w:r>
+        <w:rPr>
+          <w:rFonts w:ascii="Tahoma" w:cs="Tahoma" w:eastAsia="Tahoma" w:hAnsi="Tahoma"/>
+          <w:b/>
+          <w:bCs/>
+          <w:color w:val="8C6D1F"/>
+          <w:sz w:val="28"/>
+          <w:szCs w:val="28"/>
+          <w:rtl/>
+        </w:rPr>
+        <w:t xml:space="preserve">٧. لوحة المتابعة — ٢٣ قسمًا في أربعة تبويبات</w:t>
+      </w:r>
+    </w:p>
+    <w:tbl>
+      <w:tblPr>
+        <w:bidiVisual/>
+        <w:tblW w:type="dxa" w:w="9360"/>
+        <w:tblBorders>
+          <w:top w:val="single" w:color="auto" w:sz="4"/>
+          <w:left w:val="single" w:color="auto" w:sz="4"/>
+          <w:bottom w:val="single" w:color="auto" w:sz="4"/>
+          <w:right w:val="single" w:color="auto" w:sz="4"/>
+          <w:insideH w:val="single" w:color="auto" w:sz="4"/>
+          <w:insideV w:val="single" w:color="auto" w:sz="4"/>
+        </w:tblBorders>
+      </w:tblPr>
+      <w:tblGrid>
+        <w:gridCol w:w="1350"/>
+        <w:gridCol w:w="6350"/>
+        <w:gridCol w:w="1660"/>
+      </w:tblGrid>
+      <w:tr>
+        <w:tc>
+          <w:tcPr>
+            <w:tcW w:type="dxa" w:w="1350"/>
+            <w:shd w:fill="F2ECDD" w:val="clear"/>
+            <w:tcMar>
+              <w:top w:type="dxa" w:w="55"/>
+              <w:left w:type="dxa" w:w="75"/>
+              <w:bottom w:type="dxa" w:w="55"/>
+              <w:right w:type="dxa" w:w="75"/>
+            </w:tcMar>
+          </w:tcPr>
+          <w:p>
+            <w:pPr>
+              <w:bidi/>
+              <w:jc w:val="right"/>
+            </w:pPr>
+            <w:r>
+              <w:rPr>
+                <w:rFonts w:ascii="Tahoma" w:cs="Tahoma" w:eastAsia="Tahoma" w:hAnsi="Tahoma"/>
+                <w:b/>
+                <w:bCs/>
+                <w:color w:val="1F2328"/>
+                <w:sz w:val="17"/>
+                <w:szCs w:val="17"/>
+                <w:rtl/>
+              </w:rPr>
+              <w:t xml:space="preserve">التبويب</w:t>
+            </w:r>
+          </w:p>
+        </w:tc>
+        <w:tc>
+          <w:tcPr>
+            <w:tcW w:type="dxa" w:w="6350"/>
+            <w:shd w:fill="F2ECDD" w:val="clear"/>
+            <w:tcMar>
+              <w:top w:type="dxa" w:w="55"/>
+              <w:left w:type="dxa" w:w="75"/>
+              <w:bottom w:type="dxa" w:w="55"/>
+              <w:right w:type="dxa" w:w="75"/>
+            </w:tcMar>
+          </w:tcPr>
+          <w:p>
+            <w:pPr>
+              <w:bidi/>
+              <w:jc w:val="right"/>
+            </w:pPr>
+            <w:r>
+              <w:rPr>
+                <w:rFonts w:ascii="Tahoma" w:cs="Tahoma" w:eastAsia="Tahoma" w:hAnsi="Tahoma"/>
+                <w:b/>
+                <w:bCs/>
+                <w:color w:val="1F2328"/>
+                <w:sz w:val="17"/>
+                <w:szCs w:val="17"/>
+                <w:rtl/>
+              </w:rPr>
+              <w:t xml:space="preserve">أقسامه</w:t>
+            </w:r>
+          </w:p>
+        </w:tc>
+        <w:tc>
+          <w:tcPr>
+            <w:tcW w:type="dxa" w:w="1660"/>
+            <w:shd w:fill="F2ECDD" w:val="clear"/>
+            <w:tcMar>
+              <w:top w:type="dxa" w:w="55"/>
+              <w:left w:type="dxa" w:w="75"/>
+              <w:bottom w:type="dxa" w:w="55"/>
+              <w:right w:type="dxa" w:w="75"/>
+            </w:tcMar>
+          </w:tcPr>
+          <w:p>
+            <w:pPr>
+              <w:bidi/>
+              <w:jc w:val="right"/>
+            </w:pPr>
+            <w:r>
+              <w:rPr>
+                <w:rFonts w:ascii="Tahoma" w:cs="Tahoma" w:eastAsia="Tahoma" w:hAnsi="Tahoma"/>
+                <w:b/>
+                <w:bCs/>
+                <w:color w:val="1F2328"/>
+                <w:sz w:val="17"/>
+                <w:szCs w:val="17"/>
+                <w:rtl/>
+              </w:rPr>
+              <w:t xml:space="preserve">لمن</w:t>
+            </w:r>
+          </w:p>
+        </w:tc>
+      </w:tr>
+      <w:tr>
+        <w:tc>
+          <w:tcPr>
+            <w:tcW w:type="dxa" w:w="1350"/>
+            <w:tcMar>
+              <w:top w:type="dxa" w:w="55"/>
+              <w:left w:type="dxa" w:w="75"/>
+              <w:bottom w:type="dxa" w:w="55"/>
+              <w:right w:type="dxa" w:w="75"/>
+            </w:tcMar>
+          </w:tcPr>
+          <w:p>
+            <w:pPr>
+              <w:bidi/>
+              <w:jc w:val="right"/>
+            </w:pPr>
+            <w:r>
+              <w:rPr>
+                <w:rFonts w:ascii="Tahoma" w:cs="Tahoma" w:eastAsia="Tahoma" w:hAnsi="Tahoma"/>
+                <w:b w:val="false"/>
+                <w:bCs w:val="false"/>
+                <w:color w:val="1F2328"/>
+                <w:sz w:val="17"/>
+                <w:szCs w:val="17"/>
+                <w:rtl/>
+              </w:rPr>
+              <w:t xml:space="preserve">متابعة</w:t>
+            </w:r>
+          </w:p>
+        </w:tc>
+        <w:tc>
+          <w:tcPr>
+            <w:tcW w:type="dxa" w:w="6350"/>
+            <w:tcMar>
+              <w:top w:type="dxa" w:w="55"/>
+              <w:left w:type="dxa" w:w="75"/>
+              <w:bottom w:type="dxa" w:w="55"/>
+              <w:right w:type="dxa" w:w="75"/>
+            </w:tcMar>
+          </w:tcPr>
+          <w:p>
+            <w:pPr>
+              <w:bidi/>
+              <w:jc w:val="right"/>
+            </w:pPr>
+            <w:r>
+              <w:rPr>
+                <w:rFonts w:ascii="Tahoma" w:cs="Tahoma" w:eastAsia="Tahoma" w:hAnsi="Tahoma"/>
+                <w:b w:val="false"/>
+                <w:bCs w:val="false"/>
+                <w:color w:val="1F2328"/>
+                <w:sz w:val="17"/>
+                <w:szCs w:val="17"/>
+                <w:rtl/>
+              </w:rPr>
+              <w:t xml:space="preserve">الصورة التنفيذية (+ الملخص التنفيذي إكسلًا) · الوتيرة والهدف · التركيب والجدولة · المعدل اليومي · حسب المشعر والنوع · حسب الشركة (الأقل إنجازًا أولًا) · التحديات · الفك بعد الموسم</w:t>
+            </w:r>
+          </w:p>
+        </w:tc>
+        <w:tc>
+          <w:tcPr>
+            <w:tcW w:type="dxa" w:w="1660"/>
+            <w:tcMar>
+              <w:top w:type="dxa" w:w="55"/>
+              <w:left w:type="dxa" w:w="75"/>
+              <w:bottom w:type="dxa" w:w="55"/>
+              <w:right w:type="dxa" w:w="75"/>
+            </w:tcMar>
+          </w:tcPr>
+          <w:p>
+            <w:pPr>
+              <w:bidi/>
+              <w:jc w:val="right"/>
+            </w:pPr>
+            <w:r>
+              <w:rPr>
+                <w:rFonts w:ascii="Tahoma" w:cs="Tahoma" w:eastAsia="Tahoma" w:hAnsi="Tahoma"/>
+                <w:b w:val="false"/>
+                <w:bCs w:val="false"/>
+                <w:color w:val="1F2328"/>
+                <w:sz w:val="17"/>
+                <w:szCs w:val="17"/>
+                <w:rtl/>
+              </w:rPr>
+              <w:t xml:space="preserve">تفتح للوزارة قراءةً، وللمشرف كتبويبه الوحيد</w:t>
+            </w:r>
+          </w:p>
+        </w:tc>
+      </w:tr>
+      <w:tr>
+        <w:tc>
+          <w:tcPr>
+            <w:tcW w:type="dxa" w:w="1350"/>
+            <w:tcMar>
+              <w:top w:type="dxa" w:w="55"/>
+              <w:left w:type="dxa" w:w="75"/>
+              <w:bottom w:type="dxa" w:w="55"/>
+              <w:right w:type="dxa" w:w="75"/>
+            </w:tcMar>
+          </w:tcPr>
+          <w:p>
+            <w:pPr>
+              <w:bidi/>
+              <w:jc w:val="right"/>
+            </w:pPr>
+            <w:r>
+              <w:rPr>
+                <w:rFonts w:ascii="Tahoma" w:cs="Tahoma" w:eastAsia="Tahoma" w:hAnsi="Tahoma"/>
+                <w:b w:val="false"/>
+                <w:bCs w:val="false"/>
+                <w:color w:val="1F2328"/>
+                <w:sz w:val="17"/>
+                <w:szCs w:val="17"/>
+                <w:rtl/>
+              </w:rPr>
+              <w:t xml:space="preserve">تخطيط</w:t>
+            </w:r>
+          </w:p>
+        </w:tc>
+        <w:tc>
+          <w:tcPr>
+            <w:tcW w:type="dxa" w:w="6350"/>
+            <w:tcMar>
+              <w:top w:type="dxa" w:w="55"/>
+              <w:left w:type="dxa" w:w="75"/>
+              <w:bottom w:type="dxa" w:w="55"/>
+              <w:right w:type="dxa" w:w="75"/>
+            </w:tcMar>
+          </w:tcPr>
+          <w:p>
+            <w:pPr>
+              <w:bidi/>
+              <w:jc w:val="right"/>
+            </w:pPr>
+            <w:r>
+              <w:rPr>
+                <w:rFonts w:ascii="Tahoma" w:cs="Tahoma" w:eastAsia="Tahoma" w:hAnsi="Tahoma"/>
+                <w:b w:val="false"/>
+                <w:bCs w:val="false"/>
+                <w:color w:val="1F2328"/>
+                <w:sz w:val="17"/>
+                <w:szCs w:val="17"/>
+                <w:rtl/>
+              </w:rPr>
+              <w:t xml:space="preserve">المواعيد المستهدفة وأزمنة التركيب · سلامة خط الإنتاج (لا مجدول بلا مسح ولا ممسوحَ منسيًّا)</w:t>
+            </w:r>
+          </w:p>
+        </w:tc>
+        <w:tc>
+          <w:tcPr>
+            <w:tcW w:type="dxa" w:w="1660"/>
+            <w:tcMar>
+              <w:top w:type="dxa" w:w="55"/>
+              <w:left w:type="dxa" w:w="75"/>
+              <w:bottom w:type="dxa" w:w="55"/>
+              <w:right w:type="dxa" w:w="75"/>
+            </w:tcMar>
+          </w:tcPr>
+          <w:p>
+            <w:pPr>
+              <w:bidi/>
+              <w:jc w:val="right"/>
+            </w:pPr>
+            <w:r>
+              <w:rPr>
+                <w:rFonts w:ascii="Tahoma" w:cs="Tahoma" w:eastAsia="Tahoma" w:hAnsi="Tahoma"/>
+                <w:b w:val="false"/>
+                <w:bCs w:val="false"/>
+                <w:color w:val="1F2328"/>
+                <w:sz w:val="17"/>
+                <w:szCs w:val="17"/>
+                <w:rtl/>
+              </w:rPr>
+              <w:t xml:space="preserve">الإدارة</w:t>
+            </w:r>
+          </w:p>
+        </w:tc>
+      </w:tr>
+      <w:tr>
+        <w:tc>
+          <w:tcPr>
+            <w:tcW w:type="dxa" w:w="1350"/>
+            <w:tcMar>
+              <w:top w:type="dxa" w:w="55"/>
+              <w:left w:type="dxa" w:w="75"/>
+              <w:bottom w:type="dxa" w:w="55"/>
+              <w:right w:type="dxa" w:w="75"/>
+            </w:tcMar>
+          </w:tcPr>
+          <w:p>
+            <w:pPr>
+              <w:bidi/>
+              <w:jc w:val="right"/>
+            </w:pPr>
+            <w:r>
+              <w:rPr>
+                <w:rFonts w:ascii="Tahoma" w:cs="Tahoma" w:eastAsia="Tahoma" w:hAnsi="Tahoma"/>
+                <w:b w:val="false"/>
+                <w:bCs w:val="false"/>
+                <w:color w:val="1F2328"/>
+                <w:sz w:val="17"/>
+                <w:szCs w:val="17"/>
+                <w:rtl/>
+              </w:rPr>
+              <w:t xml:space="preserve">تشغيل</w:t>
+            </w:r>
+          </w:p>
+        </w:tc>
+        <w:tc>
+          <w:tcPr>
+            <w:tcW w:type="dxa" w:w="6350"/>
+            <w:tcMar>
+              <w:top w:type="dxa" w:w="55"/>
+              <w:left w:type="dxa" w:w="75"/>
+              <w:bottom w:type="dxa" w:w="55"/>
+              <w:right w:type="dxa" w:w="75"/>
+            </w:tcMar>
+          </w:tcPr>
+          <w:p>
+            <w:pPr>
+              <w:bidi/>
+              <w:jc w:val="right"/>
+            </w:pPr>
+            <w:r>
+              <w:rPr>
+                <w:rFonts w:ascii="Tahoma" w:cs="Tahoma" w:eastAsia="Tahoma" w:hAnsi="Tahoma"/>
+                <w:b w:val="false"/>
+                <w:bCs w:val="false"/>
+                <w:color w:val="1F2328"/>
+                <w:sz w:val="17"/>
+                <w:szCs w:val="17"/>
+                <w:rtl/>
+              </w:rPr>
+              <w:t xml:space="preserve">توزيع الفرق وربط القادة · أرقام المكتب · أرقام شركات الخدمة · الإسناد المفرد · العُهدة · جدولي · سباقا المسح والتركيب · المتعذّر والراكد · التدقيق · صحة الأجهزة بقالبها واستيرادها</w:t>
+            </w:r>
+          </w:p>
+        </w:tc>
+        <w:tc>
+          <w:tcPr>
+            <w:tcW w:type="dxa" w:w="1660"/>
+            <w:tcMar>
+              <w:top w:type="dxa" w:w="55"/>
+              <w:left w:type="dxa" w:w="75"/>
+              <w:bottom w:type="dxa" w:w="55"/>
+              <w:right w:type="dxa" w:w="75"/>
+            </w:tcMar>
+          </w:tcPr>
+          <w:p>
+            <w:pPr>
+              <w:bidi/>
+              <w:jc w:val="right"/>
+            </w:pPr>
+            <w:r>
+              <w:rPr>
+                <w:rFonts w:ascii="Tahoma" w:cs="Tahoma" w:eastAsia="Tahoma" w:hAnsi="Tahoma"/>
+                <w:b w:val="false"/>
+                <w:bCs w:val="false"/>
+                <w:color w:val="1F2328"/>
+                <w:sz w:val="17"/>
+                <w:szCs w:val="17"/>
+                <w:rtl/>
+              </w:rPr>
+              <w:t xml:space="preserve">الإدارة</w:t>
+            </w:r>
+          </w:p>
+        </w:tc>
+      </w:tr>
+      <w:tr>
+        <w:tc>
+          <w:tcPr>
+            <w:tcW w:type="dxa" w:w="1350"/>
+            <w:tcMar>
+              <w:top w:type="dxa" w:w="55"/>
+              <w:left w:type="dxa" w:w="75"/>
+              <w:bottom w:type="dxa" w:w="55"/>
+              <w:right w:type="dxa" w:w="75"/>
+            </w:tcMar>
+          </w:tcPr>
+          <w:p>
+            <w:pPr>
+              <w:bidi/>
+              <w:jc w:val="right"/>
+            </w:pPr>
+            <w:r>
+              <w:rPr>
+                <w:rFonts w:ascii="Tahoma" w:cs="Tahoma" w:eastAsia="Tahoma" w:hAnsi="Tahoma"/>
+                <w:b w:val="false"/>
+                <w:bCs w:val="false"/>
+                <w:color w:val="1F2328"/>
+                <w:sz w:val="17"/>
+                <w:szCs w:val="17"/>
+                <w:rtl/>
+              </w:rPr>
+              <w:t xml:space="preserve">النظام</w:t>
+            </w:r>
+          </w:p>
+        </w:tc>
+        <w:tc>
+          <w:tcPr>
+            <w:tcW w:type="dxa" w:w="6350"/>
+            <w:tcMar>
+              <w:top w:type="dxa" w:w="55"/>
+              <w:left w:type="dxa" w:w="75"/>
+              <w:bottom w:type="dxa" w:w="55"/>
+              <w:right w:type="dxa" w:w="75"/>
+            </w:tcMar>
+          </w:tcPr>
+          <w:p>
+            <w:pPr>
+              <w:bidi/>
+              <w:jc w:val="right"/>
+            </w:pPr>
+            <w:r>
+              <w:rPr>
+                <w:rFonts w:ascii="Tahoma" w:cs="Tahoma" w:eastAsia="Tahoma" w:hAnsi="Tahoma"/>
+                <w:b w:val="false"/>
+                <w:bCs w:val="false"/>
+                <w:color w:val="1F2328"/>
+                <w:sz w:val="17"/>
+                <w:szCs w:val="17"/>
+                <w:rtl/>
+              </w:rPr>
+              <w:t xml:space="preserve">سلامة البيانات · قفل التطبيق الفوري · إعادة الضبط المحمية بعبارة تأكيد تُكتب حرفيًا · سجل أحداث الخمسمئة بفلاتره وتصديره</w:t>
+            </w:r>
+          </w:p>
+        </w:tc>
+        <w:tc>
+          <w:tcPr>
+            <w:tcW w:type="dxa" w:w="1660"/>
+            <w:tcMar>
+              <w:top w:type="dxa" w:w="55"/>
+              <w:left w:type="dxa" w:w="75"/>
+              <w:bottom w:type="dxa" w:w="55"/>
+              <w:right w:type="dxa" w:w="75"/>
+            </w:tcMar>
+          </w:tcPr>
+          <w:p>
+            <w:pPr>
+              <w:bidi/>
+              <w:jc w:val="right"/>
+            </w:pPr>
+            <w:r>
+              <w:rPr>
+                <w:rFonts w:ascii="Tahoma" w:cs="Tahoma" w:eastAsia="Tahoma" w:hAnsi="Tahoma"/>
+                <w:b w:val="false"/>
+                <w:bCs w:val="false"/>
+                <w:color w:val="1F2328"/>
+                <w:sz w:val="17"/>
+                <w:szCs w:val="17"/>
+                <w:rtl/>
+              </w:rPr>
+              <w:t xml:space="preserve">الإدارة</w:t>
+            </w:r>
+          </w:p>
+        </w:tc>
+      </w:tr>
+    </w:tbl>
+    <w:p>
+      <w:pPr>
+        <w:bidi/>
+        <w:spacing w:after="100" w:line="290"/>
+        <w:jc w:val="right"/>
+      </w:pPr>
+      <w:r>
+        <w:rPr>
+          <w:rFonts w:ascii="Tahoma" w:cs="Tahoma" w:eastAsia="Tahoma" w:hAnsi="Tahoma"/>
+          <w:b w:val="false"/>
+          <w:bCs w:val="false"/>
+          <w:color w:val="1F2328"/>
+          <w:sz w:val="21"/>
+          <w:szCs w:val="21"/>
+          <w:rtl/>
+        </w:rPr>
+        <w:t xml:space="preserve">الجرس أعلى الشاشة سجلُّ الأحداث الحي لكل الأدوار: كل حفظ واعتماد وجدولة وفك وإنذار صحة — أثرٌ تدقيقي إلحاقي لا يُمحى ولا يُعدَّل.</w:t>
+      </w:r>
+    </w:p>
+    <w:p>
+      <w:pPr>
+        <w:pStyle w:val="Heading1"/>
+        <w:bidi/>
+        <w:spacing w:after="140" w:before="280"/>
+        <w:jc w:val="right"/>
+      </w:pPr>
+      <w:r>
+        <w:rPr>
+          <w:rFonts w:ascii="Tahoma" w:cs="Tahoma" w:eastAsia="Tahoma" w:hAnsi="Tahoma"/>
+          <w:b/>
+          <w:bCs/>
+          <w:color w:val="8C6D1F"/>
+          <w:sz w:val="28"/>
+          <w:szCs w:val="28"/>
+          <w:rtl/>
+        </w:rPr>
+        <w:t xml:space="preserve">٨. التصديرات — الخريطة الكاملة</w:t>
+      </w:r>
+    </w:p>
+    <w:tbl>
+      <w:tblPr>
+        <w:bidiVisual/>
+        <w:tblW w:type="dxa" w:w="9360"/>
+        <w:tblBorders>
+          <w:top w:val="single" w:color="auto" w:sz="4"/>
+          <w:left w:val="single" w:color="auto" w:sz="4"/>
+          <w:bottom w:val="single" w:color="auto" w:sz="4"/>
+          <w:right w:val="single" w:color="auto" w:sz="4"/>
+          <w:insideH w:val="single" w:color="auto" w:sz="4"/>
+          <w:insideV w:val="single" w:color="auto" w:sz="4"/>
+        </w:tblBorders>
+      </w:tblPr>
+      <w:tblGrid>
+        <w:gridCol w:w="4300"/>
+        <w:gridCol w:w="2600"/>
+        <w:gridCol w:w="2460"/>
+      </w:tblGrid>
+      <w:tr>
+        <w:tc>
+          <w:tcPr>
+            <w:tcW w:type="dxa" w:w="4300"/>
+            <w:shd w:fill="F2ECDD" w:val="clear"/>
+            <w:tcMar>
+              <w:top w:type="dxa" w:w="55"/>
+              <w:left w:type="dxa" w:w="75"/>
+              <w:bottom w:type="dxa" w:w="55"/>
+              <w:right w:type="dxa" w:w="75"/>
+            </w:tcMar>
+          </w:tcPr>
+          <w:p>
+            <w:pPr>
+              <w:bidi/>
+              <w:jc w:val="right"/>
+            </w:pPr>
+            <w:r>
+              <w:rPr>
+                <w:rFonts w:ascii="Tahoma" w:cs="Tahoma" w:eastAsia="Tahoma" w:hAnsi="Tahoma"/>
+                <w:b/>
+                <w:bCs/>
+                <w:color w:val="1F2328"/>
+                <w:sz w:val="17"/>
+                <w:szCs w:val="17"/>
+                <w:rtl/>
+              </w:rPr>
+              <w:t xml:space="preserve">التصدير</w:t>
+            </w:r>
+          </w:p>
+        </w:tc>
+        <w:tc>
+          <w:tcPr>
+            <w:tcW w:type="dxa" w:w="2600"/>
+            <w:shd w:fill="F2ECDD" w:val="clear"/>
+            <w:tcMar>
+              <w:top w:type="dxa" w:w="55"/>
+              <w:left w:type="dxa" w:w="75"/>
+              <w:bottom w:type="dxa" w:w="55"/>
+              <w:right w:type="dxa" w:w="75"/>
+            </w:tcMar>
+          </w:tcPr>
+          <w:p>
+            <w:pPr>
+              <w:bidi/>
+              <w:jc w:val="right"/>
+            </w:pPr>
+            <w:r>
+              <w:rPr>
+                <w:rFonts w:ascii="Tahoma" w:cs="Tahoma" w:eastAsia="Tahoma" w:hAnsi="Tahoma"/>
+                <w:b/>
+                <w:bCs/>
+                <w:color w:val="1F2328"/>
+                <w:sz w:val="17"/>
+                <w:szCs w:val="17"/>
+                <w:rtl/>
+              </w:rPr>
+              <w:t xml:space="preserve">موضعه</w:t>
+            </w:r>
+          </w:p>
+        </w:tc>
+        <w:tc>
+          <w:tcPr>
+            <w:tcW w:type="dxa" w:w="2460"/>
+            <w:shd w:fill="F2ECDD" w:val="clear"/>
+            <w:tcMar>
+              <w:top w:type="dxa" w:w="55"/>
+              <w:left w:type="dxa" w:w="75"/>
+              <w:bottom w:type="dxa" w:w="55"/>
+              <w:right w:type="dxa" w:w="75"/>
+            </w:tcMar>
+          </w:tcPr>
+          <w:p>
+            <w:pPr>
+              <w:bidi/>
+              <w:jc w:val="right"/>
+            </w:pPr>
+            <w:r>
+              <w:rPr>
+                <w:rFonts w:ascii="Tahoma" w:cs="Tahoma" w:eastAsia="Tahoma" w:hAnsi="Tahoma"/>
+                <w:b/>
+                <w:bCs/>
+                <w:color w:val="1F2328"/>
+                <w:sz w:val="17"/>
+                <w:szCs w:val="17"/>
+                <w:rtl/>
+              </w:rPr>
+              <w:t xml:space="preserve">لمن</w:t>
+            </w:r>
+          </w:p>
+        </w:tc>
+      </w:tr>
+      <w:tr>
+        <w:tc>
+          <w:tcPr>
+            <w:tcW w:type="dxa" w:w="4300"/>
+            <w:tcMar>
+              <w:top w:type="dxa" w:w="55"/>
+              <w:left w:type="dxa" w:w="75"/>
+              <w:bottom w:type="dxa" w:w="55"/>
+              <w:right w:type="dxa" w:w="75"/>
+            </w:tcMar>
+          </w:tcPr>
+          <w:p>
+            <w:pPr>
+              <w:bidi/>
+              <w:jc w:val="right"/>
+            </w:pPr>
+            <w:r>
+              <w:rPr>
+                <w:rFonts w:ascii="Tahoma" w:cs="Tahoma" w:eastAsia="Tahoma" w:hAnsi="Tahoma"/>
+                <w:b w:val="false"/>
+                <w:bCs w:val="false"/>
+                <w:color w:val="1F2328"/>
+                <w:sz w:val="17"/>
+                <w:szCs w:val="17"/>
+                <w:rtl/>
+              </w:rPr>
+              <w:t xml:space="preserve">إكسل كل البيانات + ورقة الملخص</w:t>
+            </w:r>
+          </w:p>
+        </w:tc>
+        <w:tc>
+          <w:tcPr>
+            <w:tcW w:type="dxa" w:w="2600"/>
+            <w:tcMar>
+              <w:top w:type="dxa" w:w="55"/>
+              <w:left w:type="dxa" w:w="75"/>
+              <w:bottom w:type="dxa" w:w="55"/>
+              <w:right w:type="dxa" w:w="75"/>
+            </w:tcMar>
+          </w:tcPr>
+          <w:p>
+            <w:pPr>
+              <w:bidi/>
+              <w:jc w:val="right"/>
+            </w:pPr>
+            <w:r>
+              <w:rPr>
+                <w:rFonts w:ascii="Tahoma" w:cs="Tahoma" w:eastAsia="Tahoma" w:hAnsi="Tahoma"/>
+                <w:b w:val="false"/>
+                <w:bCs w:val="false"/>
+                <w:color w:val="1F2328"/>
+                <w:sz w:val="17"/>
+                <w:szCs w:val="17"/>
+                <w:rtl/>
+              </w:rPr>
+              <w:t xml:space="preserve">الأدوات</w:t>
+            </w:r>
+          </w:p>
+        </w:tc>
+        <w:tc>
+          <w:tcPr>
+            <w:tcW w:type="dxa" w:w="2460"/>
+            <w:tcMar>
+              <w:top w:type="dxa" w:w="55"/>
+              <w:left w:type="dxa" w:w="75"/>
+              <w:bottom w:type="dxa" w:w="55"/>
+              <w:right w:type="dxa" w:w="75"/>
+            </w:tcMar>
+          </w:tcPr>
+          <w:p>
+            <w:pPr>
+              <w:bidi/>
+              <w:jc w:val="right"/>
+            </w:pPr>
+            <w:r>
+              <w:rPr>
+                <w:rFonts w:ascii="Tahoma" w:cs="Tahoma" w:eastAsia="Tahoma" w:hAnsi="Tahoma"/>
+                <w:b w:val="false"/>
+                <w:bCs w:val="false"/>
+                <w:color w:val="1F2328"/>
+                <w:sz w:val="17"/>
+                <w:szCs w:val="17"/>
+                <w:rtl/>
+              </w:rPr>
+              <w:t xml:space="preserve">الإدارة</w:t>
+            </w:r>
+          </w:p>
+        </w:tc>
+      </w:tr>
+      <w:tr>
+        <w:tc>
+          <w:tcPr>
+            <w:tcW w:type="dxa" w:w="4300"/>
+            <w:tcMar>
+              <w:top w:type="dxa" w:w="55"/>
+              <w:left w:type="dxa" w:w="75"/>
+              <w:bottom w:type="dxa" w:w="55"/>
+              <w:right w:type="dxa" w:w="75"/>
+            </w:tcMar>
+          </w:tcPr>
+          <w:p>
+            <w:pPr>
+              <w:bidi/>
+              <w:jc w:val="right"/>
+            </w:pPr>
+            <w:r>
+              <w:rPr>
+                <w:rFonts w:ascii="Tahoma" w:cs="Tahoma" w:eastAsia="Tahoma" w:hAnsi="Tahoma"/>
+                <w:b w:val="false"/>
+                <w:bCs w:val="false"/>
+                <w:color w:val="1F2328"/>
+                <w:sz w:val="17"/>
+                <w:szCs w:val="17"/>
+                <w:rtl/>
+              </w:rPr>
+              <w:t xml:space="preserve">ملفات المواقع بالصور PDF · CSV · الصور منفصلة</w:t>
+            </w:r>
+          </w:p>
+        </w:tc>
+        <w:tc>
+          <w:tcPr>
+            <w:tcW w:type="dxa" w:w="2600"/>
+            <w:tcMar>
+              <w:top w:type="dxa" w:w="55"/>
+              <w:left w:type="dxa" w:w="75"/>
+              <w:bottom w:type="dxa" w:w="55"/>
+              <w:right w:type="dxa" w:w="75"/>
+            </w:tcMar>
+          </w:tcPr>
+          <w:p>
+            <w:pPr>
+              <w:bidi/>
+              <w:jc w:val="right"/>
+            </w:pPr>
+            <w:r>
+              <w:rPr>
+                <w:rFonts w:ascii="Tahoma" w:cs="Tahoma" w:eastAsia="Tahoma" w:hAnsi="Tahoma"/>
+                <w:b w:val="false"/>
+                <w:bCs w:val="false"/>
+                <w:color w:val="1F2328"/>
+                <w:sz w:val="17"/>
+                <w:szCs w:val="17"/>
+                <w:rtl/>
+              </w:rPr>
+              <w:t xml:space="preserve">الأدوات</w:t>
+            </w:r>
+          </w:p>
+        </w:tc>
+        <w:tc>
+          <w:tcPr>
+            <w:tcW w:type="dxa" w:w="2460"/>
+            <w:tcMar>
+              <w:top w:type="dxa" w:w="55"/>
+              <w:left w:type="dxa" w:w="75"/>
+              <w:bottom w:type="dxa" w:w="55"/>
+              <w:right w:type="dxa" w:w="75"/>
+            </w:tcMar>
+          </w:tcPr>
+          <w:p>
+            <w:pPr>
+              <w:bidi/>
+              <w:jc w:val="right"/>
+            </w:pPr>
+            <w:r>
+              <w:rPr>
+                <w:rFonts w:ascii="Tahoma" w:cs="Tahoma" w:eastAsia="Tahoma" w:hAnsi="Tahoma"/>
+                <w:b w:val="false"/>
+                <w:bCs w:val="false"/>
+                <w:color w:val="1F2328"/>
+                <w:sz w:val="17"/>
+                <w:szCs w:val="17"/>
+                <w:rtl/>
+              </w:rPr>
+              <w:t xml:space="preserve">الإدارة</w:t>
+            </w:r>
+          </w:p>
+        </w:tc>
+      </w:tr>
+      <w:tr>
+        <w:tc>
+          <w:tcPr>
+            <w:tcW w:type="dxa" w:w="4300"/>
+            <w:tcMar>
+              <w:top w:type="dxa" w:w="55"/>
+              <w:left w:type="dxa" w:w="75"/>
+              <w:bottom w:type="dxa" w:w="55"/>
+              <w:right w:type="dxa" w:w="75"/>
+            </w:tcMar>
+          </w:tcPr>
+          <w:p>
+            <w:pPr>
+              <w:bidi/>
+              <w:jc w:val="right"/>
+            </w:pPr>
+            <w:r>
+              <w:rPr>
+                <w:rFonts w:ascii="Tahoma" w:cs="Tahoma" w:eastAsia="Tahoma" w:hAnsi="Tahoma"/>
+                <w:b w:val="false"/>
+                <w:bCs w:val="false"/>
+                <w:color w:val="1F2328"/>
+                <w:sz w:val="17"/>
+                <w:szCs w:val="17"/>
+                <w:rtl/>
+              </w:rPr>
+              <w:t xml:space="preserve">القائمة الحالية إكسل / PDF</w:t>
+            </w:r>
+          </w:p>
+        </w:tc>
+        <w:tc>
+          <w:tcPr>
+            <w:tcW w:type="dxa" w:w="2600"/>
+            <w:tcMar>
+              <w:top w:type="dxa" w:w="55"/>
+              <w:left w:type="dxa" w:w="75"/>
+              <w:bottom w:type="dxa" w:w="55"/>
+              <w:right w:type="dxa" w:w="75"/>
+            </w:tcMar>
+          </w:tcPr>
+          <w:p>
+            <w:pPr>
+              <w:bidi/>
+              <w:jc w:val="right"/>
+            </w:pPr>
+            <w:r>
+              <w:rPr>
+                <w:rFonts w:ascii="Tahoma" w:cs="Tahoma" w:eastAsia="Tahoma" w:hAnsi="Tahoma"/>
+                <w:b w:val="false"/>
+                <w:bCs w:val="false"/>
+                <w:color w:val="1F2328"/>
+                <w:sz w:val="17"/>
+                <w:szCs w:val="17"/>
+                <w:rtl/>
+              </w:rPr>
+              <w:t xml:space="preserve">المواقع</w:t>
+            </w:r>
+          </w:p>
+        </w:tc>
+        <w:tc>
+          <w:tcPr>
+            <w:tcW w:type="dxa" w:w="2460"/>
+            <w:tcMar>
+              <w:top w:type="dxa" w:w="55"/>
+              <w:left w:type="dxa" w:w="75"/>
+              <w:bottom w:type="dxa" w:w="55"/>
+              <w:right w:type="dxa" w:w="75"/>
+            </w:tcMar>
+          </w:tcPr>
+          <w:p>
+            <w:pPr>
+              <w:bidi/>
+              <w:jc w:val="right"/>
+            </w:pPr>
+            <w:r>
+              <w:rPr>
+                <w:rFonts w:ascii="Tahoma" w:cs="Tahoma" w:eastAsia="Tahoma" w:hAnsi="Tahoma"/>
+                <w:b w:val="false"/>
+                <w:bCs w:val="false"/>
+                <w:color w:val="1F2328"/>
+                <w:sz w:val="17"/>
+                <w:szCs w:val="17"/>
+                <w:rtl/>
+              </w:rPr>
+              <w:t xml:space="preserve">الجميع</w:t>
+            </w:r>
+          </w:p>
+        </w:tc>
+      </w:tr>
+      <w:tr>
+        <w:tc>
+          <w:tcPr>
+            <w:tcW w:type="dxa" w:w="4300"/>
+            <w:tcMar>
+              <w:top w:type="dxa" w:w="55"/>
+              <w:left w:type="dxa" w:w="75"/>
+              <w:bottom w:type="dxa" w:w="55"/>
+              <w:right w:type="dxa" w:w="75"/>
+            </w:tcMar>
+          </w:tcPr>
+          <w:p>
+            <w:pPr>
+              <w:bidi/>
+              <w:jc w:val="right"/>
+            </w:pPr>
+            <w:r>
+              <w:rPr>
+                <w:rFonts w:ascii="Tahoma" w:cs="Tahoma" w:eastAsia="Tahoma" w:hAnsi="Tahoma"/>
+                <w:b w:val="false"/>
+                <w:bCs w:val="false"/>
+                <w:color w:val="1F2328"/>
+                <w:sz w:val="17"/>
+                <w:szCs w:val="17"/>
+                <w:rtl/>
+              </w:rPr>
+              <w:t xml:space="preserve">السجلات وأداء المشرفين (ورقتان — قاعدة التنقيط)</w:t>
+            </w:r>
+          </w:p>
+        </w:tc>
+        <w:tc>
+          <w:tcPr>
+            <w:tcW w:type="dxa" w:w="2600"/>
+            <w:tcMar>
+              <w:top w:type="dxa" w:w="55"/>
+              <w:left w:type="dxa" w:w="75"/>
+              <w:bottom w:type="dxa" w:w="55"/>
+              <w:right w:type="dxa" w:w="75"/>
+            </w:tcMar>
+          </w:tcPr>
+          <w:p>
+            <w:pPr>
+              <w:bidi/>
+              <w:jc w:val="right"/>
+            </w:pPr>
+            <w:r>
+              <w:rPr>
+                <w:rFonts w:ascii="Tahoma" w:cs="Tahoma" w:eastAsia="Tahoma" w:hAnsi="Tahoma"/>
+                <w:b w:val="false"/>
+                <w:bCs w:val="false"/>
+                <w:color w:val="1F2328"/>
+                <w:sz w:val="17"/>
+                <w:szCs w:val="17"/>
+                <w:rtl/>
+              </w:rPr>
+              <w:t xml:space="preserve">السجلات</w:t>
+            </w:r>
+          </w:p>
+        </w:tc>
+        <w:tc>
+          <w:tcPr>
+            <w:tcW w:type="dxa" w:w="2460"/>
+            <w:tcMar>
+              <w:top w:type="dxa" w:w="55"/>
+              <w:left w:type="dxa" w:w="75"/>
+              <w:bottom w:type="dxa" w:w="55"/>
+              <w:right w:type="dxa" w:w="75"/>
+            </w:tcMar>
+          </w:tcPr>
+          <w:p>
+            <w:pPr>
+              <w:bidi/>
+              <w:jc w:val="right"/>
+            </w:pPr>
+            <w:r>
+              <w:rPr>
+                <w:rFonts w:ascii="Tahoma" w:cs="Tahoma" w:eastAsia="Tahoma" w:hAnsi="Tahoma"/>
+                <w:b w:val="false"/>
+                <w:bCs w:val="false"/>
+                <w:color w:val="1F2328"/>
+                <w:sz w:val="17"/>
+                <w:szCs w:val="17"/>
+                <w:rtl/>
+              </w:rPr>
+              <w:t xml:space="preserve">الإدارة</w:t>
+            </w:r>
+          </w:p>
+        </w:tc>
+      </w:tr>
+      <w:tr>
+        <w:tc>
+          <w:tcPr>
+            <w:tcW w:type="dxa" w:w="4300"/>
+            <w:tcMar>
+              <w:top w:type="dxa" w:w="55"/>
+              <w:left w:type="dxa" w:w="75"/>
+              <w:bottom w:type="dxa" w:w="55"/>
+              <w:right w:type="dxa" w:w="75"/>
+            </w:tcMar>
+          </w:tcPr>
+          <w:p>
+            <w:pPr>
+              <w:bidi/>
+              <w:jc w:val="right"/>
+            </w:pPr>
+            <w:r>
+              <w:rPr>
+                <w:rFonts w:ascii="Tahoma" w:cs="Tahoma" w:eastAsia="Tahoma" w:hAnsi="Tahoma"/>
+                <w:b w:val="false"/>
+                <w:bCs w:val="false"/>
+                <w:color w:val="1F2328"/>
+                <w:sz w:val="17"/>
+                <w:szCs w:val="17"/>
+                <w:rtl/>
+              </w:rPr>
+              <w:t xml:space="preserve">جدولي</w:t>
+            </w:r>
+          </w:p>
+        </w:tc>
+        <w:tc>
+          <w:tcPr>
+            <w:tcW w:type="dxa" w:w="2600"/>
+            <w:tcMar>
+              <w:top w:type="dxa" w:w="55"/>
+              <w:left w:type="dxa" w:w="75"/>
+              <w:bottom w:type="dxa" w:w="55"/>
+              <w:right w:type="dxa" w:w="75"/>
+            </w:tcMar>
+          </w:tcPr>
+          <w:p>
+            <w:pPr>
+              <w:bidi/>
+              <w:jc w:val="right"/>
+            </w:pPr>
+            <w:r>
+              <w:rPr>
+                <w:rFonts w:ascii="Tahoma" w:cs="Tahoma" w:eastAsia="Tahoma" w:hAnsi="Tahoma"/>
+                <w:b w:val="false"/>
+                <w:bCs w:val="false"/>
+                <w:color w:val="1F2328"/>
+                <w:sz w:val="17"/>
+                <w:szCs w:val="17"/>
+                <w:rtl/>
+              </w:rPr>
+              <w:t xml:space="preserve">نافذة جدولي</w:t>
+            </w:r>
+          </w:p>
+        </w:tc>
+        <w:tc>
+          <w:tcPr>
+            <w:tcW w:type="dxa" w:w="2460"/>
+            <w:tcMar>
+              <w:top w:type="dxa" w:w="55"/>
+              <w:left w:type="dxa" w:w="75"/>
+              <w:bottom w:type="dxa" w:w="55"/>
+              <w:right w:type="dxa" w:w="75"/>
+            </w:tcMar>
+          </w:tcPr>
+          <w:p>
+            <w:pPr>
+              <w:bidi/>
+              <w:jc w:val="right"/>
+            </w:pPr>
+            <w:r>
+              <w:rPr>
+                <w:rFonts w:ascii="Tahoma" w:cs="Tahoma" w:eastAsia="Tahoma" w:hAnsi="Tahoma"/>
+                <w:b w:val="false"/>
+                <w:bCs w:val="false"/>
+                <w:color w:val="1F2328"/>
+                <w:sz w:val="17"/>
+                <w:szCs w:val="17"/>
+                <w:rtl/>
+              </w:rPr>
+              <w:t xml:space="preserve">المشرف</w:t>
+            </w:r>
+          </w:p>
+        </w:tc>
+      </w:tr>
+      <w:tr>
+        <w:tc>
+          <w:tcPr>
+            <w:tcW w:type="dxa" w:w="4300"/>
+            <w:tcMar>
+              <w:top w:type="dxa" w:w="55"/>
+              <w:left w:type="dxa" w:w="75"/>
+              <w:bottom w:type="dxa" w:w="55"/>
+              <w:right w:type="dxa" w:w="75"/>
+            </w:tcMar>
+          </w:tcPr>
+          <w:p>
+            <w:pPr>
+              <w:bidi/>
+              <w:jc w:val="right"/>
+            </w:pPr>
+            <w:r>
+              <w:rPr>
+                <w:rFonts w:ascii="Tahoma" w:cs="Tahoma" w:eastAsia="Tahoma" w:hAnsi="Tahoma"/>
+                <w:b w:val="false"/>
+                <w:bCs w:val="false"/>
+                <w:color w:val="1F2328"/>
+                <w:sz w:val="17"/>
+                <w:szCs w:val="17"/>
+                <w:rtl/>
+              </w:rPr>
+              <w:t xml:space="preserve">قائمة الزيارة الميدانية (فاصل ≥١٠ د)</w:t>
+            </w:r>
+          </w:p>
+        </w:tc>
+        <w:tc>
+          <w:tcPr>
+            <w:tcW w:type="dxa" w:w="2600"/>
+            <w:tcMar>
+              <w:top w:type="dxa" w:w="55"/>
+              <w:left w:type="dxa" w:w="75"/>
+              <w:bottom w:type="dxa" w:w="55"/>
+              <w:right w:type="dxa" w:w="75"/>
+            </w:tcMar>
+          </w:tcPr>
+          <w:p>
+            <w:pPr>
+              <w:bidi/>
+              <w:jc w:val="right"/>
+            </w:pPr>
+            <w:r>
+              <w:rPr>
+                <w:rFonts w:ascii="Tahoma" w:cs="Tahoma" w:eastAsia="Tahoma" w:hAnsi="Tahoma"/>
+                <w:b w:val="false"/>
+                <w:bCs w:val="false"/>
+                <w:color w:val="1F2328"/>
+                <w:sz w:val="17"/>
+                <w:szCs w:val="17"/>
+                <w:rtl/>
+              </w:rPr>
+              <w:t xml:space="preserve">قسم الصحة</w:t>
+            </w:r>
+          </w:p>
+        </w:tc>
+        <w:tc>
+          <w:tcPr>
+            <w:tcW w:type="dxa" w:w="2460"/>
+            <w:tcMar>
+              <w:top w:type="dxa" w:w="55"/>
+              <w:left w:type="dxa" w:w="75"/>
+              <w:bottom w:type="dxa" w:w="55"/>
+              <w:right w:type="dxa" w:w="75"/>
+            </w:tcMar>
+          </w:tcPr>
+          <w:p>
+            <w:pPr>
+              <w:bidi/>
+              <w:jc w:val="right"/>
+            </w:pPr>
+            <w:r>
+              <w:rPr>
+                <w:rFonts w:ascii="Tahoma" w:cs="Tahoma" w:eastAsia="Tahoma" w:hAnsi="Tahoma"/>
+                <w:b w:val="false"/>
+                <w:bCs w:val="false"/>
+                <w:color w:val="1F2328"/>
+                <w:sz w:val="17"/>
+                <w:szCs w:val="17"/>
+                <w:rtl/>
+              </w:rPr>
+              <w:t xml:space="preserve">الإدارة</w:t>
+            </w:r>
+          </w:p>
+        </w:tc>
+      </w:tr>
+      <w:tr>
+        <w:tc>
+          <w:tcPr>
+            <w:tcW w:type="dxa" w:w="4300"/>
+            <w:tcMar>
+              <w:top w:type="dxa" w:w="55"/>
+              <w:left w:type="dxa" w:w="75"/>
+              <w:bottom w:type="dxa" w:w="55"/>
+              <w:right w:type="dxa" w:w="75"/>
+            </w:tcMar>
+          </w:tcPr>
+          <w:p>
+            <w:pPr>
+              <w:bidi/>
+              <w:jc w:val="right"/>
+            </w:pPr>
+            <w:r>
+              <w:rPr>
+                <w:rFonts w:ascii="Tahoma" w:cs="Tahoma" w:eastAsia="Tahoma" w:hAnsi="Tahoma"/>
+                <w:b w:val="false"/>
+                <w:bCs w:val="false"/>
+                <w:color w:val="1F2328"/>
+                <w:sz w:val="17"/>
+                <w:szCs w:val="17"/>
+                <w:rtl/>
+              </w:rPr>
+              <w:t xml:space="preserve">الحالة الكاملة (ورقتان)</w:t>
+            </w:r>
+          </w:p>
+        </w:tc>
+        <w:tc>
+          <w:tcPr>
+            <w:tcW w:type="dxa" w:w="2600"/>
+            <w:tcMar>
+              <w:top w:type="dxa" w:w="55"/>
+              <w:left w:type="dxa" w:w="75"/>
+              <w:bottom w:type="dxa" w:w="55"/>
+              <w:right w:type="dxa" w:w="75"/>
+            </w:tcMar>
+          </w:tcPr>
+          <w:p>
+            <w:pPr>
+              <w:bidi/>
+              <w:jc w:val="right"/>
+            </w:pPr>
+            <w:r>
+              <w:rPr>
+                <w:rFonts w:ascii="Tahoma" w:cs="Tahoma" w:eastAsia="Tahoma" w:hAnsi="Tahoma"/>
+                <w:b w:val="false"/>
+                <w:bCs w:val="false"/>
+                <w:color w:val="1F2328"/>
+                <w:sz w:val="17"/>
+                <w:szCs w:val="17"/>
+                <w:rtl/>
+              </w:rPr>
+              <w:t xml:space="preserve">أداة الفحص</w:t>
+            </w:r>
+          </w:p>
+        </w:tc>
+        <w:tc>
+          <w:tcPr>
+            <w:tcW w:type="dxa" w:w="2460"/>
+            <w:tcMar>
+              <w:top w:type="dxa" w:w="55"/>
+              <w:left w:type="dxa" w:w="75"/>
+              <w:bottom w:type="dxa" w:w="55"/>
+              <w:right w:type="dxa" w:w="75"/>
+            </w:tcMar>
+          </w:tcPr>
+          <w:p>
+            <w:pPr>
+              <w:bidi/>
+              <w:jc w:val="right"/>
+            </w:pPr>
+            <w:r>
+              <w:rPr>
+                <w:rFonts w:ascii="Tahoma" w:cs="Tahoma" w:eastAsia="Tahoma" w:hAnsi="Tahoma"/>
+                <w:b w:val="false"/>
+                <w:bCs w:val="false"/>
+                <w:color w:val="1F2328"/>
+                <w:sz w:val="17"/>
+                <w:szCs w:val="17"/>
+                <w:rtl/>
+              </w:rPr>
+              <w:t xml:space="preserve">من يفتحها</w:t>
+            </w:r>
+          </w:p>
+        </w:tc>
+      </w:tr>
+      <w:tr>
+        <w:tc>
+          <w:tcPr>
+            <w:tcW w:type="dxa" w:w="4300"/>
+            <w:tcMar>
+              <w:top w:type="dxa" w:w="55"/>
+              <w:left w:type="dxa" w:w="75"/>
+              <w:bottom w:type="dxa" w:w="55"/>
+              <w:right w:type="dxa" w:w="75"/>
+            </w:tcMar>
+          </w:tcPr>
+          <w:p>
+            <w:pPr>
+              <w:bidi/>
+              <w:jc w:val="right"/>
+            </w:pPr>
+            <w:r>
+              <w:rPr>
+                <w:rFonts w:ascii="Tahoma" w:cs="Tahoma" w:eastAsia="Tahoma" w:hAnsi="Tahoma"/>
+                <w:b w:val="false"/>
+                <w:bCs w:val="false"/>
+                <w:color w:val="1F2328"/>
+                <w:sz w:val="17"/>
+                <w:szCs w:val="17"/>
+                <w:rtl/>
+              </w:rPr>
+              <w:t xml:space="preserve">سجل الفك (عشرة أعمدة)</w:t>
+            </w:r>
+          </w:p>
+        </w:tc>
+        <w:tc>
+          <w:tcPr>
+            <w:tcW w:type="dxa" w:w="2600"/>
+            <w:tcMar>
+              <w:top w:type="dxa" w:w="55"/>
+              <w:left w:type="dxa" w:w="75"/>
+              <w:bottom w:type="dxa" w:w="55"/>
+              <w:right w:type="dxa" w:w="75"/>
+            </w:tcMar>
+          </w:tcPr>
+          <w:p>
+            <w:pPr>
+              <w:bidi/>
+              <w:jc w:val="right"/>
+            </w:pPr>
+            <w:r>
+              <w:rPr>
+                <w:rFonts w:ascii="Tahoma" w:cs="Tahoma" w:eastAsia="Tahoma" w:hAnsi="Tahoma"/>
+                <w:b w:val="false"/>
+                <w:bCs w:val="false"/>
+                <w:color w:val="1F2328"/>
+                <w:sz w:val="17"/>
+                <w:szCs w:val="17"/>
+                <w:rtl/>
+              </w:rPr>
+              <w:t xml:space="preserve">قسم الفك</w:t>
+            </w:r>
+          </w:p>
+        </w:tc>
+        <w:tc>
+          <w:tcPr>
+            <w:tcW w:type="dxa" w:w="2460"/>
+            <w:tcMar>
+              <w:top w:type="dxa" w:w="55"/>
+              <w:left w:type="dxa" w:w="75"/>
+              <w:bottom w:type="dxa" w:w="55"/>
+              <w:right w:type="dxa" w:w="75"/>
+            </w:tcMar>
+          </w:tcPr>
+          <w:p>
+            <w:pPr>
+              <w:bidi/>
+              <w:jc w:val="right"/>
+            </w:pPr>
+            <w:r>
+              <w:rPr>
+                <w:rFonts w:ascii="Tahoma" w:cs="Tahoma" w:eastAsia="Tahoma" w:hAnsi="Tahoma"/>
+                <w:b w:val="false"/>
+                <w:bCs w:val="false"/>
+                <w:color w:val="1F2328"/>
+                <w:sz w:val="17"/>
+                <w:szCs w:val="17"/>
+                <w:rtl/>
+              </w:rPr>
+              <w:t xml:space="preserve">الإدارة والوزارة</w:t>
+            </w:r>
+          </w:p>
+        </w:tc>
+      </w:tr>
+      <w:tr>
+        <w:tc>
+          <w:tcPr>
+            <w:tcW w:type="dxa" w:w="4300"/>
+            <w:tcMar>
+              <w:top w:type="dxa" w:w="55"/>
+              <w:left w:type="dxa" w:w="75"/>
+              <w:bottom w:type="dxa" w:w="55"/>
+              <w:right w:type="dxa" w:w="75"/>
+            </w:tcMar>
+          </w:tcPr>
+          <w:p>
+            <w:pPr>
+              <w:bidi/>
+              <w:jc w:val="right"/>
+            </w:pPr>
+            <w:r>
+              <w:rPr>
+                <w:rFonts w:ascii="Tahoma" w:cs="Tahoma" w:eastAsia="Tahoma" w:hAnsi="Tahoma"/>
+                <w:b w:val="false"/>
+                <w:bCs w:val="false"/>
+                <w:color w:val="1F2328"/>
+                <w:sz w:val="17"/>
+                <w:szCs w:val="17"/>
+                <w:rtl/>
+              </w:rPr>
+              <w:t xml:space="preserve">الملخص التنفيذي (حسب المشعر/الشركة)</w:t>
+            </w:r>
+          </w:p>
+        </w:tc>
+        <w:tc>
+          <w:tcPr>
+            <w:tcW w:type="dxa" w:w="2600"/>
+            <w:tcMar>
+              <w:top w:type="dxa" w:w="55"/>
+              <w:left w:type="dxa" w:w="75"/>
+              <w:bottom w:type="dxa" w:w="55"/>
+              <w:right w:type="dxa" w:w="75"/>
+            </w:tcMar>
+          </w:tcPr>
+          <w:p>
+            <w:pPr>
+              <w:bidi/>
+              <w:jc w:val="right"/>
+            </w:pPr>
+            <w:r>
+              <w:rPr>
+                <w:rFonts w:ascii="Tahoma" w:cs="Tahoma" w:eastAsia="Tahoma" w:hAnsi="Tahoma"/>
+                <w:b w:val="false"/>
+                <w:bCs w:val="false"/>
+                <w:color w:val="1F2328"/>
+                <w:sz w:val="17"/>
+                <w:szCs w:val="17"/>
+                <w:rtl/>
+              </w:rPr>
+              <w:t xml:space="preserve">الصورة التنفيذية</w:t>
+            </w:r>
+          </w:p>
+        </w:tc>
+        <w:tc>
+          <w:tcPr>
+            <w:tcW w:type="dxa" w:w="2460"/>
+            <w:tcMar>
+              <w:top w:type="dxa" w:w="55"/>
+              <w:left w:type="dxa" w:w="75"/>
+              <w:bottom w:type="dxa" w:w="55"/>
+              <w:right w:type="dxa" w:w="75"/>
+            </w:tcMar>
+          </w:tcPr>
+          <w:p>
+            <w:pPr>
+              <w:bidi/>
+              <w:jc w:val="right"/>
+            </w:pPr>
+            <w:r>
+              <w:rPr>
+                <w:rFonts w:ascii="Tahoma" w:cs="Tahoma" w:eastAsia="Tahoma" w:hAnsi="Tahoma"/>
+                <w:b w:val="false"/>
+                <w:bCs w:val="false"/>
+                <w:color w:val="1F2328"/>
+                <w:sz w:val="17"/>
+                <w:szCs w:val="17"/>
+                <w:rtl/>
+              </w:rPr>
+              <w:t xml:space="preserve">الوزارة والإدارة</w:t>
+            </w:r>
+          </w:p>
+        </w:tc>
+      </w:tr>
+      <w:tr>
+        <w:tc>
+          <w:tcPr>
+            <w:tcW w:type="dxa" w:w="4300"/>
+            <w:tcMar>
+              <w:top w:type="dxa" w:w="55"/>
+              <w:left w:type="dxa" w:w="75"/>
+              <w:bottom w:type="dxa" w:w="55"/>
+              <w:right w:type="dxa" w:w="75"/>
+            </w:tcMar>
+          </w:tcPr>
+          <w:p>
+            <w:pPr>
+              <w:bidi/>
+              <w:jc w:val="right"/>
+            </w:pPr>
+            <w:r>
+              <w:rPr>
+                <w:rFonts w:ascii="Tahoma" w:cs="Tahoma" w:eastAsia="Tahoma" w:hAnsi="Tahoma"/>
+                <w:b w:val="false"/>
+                <w:bCs w:val="false"/>
+                <w:color w:val="1F2328"/>
+                <w:sz w:val="17"/>
+                <w:szCs w:val="17"/>
+                <w:rtl/>
+              </w:rPr>
+              <w:t xml:space="preserve">حركة العُهدة</w:t>
+            </w:r>
+          </w:p>
+        </w:tc>
+        <w:tc>
+          <w:tcPr>
+            <w:tcW w:type="dxa" w:w="2600"/>
+            <w:tcMar>
+              <w:top w:type="dxa" w:w="55"/>
+              <w:left w:type="dxa" w:w="75"/>
+              <w:bottom w:type="dxa" w:w="55"/>
+              <w:right w:type="dxa" w:w="75"/>
+            </w:tcMar>
+          </w:tcPr>
+          <w:p>
+            <w:pPr>
+              <w:bidi/>
+              <w:jc w:val="right"/>
+            </w:pPr>
+            <w:r>
+              <w:rPr>
+                <w:rFonts w:ascii="Tahoma" w:cs="Tahoma" w:eastAsia="Tahoma" w:hAnsi="Tahoma"/>
+                <w:b w:val="false"/>
+                <w:bCs w:val="false"/>
+                <w:color w:val="1F2328"/>
+                <w:sz w:val="17"/>
+                <w:szCs w:val="17"/>
+                <w:rtl/>
+              </w:rPr>
+              <w:t xml:space="preserve">قسم العُهدة</w:t>
+            </w:r>
+          </w:p>
+        </w:tc>
+        <w:tc>
+          <w:tcPr>
+            <w:tcW w:type="dxa" w:w="2460"/>
+            <w:tcMar>
+              <w:top w:type="dxa" w:w="55"/>
+              <w:left w:type="dxa" w:w="75"/>
+              <w:bottom w:type="dxa" w:w="55"/>
+              <w:right w:type="dxa" w:w="75"/>
+            </w:tcMar>
+          </w:tcPr>
+          <w:p>
+            <w:pPr>
+              <w:bidi/>
+              <w:jc w:val="right"/>
+            </w:pPr>
+            <w:r>
+              <w:rPr>
+                <w:rFonts w:ascii="Tahoma" w:cs="Tahoma" w:eastAsia="Tahoma" w:hAnsi="Tahoma"/>
+                <w:b w:val="false"/>
+                <w:bCs w:val="false"/>
+                <w:color w:val="1F2328"/>
+                <w:sz w:val="17"/>
+                <w:szCs w:val="17"/>
+                <w:rtl/>
+              </w:rPr>
+              <w:t xml:space="preserve">الإدارة</w:t>
+            </w:r>
+          </w:p>
+        </w:tc>
+      </w:tr>
+      <w:tr>
+        <w:tc>
+          <w:tcPr>
+            <w:tcW w:type="dxa" w:w="4300"/>
+            <w:tcMar>
+              <w:top w:type="dxa" w:w="55"/>
+              <w:left w:type="dxa" w:w="75"/>
+              <w:bottom w:type="dxa" w:w="55"/>
+              <w:right w:type="dxa" w:w="75"/>
+            </w:tcMar>
+          </w:tcPr>
+          <w:p>
+            <w:pPr>
+              <w:bidi/>
+              <w:jc w:val="right"/>
+            </w:pPr>
+            <w:r>
+              <w:rPr>
+                <w:rFonts w:ascii="Tahoma" w:cs="Tahoma" w:eastAsia="Tahoma" w:hAnsi="Tahoma"/>
+                <w:b w:val="false"/>
+                <w:bCs w:val="false"/>
+                <w:color w:val="1F2328"/>
+                <w:sz w:val="17"/>
+                <w:szCs w:val="17"/>
+                <w:rtl/>
+              </w:rPr>
+              <w:t xml:space="preserve">سجل الأحداث · ملخص اليوم · تقرير التحديات · JSON خارجي</w:t>
+            </w:r>
+          </w:p>
+        </w:tc>
+        <w:tc>
+          <w:tcPr>
+            <w:tcW w:type="dxa" w:w="2600"/>
+            <w:tcMar>
+              <w:top w:type="dxa" w:w="55"/>
+              <w:left w:type="dxa" w:w="75"/>
+              <w:bottom w:type="dxa" w:w="55"/>
+              <w:right w:type="dxa" w:w="75"/>
+            </w:tcMar>
+          </w:tcPr>
+          <w:p>
+            <w:pPr>
+              <w:bidi/>
+              <w:jc w:val="right"/>
+            </w:pPr>
+            <w:r>
+              <w:rPr>
+                <w:rFonts w:ascii="Tahoma" w:cs="Tahoma" w:eastAsia="Tahoma" w:hAnsi="Tahoma"/>
+                <w:b w:val="false"/>
+                <w:bCs w:val="false"/>
+                <w:color w:val="1F2328"/>
+                <w:sz w:val="17"/>
+                <w:szCs w:val="17"/>
+                <w:rtl/>
+              </w:rPr>
+              <w:t xml:space="preserve">اللوحة</w:t>
+            </w:r>
+          </w:p>
+        </w:tc>
+        <w:tc>
+          <w:tcPr>
+            <w:tcW w:type="dxa" w:w="2460"/>
+            <w:tcMar>
+              <w:top w:type="dxa" w:w="55"/>
+              <w:left w:type="dxa" w:w="75"/>
+              <w:bottom w:type="dxa" w:w="55"/>
+              <w:right w:type="dxa" w:w="75"/>
+            </w:tcMar>
+          </w:tcPr>
+          <w:p>
+            <w:pPr>
+              <w:bidi/>
+              <w:jc w:val="right"/>
+            </w:pPr>
+            <w:r>
+              <w:rPr>
+                <w:rFonts w:ascii="Tahoma" w:cs="Tahoma" w:eastAsia="Tahoma" w:hAnsi="Tahoma"/>
+                <w:b w:val="false"/>
+                <w:bCs w:val="false"/>
+                <w:color w:val="1F2328"/>
+                <w:sz w:val="17"/>
+                <w:szCs w:val="17"/>
+                <w:rtl/>
+              </w:rPr>
+              <w:t xml:space="preserve">الإدارة</w:t>
             </w:r>
           </w:p>
         </w:tc>
@@ -1455,13 +5730,18 @@
           <w:szCs w:val="28"/>
           <w:rtl/>
         </w:rPr>
-        <w:t xml:space="preserve">٩. التصديرات — خريطة كاملة</w:t>
+        <w:t xml:space="preserve">٩. اللغات والحوكمة الدائمة</w:t>
       </w:r>
     </w:p>
     <w:p>
       <w:pPr>
+        <w:pStyle w:val="ListParagraph"/>
+        <w:numPr>
+          <w:ilvl w:val="0"/>
+          <w:numId w:val="2"/>
+        </w:numPr>
         <w:bidi/>
-        <w:spacing w:after="110" w:line="290"/>
+        <w:spacing w:after="65" w:line="280"/>
         <w:jc w:val="right"/>
       </w:pPr>
       <w:r>
@@ -1474,7 +5754,31 @@
           <w:szCs w:val="21"/>
           <w:rtl/>
         </w:rPr>
-        <w:t xml:space="preserve">بيانات المسح الكاملة (إكسل بورقة ملخص) · ملفات المواقع بالصور PDF · CSV · الصور منفصلة · القائمة الحالية إكسل/PDF · سجل الأحداث · ملخص اليوم · السجلات وأداء المشرفين (قاعدة تنقيط الفنيين — للإدارة) · قائمة زيارة الصحة · الحالة الكاملة من الأداة · سجل الفك · الملخص التنفيذي · حركة العُهدة · جدولي للمشرف.</w:t>
+        <w:t xml:space="preserve">ثلاث لغات: عربية وإنجليزية وأردية — واجهات الميدان والمشترك مترجمة بالكامل (بما فيها رسائل الحفظ والموقع والتلميحات المركّبة)، ومحررات الإدارة وحواراتها وعبارة التأكيد الأمنية عربيةٌ بقرار، وأسماء الميدان بياناتٌ تبقى عربية، وخيارات القوائم لا تُترجم لأن نصّها هو القيمة المخزّنة.</w:t>
+      </w:r>
+    </w:p>
+    <w:p>
+      <w:pPr>
+        <w:pStyle w:val="ListParagraph"/>
+        <w:numPr>
+          <w:ilvl w:val="0"/>
+          <w:numId w:val="2"/>
+        </w:numPr>
+        <w:bidi/>
+        <w:spacing w:after="65" w:line="280"/>
+        <w:jc w:val="right"/>
+      </w:pPr>
+      <w:r>
+        <w:rPr>
+          <w:rFonts w:ascii="Tahoma" w:cs="Tahoma" w:eastAsia="Tahoma" w:hAnsi="Tahoma"/>
+          <w:b w:val="false"/>
+          <w:bCs w:val="false"/>
+          <w:color w:val="1F2328"/>
+          <w:sz w:val="21"/>
+          <w:szCs w:val="21"/>
+          <w:rtl/>
+        </w:rPr>
+        <w:t xml:space="preserve">الشاخص بصيغته، والشركات قائمة معتمدة، والحذف في قاعدة البيانات للإدارة وحدها، وسجلّا الأحداث والانتقالات إلحاقيان، وكل صفحة تُفتح في تبويب لها ✕ ورجوع، ورقم النسخة في الترويسة زرُّ تحديثٍ لكل الأدوار.</w:t>
       </w:r>
     </w:p>
     <w:p>
@@ -1494,7 +5798,1108 @@
           <w:szCs w:val="28"/>
           <w:rtl/>
         </w:rPr>
-        <w:t xml:space="preserve">١٠. اللغات والحوكمة</w:t>
+        <w:t xml:space="preserve">١٠. ملفات النظام — ماذا يفعل كل ملف</w:t>
+      </w:r>
+    </w:p>
+    <w:tbl>
+      <w:tblPr>
+        <w:bidiVisual/>
+        <w:tblW w:type="dxa" w:w="9360"/>
+        <w:tblBorders>
+          <w:top w:val="single" w:color="auto" w:sz="4"/>
+          <w:left w:val="single" w:color="auto" w:sz="4"/>
+          <w:bottom w:val="single" w:color="auto" w:sz="4"/>
+          <w:right w:val="single" w:color="auto" w:sz="4"/>
+          <w:insideH w:val="single" w:color="auto" w:sz="4"/>
+          <w:insideV w:val="single" w:color="auto" w:sz="4"/>
+        </w:tblBorders>
+      </w:tblPr>
+      <w:tblGrid>
+        <w:gridCol w:w="3350"/>
+        <w:gridCol w:w="6010"/>
+      </w:tblGrid>
+      <w:tr>
+        <w:tc>
+          <w:tcPr>
+            <w:tcW w:type="dxa" w:w="3350"/>
+            <w:shd w:fill="F2ECDD" w:val="clear"/>
+            <w:tcMar>
+              <w:top w:type="dxa" w:w="55"/>
+              <w:left w:type="dxa" w:w="75"/>
+              <w:bottom w:type="dxa" w:w="55"/>
+              <w:right w:type="dxa" w:w="75"/>
+            </w:tcMar>
+          </w:tcPr>
+          <w:p>
+            <w:pPr>
+              <w:bidi/>
+              <w:jc w:val="right"/>
+            </w:pPr>
+            <w:r>
+              <w:rPr>
+                <w:rFonts w:ascii="Tahoma" w:cs="Tahoma" w:eastAsia="Tahoma" w:hAnsi="Tahoma"/>
+                <w:b/>
+                <w:bCs/>
+                <w:color w:val="1F2328"/>
+                <w:sz w:val="17"/>
+                <w:szCs w:val="17"/>
+                <w:rtl/>
+              </w:rPr>
+              <w:t xml:space="preserve">الملف</w:t>
+            </w:r>
+          </w:p>
+        </w:tc>
+        <w:tc>
+          <w:tcPr>
+            <w:tcW w:type="dxa" w:w="6010"/>
+            <w:shd w:fill="F2ECDD" w:val="clear"/>
+            <w:tcMar>
+              <w:top w:type="dxa" w:w="55"/>
+              <w:left w:type="dxa" w:w="75"/>
+              <w:bottom w:type="dxa" w:w="55"/>
+              <w:right w:type="dxa" w:w="75"/>
+            </w:tcMar>
+          </w:tcPr>
+          <w:p>
+            <w:pPr>
+              <w:bidi/>
+              <w:jc w:val="right"/>
+            </w:pPr>
+            <w:r>
+              <w:rPr>
+                <w:rFonts w:ascii="Tahoma" w:cs="Tahoma" w:eastAsia="Tahoma" w:hAnsi="Tahoma"/>
+                <w:b/>
+                <w:bCs/>
+                <w:color w:val="1F2328"/>
+                <w:sz w:val="17"/>
+                <w:szCs w:val="17"/>
+                <w:rtl/>
+              </w:rPr>
+              <w:t xml:space="preserve">دوره</w:t>
+            </w:r>
+          </w:p>
+        </w:tc>
+      </w:tr>
+      <w:tr>
+        <w:tc>
+          <w:tcPr>
+            <w:tcW w:type="dxa" w:w="3350"/>
+            <w:tcMar>
+              <w:top w:type="dxa" w:w="55"/>
+              <w:left w:type="dxa" w:w="75"/>
+              <w:bottom w:type="dxa" w:w="55"/>
+              <w:right w:type="dxa" w:w="75"/>
+            </w:tcMar>
+          </w:tcPr>
+          <w:p>
+            <w:pPr>
+              <w:bidi/>
+              <w:jc w:val="right"/>
+            </w:pPr>
+            <w:r>
+              <w:rPr>
+                <w:rFonts w:ascii="Consolas" w:cs="Consolas" w:eastAsia="Consolas" w:hAnsi="Consolas"/>
+                <w:b w:val="false"/>
+                <w:bCs w:val="false"/>
+                <w:color w:val="3B2F0E"/>
+                <w:sz w:val="18"/>
+                <w:szCs w:val="18"/>
+                <w:shd w:fill="F3F0E8" w:val="clear"/>
+                <w:rtl w:val="false"/>
+              </w:rPr>
+              <w:t xml:space="preserve">index.html</w:t>
+            </w:r>
+          </w:p>
+        </w:tc>
+        <w:tc>
+          <w:tcPr>
+            <w:tcW w:type="dxa" w:w="6010"/>
+            <w:tcMar>
+              <w:top w:type="dxa" w:w="55"/>
+              <w:left w:type="dxa" w:w="75"/>
+              <w:bottom w:type="dxa" w:w="55"/>
+              <w:right w:type="dxa" w:w="75"/>
+            </w:tcMar>
+          </w:tcPr>
+          <w:p>
+            <w:pPr>
+              <w:bidi/>
+              <w:jc w:val="right"/>
+            </w:pPr>
+            <w:r>
+              <w:rPr>
+                <w:rFonts w:ascii="Tahoma" w:cs="Tahoma" w:eastAsia="Tahoma" w:hAnsi="Tahoma"/>
+                <w:b w:val="false"/>
+                <w:bCs w:val="false"/>
+                <w:color w:val="1F2328"/>
+                <w:sz w:val="21"/>
+                <w:szCs w:val="21"/>
+                <w:rtl/>
+              </w:rPr>
+              <w:t xml:space="preserve">التطبيق كاملًا في ملف واحد: الواجهات، القوائم والخرائط، النماذج، اللوحة، محرك اللغات، ومحرك المزامنة — قرارٌ هندسي للنشر الذري والأوفلاين الكامل</w:t>
+            </w:r>
+          </w:p>
+        </w:tc>
+      </w:tr>
+      <w:tr>
+        <w:tc>
+          <w:tcPr>
+            <w:tcW w:type="dxa" w:w="3350"/>
+            <w:tcMar>
+              <w:top w:type="dxa" w:w="55"/>
+              <w:left w:type="dxa" w:w="75"/>
+              <w:bottom w:type="dxa" w:w="55"/>
+              <w:right w:type="dxa" w:w="75"/>
+            </w:tcMar>
+          </w:tcPr>
+          <w:p>
+            <w:pPr>
+              <w:bidi/>
+              <w:jc w:val="right"/>
+            </w:pPr>
+            <w:r>
+              <w:rPr>
+                <w:rFonts w:ascii="Consolas" w:cs="Consolas" w:eastAsia="Consolas" w:hAnsi="Consolas"/>
+                <w:b w:val="false"/>
+                <w:bCs w:val="false"/>
+                <w:color w:val="3B2F0E"/>
+                <w:sz w:val="18"/>
+                <w:szCs w:val="18"/>
+                <w:shd w:fill="F3F0E8" w:val="clear"/>
+                <w:rtl w:val="false"/>
+              </w:rPr>
+              <w:t xml:space="preserve">sw.js</w:t>
+            </w:r>
+          </w:p>
+        </w:tc>
+        <w:tc>
+          <w:tcPr>
+            <w:tcW w:type="dxa" w:w="6010"/>
+            <w:tcMar>
+              <w:top w:type="dxa" w:w="55"/>
+              <w:left w:type="dxa" w:w="75"/>
+              <w:bottom w:type="dxa" w:w="55"/>
+              <w:right w:type="dxa" w:w="75"/>
+            </w:tcMar>
+          </w:tcPr>
+          <w:p>
+            <w:pPr>
+              <w:bidi/>
+              <w:jc w:val="right"/>
+            </w:pPr>
+            <w:r>
+              <w:rPr>
+                <w:rFonts w:ascii="Tahoma" w:cs="Tahoma" w:eastAsia="Tahoma" w:hAnsi="Tahoma"/>
+                <w:b w:val="false"/>
+                <w:bCs w:val="false"/>
+                <w:color w:val="1F2328"/>
+                <w:sz w:val="21"/>
+                <w:szCs w:val="21"/>
+                <w:rtl/>
+              </w:rPr>
+              <w:t xml:space="preserve">عامل الخدمة: قشرة الأوفلاين وكاشٌ باسم النسخة يتجدد مع كل إصدار فيحدّث التطبيق نفسه</w:t>
+            </w:r>
+          </w:p>
+        </w:tc>
+      </w:tr>
+      <w:tr>
+        <w:tc>
+          <w:tcPr>
+            <w:tcW w:type="dxa" w:w="3350"/>
+            <w:tcMar>
+              <w:top w:type="dxa" w:w="55"/>
+              <w:left w:type="dxa" w:w="75"/>
+              <w:bottom w:type="dxa" w:w="55"/>
+              <w:right w:type="dxa" w:w="75"/>
+            </w:tcMar>
+          </w:tcPr>
+          <w:p>
+            <w:pPr>
+              <w:bidi/>
+              <w:jc w:val="right"/>
+            </w:pPr>
+            <w:r>
+              <w:rPr>
+                <w:rFonts w:ascii="Consolas" w:cs="Consolas" w:eastAsia="Consolas" w:hAnsi="Consolas"/>
+                <w:b w:val="false"/>
+                <w:bCs w:val="false"/>
+                <w:color w:val="3B2F0E"/>
+                <w:sz w:val="18"/>
+                <w:szCs w:val="18"/>
+                <w:shd w:fill="F3F0E8" w:val="clear"/>
+                <w:rtl w:val="false"/>
+              </w:rPr>
+              <w:t xml:space="preserve">firestore.rules</w:t>
+            </w:r>
+          </w:p>
+        </w:tc>
+        <w:tc>
+          <w:tcPr>
+            <w:tcW w:type="dxa" w:w="6010"/>
+            <w:tcMar>
+              <w:top w:type="dxa" w:w="55"/>
+              <w:left w:type="dxa" w:w="75"/>
+              <w:bottom w:type="dxa" w:w="55"/>
+              <w:right w:type="dxa" w:w="75"/>
+            </w:tcMar>
+          </w:tcPr>
+          <w:p>
+            <w:pPr>
+              <w:bidi/>
+              <w:jc w:val="right"/>
+            </w:pPr>
+            <w:r>
+              <w:rPr>
+                <w:rFonts w:ascii="Tahoma" w:cs="Tahoma" w:eastAsia="Tahoma" w:hAnsi="Tahoma"/>
+                <w:b w:val="false"/>
+                <w:bCs w:val="false"/>
+                <w:color w:val="1F2328"/>
+                <w:sz w:val="21"/>
+                <w:szCs w:val="21"/>
+                <w:rtl/>
+              </w:rPr>
+              <w:t xml:space="preserve">قواعد الأمان لكل مجموعة بيانات حسب الدور — حدُّ الأمان الحقيقي، وتُنشر تلقائيًا مع كل دفعة</w:t>
+            </w:r>
+          </w:p>
+        </w:tc>
+      </w:tr>
+      <w:tr>
+        <w:tc>
+          <w:tcPr>
+            <w:tcW w:type="dxa" w:w="3350"/>
+            <w:tcMar>
+              <w:top w:type="dxa" w:w="55"/>
+              <w:left w:type="dxa" w:w="75"/>
+              <w:bottom w:type="dxa" w:w="55"/>
+              <w:right w:type="dxa" w:w="75"/>
+            </w:tcMar>
+          </w:tcPr>
+          <w:p>
+            <w:pPr>
+              <w:bidi/>
+              <w:jc w:val="right"/>
+            </w:pPr>
+            <w:r>
+              <w:rPr>
+                <w:rFonts w:ascii="Consolas" w:cs="Consolas" w:eastAsia="Consolas" w:hAnsi="Consolas"/>
+                <w:b w:val="false"/>
+                <w:bCs w:val="false"/>
+                <w:color w:val="3B2F0E"/>
+                <w:sz w:val="18"/>
+                <w:szCs w:val="18"/>
+                <w:shd w:fill="F3F0E8" w:val="clear"/>
+                <w:rtl w:val="false"/>
+              </w:rPr>
+              <w:t xml:space="preserve">tools/prober.html</w:t>
+            </w:r>
+          </w:p>
+        </w:tc>
+        <w:tc>
+          <w:tcPr>
+            <w:tcW w:type="dxa" w:w="6010"/>
+            <w:tcMar>
+              <w:top w:type="dxa" w:w="55"/>
+              <w:left w:type="dxa" w:w="75"/>
+              <w:bottom w:type="dxa" w:w="55"/>
+              <w:right w:type="dxa" w:w="75"/>
+            </w:tcMar>
+          </w:tcPr>
+          <w:p>
+            <w:pPr>
+              <w:bidi/>
+              <w:jc w:val="right"/>
+            </w:pPr>
+            <w:r>
+              <w:rPr>
+                <w:rFonts w:ascii="Tahoma" w:cs="Tahoma" w:eastAsia="Tahoma" w:hAnsi="Tahoma"/>
+                <w:b w:val="false"/>
+                <w:bCs w:val="false"/>
+                <w:color w:val="1F2328"/>
+                <w:sz w:val="21"/>
+                <w:szCs w:val="21"/>
+                <w:rtl/>
+              </w:rPr>
+              <w:t xml:space="preserve">أداة صحة الأجهزة: عرض حي من الرابط، وفحص فعلي كملف محلي على جهاز الشبكة</w:t>
+            </w:r>
+          </w:p>
+        </w:tc>
+      </w:tr>
+      <w:tr>
+        <w:tc>
+          <w:tcPr>
+            <w:tcW w:type="dxa" w:w="3350"/>
+            <w:tcMar>
+              <w:top w:type="dxa" w:w="55"/>
+              <w:left w:type="dxa" w:w="75"/>
+              <w:bottom w:type="dxa" w:w="55"/>
+              <w:right w:type="dxa" w:w="75"/>
+            </w:tcMar>
+          </w:tcPr>
+          <w:p>
+            <w:pPr>
+              <w:bidi/>
+              <w:jc w:val="right"/>
+            </w:pPr>
+            <w:r>
+              <w:rPr>
+                <w:rFonts w:ascii="Consolas" w:cs="Consolas" w:eastAsia="Consolas" w:hAnsi="Consolas"/>
+                <w:b w:val="false"/>
+                <w:bCs w:val="false"/>
+                <w:color w:val="3B2F0E"/>
+                <w:sz w:val="18"/>
+                <w:szCs w:val="18"/>
+                <w:shd w:fill="F3F0E8" w:val="clear"/>
+                <w:rtl w:val="false"/>
+              </w:rPr>
+              <w:t xml:space="preserve">scripts/check-version.mjs</w:t>
+            </w:r>
+          </w:p>
+        </w:tc>
+        <w:tc>
+          <w:tcPr>
+            <w:tcW w:type="dxa" w:w="6010"/>
+            <w:tcMar>
+              <w:top w:type="dxa" w:w="55"/>
+              <w:left w:type="dxa" w:w="75"/>
+              <w:bottom w:type="dxa" w:w="55"/>
+              <w:right w:type="dxa" w:w="75"/>
+            </w:tcMar>
+          </w:tcPr>
+          <w:p>
+            <w:pPr>
+              <w:bidi/>
+              <w:jc w:val="right"/>
+            </w:pPr>
+            <w:r>
+              <w:rPr>
+                <w:rFonts w:ascii="Tahoma" w:cs="Tahoma" w:eastAsia="Tahoma" w:hAnsi="Tahoma"/>
+                <w:b w:val="false"/>
+                <w:bCs w:val="false"/>
+                <w:color w:val="1F2328"/>
+                <w:sz w:val="21"/>
+                <w:szCs w:val="21"/>
+                <w:rtl/>
+              </w:rPr>
+              <w:t xml:space="preserve">الحارس الآلي: يمنع أي نشر لا تتطابق فيه نسخ الملفات الستة، ويفحص توازن أقسام اللوحة وتغطيتها وصيغة كتل الكود وكتلة الأداة ونطاقات الاستدعاء</w:t>
+            </w:r>
+          </w:p>
+        </w:tc>
+      </w:tr>
+      <w:tr>
+        <w:tc>
+          <w:tcPr>
+            <w:tcW w:type="dxa" w:w="3350"/>
+            <w:tcMar>
+              <w:top w:type="dxa" w:w="55"/>
+              <w:left w:type="dxa" w:w="75"/>
+              <w:bottom w:type="dxa" w:w="55"/>
+              <w:right w:type="dxa" w:w="75"/>
+            </w:tcMar>
+          </w:tcPr>
+          <w:p>
+            <w:pPr>
+              <w:bidi/>
+              <w:jc w:val="right"/>
+            </w:pPr>
+            <w:r>
+              <w:rPr>
+                <w:rFonts w:ascii="Consolas" w:cs="Consolas" w:eastAsia="Consolas" w:hAnsi="Consolas"/>
+                <w:b w:val="false"/>
+                <w:bCs w:val="false"/>
+                <w:color w:val="3B2F0E"/>
+                <w:sz w:val="18"/>
+                <w:szCs w:val="18"/>
+                <w:shd w:fill="F3F0E8" w:val="clear"/>
+                <w:rtl w:val="false"/>
+              </w:rPr>
+              <w:t xml:space="preserve">.github/workflows/</w:t>
+            </w:r>
+          </w:p>
+        </w:tc>
+        <w:tc>
+          <w:tcPr>
+            <w:tcW w:type="dxa" w:w="6010"/>
+            <w:tcMar>
+              <w:top w:type="dxa" w:w="55"/>
+              <w:left w:type="dxa" w:w="75"/>
+              <w:bottom w:type="dxa" w:w="55"/>
+              <w:right w:type="dxa" w:w="75"/>
+            </w:tcMar>
+          </w:tcPr>
+          <w:p>
+            <w:pPr>
+              <w:bidi/>
+              <w:jc w:val="right"/>
+            </w:pPr>
+            <w:r>
+              <w:rPr>
+                <w:rFonts w:ascii="Tahoma" w:cs="Tahoma" w:eastAsia="Tahoma" w:hAnsi="Tahoma"/>
+                <w:b w:val="false"/>
+                <w:bCs w:val="false"/>
+                <w:color w:val="1F2328"/>
+                <w:sz w:val="21"/>
+                <w:szCs w:val="21"/>
+                <w:rtl/>
+              </w:rPr>
+              <w:t xml:space="preserve">خطوط الأتمتة: فحص التوثيق مع كل دفعة، نشر القواعد، والنسخ الليلي لقاعدة البيانات (يتطلب ضبط سرّ </w:t>
+            </w:r>
+            <w:r>
+              <w:rPr>
+                <w:rFonts w:ascii="Consolas" w:cs="Consolas" w:eastAsia="Consolas" w:hAnsi="Consolas"/>
+                <w:b w:val="false"/>
+                <w:bCs w:val="false"/>
+                <w:color w:val="3B2F0E"/>
+                <w:sz w:val="18"/>
+                <w:szCs w:val="18"/>
+                <w:shd w:fill="F3F0E8" w:val="clear"/>
+                <w:rtl w:val="false"/>
+              </w:rPr>
+              <w:t xml:space="preserve">BACKUP_KEY</w:t>
+            </w:r>
+            <w:r>
+              <w:rPr>
+                <w:rFonts w:ascii="Tahoma" w:cs="Tahoma" w:eastAsia="Tahoma" w:hAnsi="Tahoma"/>
+                <w:b w:val="false"/>
+                <w:bCs w:val="false"/>
+                <w:color w:val="1F2328"/>
+                <w:sz w:val="21"/>
+                <w:szCs w:val="21"/>
+                <w:rtl/>
+              </w:rPr>
+              <w:t xml:space="preserve"> يدويًا)</w:t>
+            </w:r>
+          </w:p>
+        </w:tc>
+      </w:tr>
+      <w:tr>
+        <w:tc>
+          <w:tcPr>
+            <w:tcW w:type="dxa" w:w="3350"/>
+            <w:tcMar>
+              <w:top w:type="dxa" w:w="55"/>
+              <w:left w:type="dxa" w:w="75"/>
+              <w:bottom w:type="dxa" w:w="55"/>
+              <w:right w:type="dxa" w:w="75"/>
+            </w:tcMar>
+          </w:tcPr>
+          <w:p>
+            <w:pPr>
+              <w:bidi/>
+              <w:jc w:val="right"/>
+            </w:pPr>
+            <w:r>
+              <w:rPr>
+                <w:rFonts w:ascii="Consolas" w:cs="Consolas" w:eastAsia="Consolas" w:hAnsi="Consolas"/>
+                <w:b w:val="false"/>
+                <w:bCs w:val="false"/>
+                <w:color w:val="3B2F0E"/>
+                <w:sz w:val="18"/>
+                <w:szCs w:val="18"/>
+                <w:shd w:fill="F3F0E8" w:val="clear"/>
+                <w:rtl w:val="false"/>
+              </w:rPr>
+              <w:t xml:space="preserve">docs/system.md</w:t>
+            </w:r>
+          </w:p>
+        </w:tc>
+        <w:tc>
+          <w:tcPr>
+            <w:tcW w:type="dxa" w:w="6010"/>
+            <w:tcMar>
+              <w:top w:type="dxa" w:w="55"/>
+              <w:left w:type="dxa" w:w="75"/>
+              <w:bottom w:type="dxa" w:w="55"/>
+              <w:right w:type="dxa" w:w="75"/>
+            </w:tcMar>
+          </w:tcPr>
+          <w:p>
+            <w:pPr>
+              <w:bidi/>
+              <w:jc w:val="right"/>
+            </w:pPr>
+            <w:r>
+              <w:rPr>
+                <w:rFonts w:ascii="Tahoma" w:cs="Tahoma" w:eastAsia="Tahoma" w:hAnsi="Tahoma"/>
+                <w:b w:val="false"/>
+                <w:bCs w:val="false"/>
+                <w:color w:val="1F2328"/>
+                <w:sz w:val="21"/>
+                <w:szCs w:val="21"/>
+                <w:rtl/>
+              </w:rPr>
+              <w:t xml:space="preserve">سجل الإصدارات الكامل: صفٌّ لكل نسخة بجذر كل عطل وقراره — ذاكرة المشروع المؤسسية</w:t>
+            </w:r>
+          </w:p>
+        </w:tc>
+      </w:tr>
+      <w:tr>
+        <w:tc>
+          <w:tcPr>
+            <w:tcW w:type="dxa" w:w="3350"/>
+            <w:tcMar>
+              <w:top w:type="dxa" w:w="55"/>
+              <w:left w:type="dxa" w:w="75"/>
+              <w:bottom w:type="dxa" w:w="55"/>
+              <w:right w:type="dxa" w:w="75"/>
+            </w:tcMar>
+          </w:tcPr>
+          <w:p>
+            <w:pPr>
+              <w:bidi/>
+              <w:jc w:val="right"/>
+            </w:pPr>
+            <w:r>
+              <w:rPr>
+                <w:rFonts w:ascii="Consolas" w:cs="Consolas" w:eastAsia="Consolas" w:hAnsi="Consolas"/>
+                <w:b w:val="false"/>
+                <w:bCs w:val="false"/>
+                <w:color w:val="3B2F0E"/>
+                <w:sz w:val="18"/>
+                <w:szCs w:val="18"/>
+                <w:shd w:fill="F3F0E8" w:val="clear"/>
+                <w:rtl w:val="false"/>
+              </w:rPr>
+              <w:t xml:space="preserve">docs/product.md</w:t>
+            </w:r>
+          </w:p>
+        </w:tc>
+        <w:tc>
+          <w:tcPr>
+            <w:tcW w:type="dxa" w:w="6010"/>
+            <w:tcMar>
+              <w:top w:type="dxa" w:w="55"/>
+              <w:left w:type="dxa" w:w="75"/>
+              <w:bottom w:type="dxa" w:w="55"/>
+              <w:right w:type="dxa" w:w="75"/>
+            </w:tcMar>
+          </w:tcPr>
+          <w:p>
+            <w:pPr>
+              <w:bidi/>
+              <w:jc w:val="right"/>
+            </w:pPr>
+            <w:r>
+              <w:rPr>
+                <w:rFonts w:ascii="Tahoma" w:cs="Tahoma" w:eastAsia="Tahoma" w:hAnsi="Tahoma"/>
+                <w:b w:val="false"/>
+                <w:bCs w:val="false"/>
+                <w:color w:val="1F2328"/>
+                <w:sz w:val="21"/>
+                <w:szCs w:val="21"/>
+                <w:rtl/>
+              </w:rPr>
+              <w:t xml:space="preserve">وثيقة المنتج: الرؤية والأدوار ودورة الحياة وخارطة الطريق بأولوياتها</w:t>
+            </w:r>
+          </w:p>
+        </w:tc>
+      </w:tr>
+      <w:tr>
+        <w:tc>
+          <w:tcPr>
+            <w:tcW w:type="dxa" w:w="3350"/>
+            <w:tcMar>
+              <w:top w:type="dxa" w:w="55"/>
+              <w:left w:type="dxa" w:w="75"/>
+              <w:bottom w:type="dxa" w:w="55"/>
+              <w:right w:type="dxa" w:w="75"/>
+            </w:tcMar>
+          </w:tcPr>
+          <w:p>
+            <w:pPr>
+              <w:bidi/>
+              <w:jc w:val="right"/>
+            </w:pPr>
+            <w:r>
+              <w:rPr>
+                <w:rFonts w:ascii="Consolas" w:cs="Consolas" w:eastAsia="Consolas" w:hAnsi="Consolas"/>
+                <w:b w:val="false"/>
+                <w:bCs w:val="false"/>
+                <w:color w:val="3B2F0E"/>
+                <w:sz w:val="18"/>
+                <w:szCs w:val="18"/>
+                <w:shd w:fill="F3F0E8" w:val="clear"/>
+                <w:rtl w:val="false"/>
+              </w:rPr>
+              <w:t xml:space="preserve">docs/nusuk-tech-spec.docx</w:t>
+            </w:r>
+          </w:p>
+        </w:tc>
+        <w:tc>
+          <w:tcPr>
+            <w:tcW w:type="dxa" w:w="6010"/>
+            <w:tcMar>
+              <w:top w:type="dxa" w:w="55"/>
+              <w:left w:type="dxa" w:w="75"/>
+              <w:bottom w:type="dxa" w:w="55"/>
+              <w:right w:type="dxa" w:w="75"/>
+            </w:tcMar>
+          </w:tcPr>
+          <w:p>
+            <w:pPr>
+              <w:bidi/>
+              <w:jc w:val="right"/>
+            </w:pPr>
+            <w:r>
+              <w:rPr>
+                <w:rFonts w:ascii="Tahoma" w:cs="Tahoma" w:eastAsia="Tahoma" w:hAnsi="Tahoma"/>
+                <w:b w:val="false"/>
+                <w:bCs w:val="false"/>
+                <w:color w:val="1F2328"/>
+                <w:sz w:val="21"/>
+                <w:szCs w:val="21"/>
+                <w:rtl/>
+              </w:rPr>
+              <w:t xml:space="preserve">المواصفة التقنية لفريق التطوير: المعمارية ونموذج البيانات والمزامنة والأمن والقيود المعلنة</w:t>
+            </w:r>
+          </w:p>
+        </w:tc>
+      </w:tr>
+      <w:tr>
+        <w:tc>
+          <w:tcPr>
+            <w:tcW w:type="dxa" w:w="3350"/>
+            <w:tcMar>
+              <w:top w:type="dxa" w:w="55"/>
+              <w:left w:type="dxa" w:w="75"/>
+              <w:bottom w:type="dxa" w:w="55"/>
+              <w:right w:type="dxa" w:w="75"/>
+            </w:tcMar>
+          </w:tcPr>
+          <w:p>
+            <w:pPr>
+              <w:bidi/>
+              <w:jc w:val="right"/>
+            </w:pPr>
+            <w:r>
+              <w:rPr>
+                <w:rFonts w:ascii="Consolas" w:cs="Consolas" w:eastAsia="Consolas" w:hAnsi="Consolas"/>
+                <w:b w:val="false"/>
+                <w:bCs w:val="false"/>
+                <w:color w:val="3B2F0E"/>
+                <w:sz w:val="18"/>
+                <w:szCs w:val="18"/>
+                <w:shd w:fill="F3F0E8" w:val="clear"/>
+                <w:rtl w:val="false"/>
+              </w:rPr>
+              <w:t xml:space="preserve">docs/nusuk-product-owner.docx</w:t>
+            </w:r>
+          </w:p>
+        </w:tc>
+        <w:tc>
+          <w:tcPr>
+            <w:tcW w:type="dxa" w:w="6010"/>
+            <w:tcMar>
+              <w:top w:type="dxa" w:w="55"/>
+              <w:left w:type="dxa" w:w="75"/>
+              <w:bottom w:type="dxa" w:w="55"/>
+              <w:right w:type="dxa" w:w="75"/>
+            </w:tcMar>
+          </w:tcPr>
+          <w:p>
+            <w:pPr>
+              <w:bidi/>
+              <w:jc w:val="right"/>
+            </w:pPr>
+            <w:r>
+              <w:rPr>
+                <w:rFonts w:ascii="Tahoma" w:cs="Tahoma" w:eastAsia="Tahoma" w:hAnsi="Tahoma"/>
+                <w:b w:val="false"/>
+                <w:bCs w:val="false"/>
+                <w:color w:val="1F2328"/>
+                <w:sz w:val="21"/>
+                <w:szCs w:val="21"/>
+                <w:rtl/>
+              </w:rPr>
+              <w:t xml:space="preserve">وثيقة مالك المنتج للإدارة: الأعمال والقيمة والمؤشرات والمخاطر</w:t>
+            </w:r>
+          </w:p>
+        </w:tc>
+      </w:tr>
+      <w:tr>
+        <w:tc>
+          <w:tcPr>
+            <w:tcW w:type="dxa" w:w="3350"/>
+            <w:tcMar>
+              <w:top w:type="dxa" w:w="55"/>
+              <w:left w:type="dxa" w:w="75"/>
+              <w:bottom w:type="dxa" w:w="55"/>
+              <w:right w:type="dxa" w:w="75"/>
+            </w:tcMar>
+          </w:tcPr>
+          <w:p>
+            <w:pPr>
+              <w:bidi/>
+              <w:jc w:val="right"/>
+            </w:pPr>
+            <w:r>
+              <w:rPr>
+                <w:rFonts w:ascii="Consolas" w:cs="Consolas" w:eastAsia="Consolas" w:hAnsi="Consolas"/>
+                <w:b w:val="false"/>
+                <w:bCs w:val="false"/>
+                <w:color w:val="3B2F0E"/>
+                <w:sz w:val="18"/>
+                <w:szCs w:val="18"/>
+                <w:shd w:fill="F3F0E8" w:val="clear"/>
+                <w:rtl w:val="false"/>
+              </w:rPr>
+              <w:t xml:space="preserve">docs/nusuk-guide.docx / .pdf</w:t>
+            </w:r>
+          </w:p>
+        </w:tc>
+        <w:tc>
+          <w:tcPr>
+            <w:tcW w:type="dxa" w:w="6010"/>
+            <w:tcMar>
+              <w:top w:type="dxa" w:w="55"/>
+              <w:left w:type="dxa" w:w="75"/>
+              <w:bottom w:type="dxa" w:w="55"/>
+              <w:right w:type="dxa" w:w="75"/>
+            </w:tcMar>
+          </w:tcPr>
+          <w:p>
+            <w:pPr>
+              <w:bidi/>
+              <w:jc w:val="right"/>
+            </w:pPr>
+            <w:r>
+              <w:rPr>
+                <w:rFonts w:ascii="Tahoma" w:cs="Tahoma" w:eastAsia="Tahoma" w:hAnsi="Tahoma"/>
+                <w:b w:val="false"/>
+                <w:bCs w:val="false"/>
+                <w:color w:val="1F2328"/>
+                <w:sz w:val="21"/>
+                <w:szCs w:val="21"/>
+                <w:rtl/>
+              </w:rPr>
+              <w:t xml:space="preserve">هذا الدليل — يُعاد توليده بالمحتوى مع كل موجة ميزات لا بختم الرقم فقط</w:t>
+            </w:r>
+          </w:p>
+        </w:tc>
+      </w:tr>
+      <w:tr>
+        <w:tc>
+          <w:tcPr>
+            <w:tcW w:type="dxa" w:w="3350"/>
+            <w:tcMar>
+              <w:top w:type="dxa" w:w="55"/>
+              <w:left w:type="dxa" w:w="75"/>
+              <w:bottom w:type="dxa" w:w="55"/>
+              <w:right w:type="dxa" w:w="75"/>
+            </w:tcMar>
+          </w:tcPr>
+          <w:p>
+            <w:pPr>
+              <w:bidi/>
+              <w:jc w:val="right"/>
+            </w:pPr>
+            <w:r>
+              <w:rPr>
+                <w:rFonts w:ascii="Consolas" w:cs="Consolas" w:eastAsia="Consolas" w:hAnsi="Consolas"/>
+                <w:b w:val="false"/>
+                <w:bCs w:val="false"/>
+                <w:color w:val="3B2F0E"/>
+                <w:sz w:val="18"/>
+                <w:szCs w:val="18"/>
+                <w:shd w:fill="F3F0E8" w:val="clear"/>
+                <w:rtl w:val="false"/>
+              </w:rPr>
+              <w:t xml:space="preserve">docs/nusuk-user-manual.docx / .pdf</w:t>
+            </w:r>
+          </w:p>
+        </w:tc>
+        <w:tc>
+          <w:tcPr>
+            <w:tcW w:type="dxa" w:w="6010"/>
+            <w:tcMar>
+              <w:top w:type="dxa" w:w="55"/>
+              <w:left w:type="dxa" w:w="75"/>
+              <w:bottom w:type="dxa" w:w="55"/>
+              <w:right w:type="dxa" w:w="75"/>
+            </w:tcMar>
+          </w:tcPr>
+          <w:p>
+            <w:pPr>
+              <w:bidi/>
+              <w:jc w:val="right"/>
+            </w:pPr>
+            <w:r>
+              <w:rPr>
+                <w:rFonts w:ascii="Tahoma" w:cs="Tahoma" w:eastAsia="Tahoma" w:hAnsi="Tahoma"/>
+                <w:b w:val="false"/>
+                <w:bCs w:val="false"/>
+                <w:color w:val="1F2328"/>
+                <w:sz w:val="21"/>
+                <w:szCs w:val="21"/>
+                <w:rtl/>
+              </w:rPr>
+              <w:t xml:space="preserve">دليل الاستخدام بفصلٍ لكل دور خطوةً خطوة</w:t>
+            </w:r>
+          </w:p>
+        </w:tc>
+      </w:tr>
+      <w:tr>
+        <w:tc>
+          <w:tcPr>
+            <w:tcW w:type="dxa" w:w="3350"/>
+            <w:tcMar>
+              <w:top w:type="dxa" w:w="55"/>
+              <w:left w:type="dxa" w:w="75"/>
+              <w:bottom w:type="dxa" w:w="55"/>
+              <w:right w:type="dxa" w:w="75"/>
+            </w:tcMar>
+          </w:tcPr>
+          <w:p>
+            <w:pPr>
+              <w:bidi/>
+              <w:jc w:val="right"/>
+            </w:pPr>
+            <w:r>
+              <w:rPr>
+                <w:rFonts w:ascii="Consolas" w:cs="Consolas" w:eastAsia="Consolas" w:hAnsi="Consolas"/>
+                <w:b w:val="false"/>
+                <w:bCs w:val="false"/>
+                <w:color w:val="3B2F0E"/>
+                <w:sz w:val="18"/>
+                <w:szCs w:val="18"/>
+                <w:shd w:fill="F3F0E8" w:val="clear"/>
+                <w:rtl w:val="false"/>
+              </w:rPr>
+              <w:t xml:space="preserve">docs/api-schema.json</w:t>
+            </w:r>
+          </w:p>
+        </w:tc>
+        <w:tc>
+          <w:tcPr>
+            <w:tcW w:type="dxa" w:w="6010"/>
+            <w:tcMar>
+              <w:top w:type="dxa" w:w="55"/>
+              <w:left w:type="dxa" w:w="75"/>
+              <w:bottom w:type="dxa" w:w="55"/>
+              <w:right w:type="dxa" w:w="75"/>
+            </w:tcMar>
+          </w:tcPr>
+          <w:p>
+            <w:pPr>
+              <w:bidi/>
+              <w:jc w:val="right"/>
+            </w:pPr>
+            <w:r>
+              <w:rPr>
+                <w:rFonts w:ascii="Tahoma" w:cs="Tahoma" w:eastAsia="Tahoma" w:hAnsi="Tahoma"/>
+                <w:b w:val="false"/>
+                <w:bCs w:val="false"/>
+                <w:color w:val="1F2328"/>
+                <w:sz w:val="21"/>
+                <w:szCs w:val="21"/>
+                <w:rtl/>
+              </w:rPr>
+              <w:t xml:space="preserve">ملف الواجهات للتكامل الخارجي، بمخطط البيانات وسجل نسخ آلي</w:t>
+            </w:r>
+          </w:p>
+        </w:tc>
+      </w:tr>
+      <w:tr>
+        <w:tc>
+          <w:tcPr>
+            <w:tcW w:type="dxa" w:w="3350"/>
+            <w:tcMar>
+              <w:top w:type="dxa" w:w="55"/>
+              <w:left w:type="dxa" w:w="75"/>
+              <w:bottom w:type="dxa" w:w="55"/>
+              <w:right w:type="dxa" w:w="75"/>
+            </w:tcMar>
+          </w:tcPr>
+          <w:p>
+            <w:pPr>
+              <w:bidi/>
+              <w:jc w:val="right"/>
+            </w:pPr>
+            <w:r>
+              <w:rPr>
+                <w:rFonts w:ascii="Consolas" w:cs="Consolas" w:eastAsia="Consolas" w:hAnsi="Consolas"/>
+                <w:b w:val="false"/>
+                <w:bCs w:val="false"/>
+                <w:color w:val="3B2F0E"/>
+                <w:sz w:val="18"/>
+                <w:szCs w:val="18"/>
+                <w:shd w:fill="F3F0E8" w:val="clear"/>
+                <w:rtl w:val="false"/>
+              </w:rPr>
+              <w:t xml:space="preserve">docs/afaqy-api.md</w:t>
+            </w:r>
+          </w:p>
+        </w:tc>
+        <w:tc>
+          <w:tcPr>
+            <w:tcW w:type="dxa" w:w="6010"/>
+            <w:tcMar>
+              <w:top w:type="dxa" w:w="55"/>
+              <w:left w:type="dxa" w:w="75"/>
+              <w:bottom w:type="dxa" w:w="55"/>
+              <w:right w:type="dxa" w:w="75"/>
+            </w:tcMar>
+          </w:tcPr>
+          <w:p>
+            <w:pPr>
+              <w:bidi/>
+              <w:jc w:val="right"/>
+            </w:pPr>
+            <w:r>
+              <w:rPr>
+                <w:rFonts w:ascii="Tahoma" w:cs="Tahoma" w:eastAsia="Tahoma" w:hAnsi="Tahoma"/>
+                <w:b w:val="false"/>
+                <w:bCs w:val="false"/>
+                <w:color w:val="1F2328"/>
+                <w:sz w:val="21"/>
+                <w:szCs w:val="21"/>
+                <w:rtl/>
+              </w:rPr>
+              <w:t xml:space="preserve">المرجع الحي لواجهات أفاقي — يُقرأ ويُحدَّث قبل أي عمل تكامل</w:t>
+            </w:r>
+          </w:p>
+        </w:tc>
+      </w:tr>
+      <w:tr>
+        <w:tc>
+          <w:tcPr>
+            <w:tcW w:type="dxa" w:w="3350"/>
+            <w:tcMar>
+              <w:top w:type="dxa" w:w="55"/>
+              <w:left w:type="dxa" w:w="75"/>
+              <w:bottom w:type="dxa" w:w="55"/>
+              <w:right w:type="dxa" w:w="75"/>
+            </w:tcMar>
+          </w:tcPr>
+          <w:p>
+            <w:pPr>
+              <w:bidi/>
+              <w:jc w:val="right"/>
+            </w:pPr>
+            <w:r>
+              <w:rPr>
+                <w:rFonts w:ascii="Consolas" w:cs="Consolas" w:eastAsia="Consolas" w:hAnsi="Consolas"/>
+                <w:b w:val="false"/>
+                <w:bCs w:val="false"/>
+                <w:color w:val="3B2F0E"/>
+                <w:sz w:val="18"/>
+                <w:szCs w:val="18"/>
+                <w:shd w:fill="F3F0E8" w:val="clear"/>
+                <w:rtl w:val="false"/>
+              </w:rPr>
+              <w:t xml:space="preserve">tools/claude-skill/</w:t>
+            </w:r>
+          </w:p>
+        </w:tc>
+        <w:tc>
+          <w:tcPr>
+            <w:tcW w:type="dxa" w:w="6010"/>
+            <w:tcMar>
+              <w:top w:type="dxa" w:w="55"/>
+              <w:left w:type="dxa" w:w="75"/>
+              <w:bottom w:type="dxa" w:w="55"/>
+              <w:right w:type="dxa" w:w="75"/>
+            </w:tcMar>
+          </w:tcPr>
+          <w:p>
+            <w:pPr>
+              <w:bidi/>
+              <w:jc w:val="right"/>
+            </w:pPr>
+            <w:r>
+              <w:rPr>
+                <w:rFonts w:ascii="Tahoma" w:cs="Tahoma" w:eastAsia="Tahoma" w:hAnsi="Tahoma"/>
+                <w:b w:val="false"/>
+                <w:bCs w:val="false"/>
+                <w:color w:val="1F2328"/>
+                <w:sz w:val="21"/>
+                <w:szCs w:val="21"/>
+                <w:rtl/>
+              </w:rPr>
+              <w:t xml:space="preserve">مهارات العمل الخمس: دستور الإصدار، ومدير المشروع، ومالك المنتج، والمبرمج الكامل، ومهندس الكهرباء</w:t>
+            </w:r>
+          </w:p>
+        </w:tc>
+      </w:tr>
+      <w:tr>
+        <w:tc>
+          <w:tcPr>
+            <w:tcW w:type="dxa" w:w="3350"/>
+            <w:tcMar>
+              <w:top w:type="dxa" w:w="55"/>
+              <w:left w:type="dxa" w:w="75"/>
+              <w:bottom w:type="dxa" w:w="55"/>
+              <w:right w:type="dxa" w:w="75"/>
+            </w:tcMar>
+          </w:tcPr>
+          <w:p>
+            <w:pPr>
+              <w:bidi/>
+              <w:jc w:val="right"/>
+            </w:pPr>
+            <w:r>
+              <w:rPr>
+                <w:rFonts w:ascii="Consolas" w:cs="Consolas" w:eastAsia="Consolas" w:hAnsi="Consolas"/>
+                <w:b w:val="false"/>
+                <w:bCs w:val="false"/>
+                <w:color w:val="3B2F0E"/>
+                <w:sz w:val="18"/>
+                <w:szCs w:val="18"/>
+                <w:shd w:fill="F3F0E8" w:val="clear"/>
+                <w:rtl w:val="false"/>
+              </w:rPr>
+              <w:t xml:space="preserve">.gitignore</w:t>
+            </w:r>
+          </w:p>
+        </w:tc>
+        <w:tc>
+          <w:tcPr>
+            <w:tcW w:type="dxa" w:w="6010"/>
+            <w:tcMar>
+              <w:top w:type="dxa" w:w="55"/>
+              <w:left w:type="dxa" w:w="75"/>
+              <w:bottom w:type="dxa" w:w="55"/>
+              <w:right w:type="dxa" w:w="75"/>
+            </w:tcMar>
+          </w:tcPr>
+          <w:p>
+            <w:pPr>
+              <w:bidi/>
+              <w:jc w:val="right"/>
+            </w:pPr>
+            <w:r>
+              <w:rPr>
+                <w:rFonts w:ascii="Tahoma" w:cs="Tahoma" w:eastAsia="Tahoma" w:hAnsi="Tahoma"/>
+                <w:b w:val="false"/>
+                <w:bCs w:val="false"/>
+                <w:color w:val="1F2328"/>
+                <w:sz w:val="21"/>
+                <w:szCs w:val="21"/>
+                <w:rtl/>
+              </w:rPr>
+              <w:t xml:space="preserve">يمنع دخول ملفات توقيع أندرويد والحزم للمستودع العام نهائيًا</w:t>
+            </w:r>
+          </w:p>
+        </w:tc>
+      </w:tr>
+    </w:tbl>
+    <w:p>
+      <w:pPr>
+        <w:pStyle w:val="Heading1"/>
+        <w:bidi/>
+        <w:spacing w:after="140" w:before="280"/>
+        <w:jc w:val="right"/>
+      </w:pPr>
+      <w:r>
+        <w:rPr>
+          <w:rFonts w:ascii="Tahoma" w:cs="Tahoma" w:eastAsia="Tahoma" w:hAnsi="Tahoma"/>
+          <w:b/>
+          <w:bCs/>
+          <w:color w:val="8C6D1F"/>
+          <w:sz w:val="28"/>
+          <w:szCs w:val="28"/>
+          <w:rtl/>
+        </w:rPr>
+        <w:t xml:space="preserve">١١. أسئلة الميدان الشائعة</w:t>
       </w:r>
     </w:p>
     <w:p>
@@ -1505,9 +6910,21 @@
           <w:numId w:val="2"/>
         </w:numPr>
         <w:bidi/>
-        <w:spacing w:after="70" w:line="280"/>
+        <w:spacing w:after="65" w:line="280"/>
         <w:jc w:val="right"/>
       </w:pPr>
+      <w:r>
+        <w:rPr>
+          <w:rFonts w:ascii="Tahoma" w:cs="Tahoma" w:eastAsia="Tahoma" w:hAnsi="Tahoma"/>
+          <w:b/>
+          <w:bCs/>
+          <w:color w:val="1F2328"/>
+          <w:sz w:val="21"/>
+          <w:szCs w:val="21"/>
+          <w:rtl/>
+        </w:rPr>
+        <w:t xml:space="preserve">«التطبيق قديم النسخة»: </w:t>
+      </w:r>
       <w:r>
         <w:rPr>
           <w:rFonts w:ascii="Tahoma" w:cs="Tahoma" w:eastAsia="Tahoma" w:hAnsi="Tahoma"/>
@@ -1518,7 +6935,7 @@
           <w:szCs w:val="21"/>
           <w:rtl/>
         </w:rPr>
-        <w:t xml:space="preserve">ثلاث لغات (عربية/إنجليزية/أردية): واجهات الميدان والمشترك مترجمة بالكامل، ومحررات الإدارة وحواراتها عربية بقرار، والأسماء الميدانية بيانات تبقى عربية، وخيارات القوائم لا تُترجم لأن نصّها هو القيمة المخزّنة.</w:t>
+        <w:t xml:space="preserve">اضغط رقم النسخة أعلى الشاشة، أو أغلق التطبيق تمامًا وافتحه مرتين — ولا تمسح بيانات الموقع من المتصفح أبدًا فذلك يمحو العمل المحلي.</w:t>
       </w:r>
     </w:p>
     <w:p>
@@ -1529,9 +6946,21 @@
           <w:numId w:val="2"/>
         </w:numPr>
         <w:bidi/>
-        <w:spacing w:after="70" w:line="280"/>
+        <w:spacing w:after="65" w:line="280"/>
         <w:jc w:val="right"/>
       </w:pPr>
+      <w:r>
+        <w:rPr>
+          <w:rFonts w:ascii="Tahoma" w:cs="Tahoma" w:eastAsia="Tahoma" w:hAnsi="Tahoma"/>
+          <w:b/>
+          <w:bCs/>
+          <w:color w:val="1F2328"/>
+          <w:sz w:val="21"/>
+          <w:szCs w:val="21"/>
+          <w:rtl/>
+        </w:rPr>
+        <w:t xml:space="preserve">«الأداة تُظهر الكل منقطعًا فورًا»: </w:t>
+      </w:r>
       <w:r>
         <w:rPr>
           <w:rFonts w:ascii="Tahoma" w:cs="Tahoma" w:eastAsia="Tahoma" w:hAnsi="Tahoma"/>
@@ -1542,14 +6971,18 @@
           <w:szCs w:val="21"/>
           <w:rtl/>
         </w:rPr>
-        <w:t xml:space="preserve">الحذف في قاعدة البيانات للإدارة وحدها؛ سجلّا الأحداث وانتقالات الصحة إلحاقيان لا يُعدَّلان؛ وكل صفحة تُفتح في تبويب لها ✕ ورجوع.</w:t>
+        <w:t xml:space="preserve">جهازك خارج شبكة الميدان — هذه بصمة حارس العاصفة، ولم تُكتب نتائج ولم تُطلق إنذارات.</w:t>
       </w:r>
     </w:p>
     <w:p>
       <w:pPr>
-        <w:pStyle w:val="Heading1"/>
+        <w:pStyle w:val="ListParagraph"/>
+        <w:numPr>
+          <w:ilvl w:val="0"/>
+          <w:numId w:val="2"/>
+        </w:numPr>
         <w:bidi/>
-        <w:spacing w:after="140" w:before="280"/>
+        <w:spacing w:after="65" w:line="280"/>
         <w:jc w:val="right"/>
       </w:pPr>
       <w:r>
@@ -1557,20 +6990,13 @@
           <w:rFonts w:ascii="Tahoma" w:cs="Tahoma" w:eastAsia="Tahoma" w:hAnsi="Tahoma"/>
           <w:b/>
           <w:bCs/>
-          <w:color w:val="8C6D1F"/>
-          <w:sz w:val="28"/>
-          <w:szCs w:val="28"/>
+          <w:color w:val="1F2328"/>
+          <w:sz w:val="21"/>
+          <w:szCs w:val="21"/>
           <w:rtl/>
         </w:rPr>
-        <w:t xml:space="preserve">١١. التحديث والنسخ الاحتياطي</w:t>
-      </w:r>
-    </w:p>
-    <w:p>
-      <w:pPr>
-        <w:bidi/>
-        <w:spacing w:after="110" w:line="290"/>
-        <w:jc w:val="right"/>
-      </w:pPr>
+        <w:t xml:space="preserve">«لا أرى زرًّا يراه زميلي»: </w:t>
+      </w:r>
       <w:r>
         <w:rPr>
           <w:rFonts w:ascii="Tahoma" w:cs="Tahoma" w:eastAsia="Tahoma" w:hAnsi="Tahoma"/>
@@ -1581,13 +7007,85 @@
           <w:szCs w:val="21"/>
           <w:rtl/>
         </w:rPr>
-        <w:t xml:space="preserve">التطبيق يحدّث نفسه، والضغط على رقم النسخة أعلى الشاشة يفحص التحديث فورًا لأي دور. النسخة الاحتياطية الكاملة ودمج نسخة زميل (الأحدث يكسب مع حفظ سجلّ الطرفين) أدوات إدارة. تحذير ثابت: لا تُمسح بيانات الموقع من إعدادات المتصفح — تمحو العمل المحلي غير المرفوع.</w:t>
+        <w:t xml:space="preserve">الأزرار تُعرض بالدور: الاعتمادات والإسناد والتصدير الشامل للإدارة، والحساسة مقفولة افتراضيًا.</w:t>
+      </w:r>
+    </w:p>
+    <w:p>
+      <w:pPr>
+        <w:pStyle w:val="ListParagraph"/>
+        <w:numPr>
+          <w:ilvl w:val="0"/>
+          <w:numId w:val="2"/>
+        </w:numPr>
+        <w:bidi/>
+        <w:spacing w:after="65" w:line="280"/>
+        <w:jc w:val="right"/>
+      </w:pPr>
+      <w:r>
+        <w:rPr>
+          <w:rFonts w:ascii="Tahoma" w:cs="Tahoma" w:eastAsia="Tahoma" w:hAnsi="Tahoma"/>
+          <w:b/>
+          <w:bCs/>
+          <w:color w:val="1F2328"/>
+          <w:sz w:val="21"/>
+          <w:szCs w:val="21"/>
+          <w:rtl/>
+        </w:rPr>
+        <w:t xml:space="preserve">«رفض حفظ الشاخص أو الشركة»: </w:t>
+      </w:r>
+      <w:r>
+        <w:rPr>
+          <w:rFonts w:ascii="Tahoma" w:cs="Tahoma" w:eastAsia="Tahoma" w:hAnsi="Tahoma"/>
+          <w:b w:val="false"/>
+          <w:bCs w:val="false"/>
+          <w:color w:val="1F2328"/>
+          <w:sz w:val="21"/>
+          <w:szCs w:val="21"/>
+          <w:rtl/>
+        </w:rPr>
+        <w:t xml:space="preserve">الشاخص رقم/رقم حصرًا، والشركة من القائمة — أو أرسل طلب إضافتها من داخلها.</w:t>
+      </w:r>
+    </w:p>
+    <w:p>
+      <w:pPr>
+        <w:pStyle w:val="ListParagraph"/>
+        <w:numPr>
+          <w:ilvl w:val="0"/>
+          <w:numId w:val="2"/>
+        </w:numPr>
+        <w:bidi/>
+        <w:spacing w:after="65" w:line="280"/>
+        <w:jc w:val="right"/>
+      </w:pPr>
+      <w:r>
+        <w:rPr>
+          <w:rFonts w:ascii="Tahoma" w:cs="Tahoma" w:eastAsia="Tahoma" w:hAnsi="Tahoma"/>
+          <w:b/>
+          <w:bCs/>
+          <w:color w:val="1F2328"/>
+          <w:sz w:val="21"/>
+          <w:szCs w:val="21"/>
+          <w:rtl/>
+        </w:rPr>
+        <w:t xml:space="preserve">«عملت بلا شبكة — أين شغلي؟»: </w:t>
+      </w:r>
+      <w:r>
+        <w:rPr>
+          <w:rFonts w:ascii="Tahoma" w:cs="Tahoma" w:eastAsia="Tahoma" w:hAnsi="Tahoma"/>
+          <w:b w:val="false"/>
+          <w:bCs w:val="false"/>
+          <w:color w:val="1F2328"/>
+          <w:sz w:val="21"/>
+          <w:szCs w:val="21"/>
+          <w:rtl/>
+        </w:rPr>
+        <w:t xml:space="preserve">محفوظ على جهازك وسيُرفع تلقائيًا؛ راقب «حالة الرفع» في الأدوات، وسترى «كل ما على الجهاز مرفوع».</w:t>
       </w:r>
     </w:p>
     <w:p>
       <w:pPr>
         <w:bidi/>
-        <w:spacing w:after="200" w:line="290"/>
+        <w:spacing w:after="180" w:line="290"/>
         <w:jc w:val="right"/>
       </w:pPr>
       <w:r>
@@ -1614,11 +7112,11 @@
           <w:b w:val="false"/>
           <w:bCs w:val="false"/>
           <w:color w:val="5A6068"/>
-          <w:sz w:val="17"/>
-          <w:szCs w:val="17"/>
+          <w:sz w:val="16"/>
+          <w:szCs w:val="16"/>
           <w:rtl/>
         </w:rPr>
-        <w:t xml:space="preserve">— المرجع التفصيلي للمطورين: docs/nusuk-tech-spec.docx · سجل الإصدارات: docs/system.md —</w:t>
+        <w:t xml:space="preserve">— دليل الاستخدام بفصول الأدوار: docs/nusuk-user-manual.docx · المواصفة التقنية: docs/nusuk-tech-spec.docx —</w:t>
       </w:r>
     </w:p>
     <w:sectPr>
